--- a/downloads/student/ai-4-week-20.docx
+++ b/downloads/student/ai-4-week-20.docx
@@ -1702,6 +1702,16 @@
     <w:p>
       <w:r>
         <w:t>Mean and median have different loss properties, but their held-out performance depends on the particular evaluation cases.</w:t>
+      </w:r>
+    </w:p>
+    <w:p>
+      <w:r>
+        <w:t>Read the labelled picture: Does either original baseline win under evaluation MAE? Point to the relevant step in the picture, then write the changed result and the rule or evidence that supports it.</w:t>
+      </w:r>
+    </w:p>
+    <w:p>
+      <w:r>
+        <w:t>Change one thing: Replace training 20 with 8 while keeping evaluation unchanged. Predict the result before checking the explanation. What remains the same?</w:t>
       </w:r>
     </w:p>
     <w:p>
@@ -3557,6 +3567,187 @@
     <w:p>
       <w:r>
         <w:t>Attempt the independent case before hints. Record whether you worked alone, used a hint or followed a model. After feedback, fix the first unsupported step and explain why it changed. A later check uses a changed case, not a copied answer.</w:t>
+      </w:r>
+    </w:p>
+    <w:p>
+      <w:pPr>
+        <w:pStyle w:val="Heading1"/>
+      </w:pPr>
+      <w:r>
+        <w:t>15. Your lesson route</w:t>
+      </w:r>
+    </w:p>
+    <w:p>
+      <w:r>
+        <w:t>Start with this question: Fit two constant height baselines and compare them on held-out examples.</w:t>
+      </w:r>
+    </w:p>
+    <w:tbl>
+      <w:tblPr>
+        <w:tblStyle w:val="LightShading-Accent1"/>
+        <w:tblW w:type="auto" w:w="0"/>
+        <w:tblLook w:firstColumn="1" w:firstRow="1" w:lastColumn="0" w:lastRow="0" w:noHBand="0" w:noVBand="1" w:val="04A0"/>
+      </w:tblPr>
+      <w:tblGrid>
+        <w:gridCol w:w="5112"/>
+        <w:gridCol w:w="5112"/>
+      </w:tblGrid>
+      <w:tr>
+        <w:trPr>
+          <w:tblHeader/>
+        </w:trPr>
+        <w:tc>
+          <w:tcPr>
+            <w:tcW w:type="dxa" w:w="5112"/>
+          </w:tcPr>
+          <w:p>
+            <w:r>
+              <w:t>By the end, I can</w:t>
+            </w:r>
+          </w:p>
+        </w:tc>
+        <w:tc>
+          <w:tcPr>
+            <w:tcW w:type="dxa" w:w="5112"/>
+          </w:tcPr>
+          <w:p>
+            <w:r>
+              <w:t>How I will show it</w:t>
+            </w:r>
+          </w:p>
+        </w:tc>
+      </w:tr>
+      <w:tr>
+        <w:tc>
+          <w:tcPr>
+            <w:tcW w:type="dxa" w:w="5112"/>
+          </w:tcPr>
+          <w:p>
+            <w:r>
+              <w:t>Fit mean and median constant baselines on training targets</w:t>
+            </w:r>
+          </w:p>
+        </w:tc>
+        <w:tc>
+          <w:tcPr>
+            <w:tcW w:type="dxa" w:w="5112"/>
+          </w:tcPr>
+          <w:p>
+            <w:r>
+              <w:t>Explain the deciding step, show a trace or test, and state one limit.</w:t>
+            </w:r>
+          </w:p>
+        </w:tc>
+      </w:tr>
+      <w:tr>
+        <w:tc>
+          <w:tcPr>
+            <w:tcW w:type="dxa" w:w="5112"/>
+          </w:tcPr>
+          <w:p>
+            <w:r>
+              <w:t>Compare constant predictions on separate records</w:t>
+            </w:r>
+          </w:p>
+        </w:tc>
+        <w:tc>
+          <w:tcPr>
+            <w:tcW w:type="dxa" w:w="5112"/>
+          </w:tcPr>
+          <w:p>
+            <w:r>
+              <w:t>Explain the deciding step, show a trace or test, and state one limit.</w:t>
+            </w:r>
+          </w:p>
+        </w:tc>
+      </w:tr>
+      <w:tr>
+        <w:tc>
+          <w:tcPr>
+            <w:tcW w:type="dxa" w:w="5112"/>
+          </w:tcPr>
+          <w:p>
+            <w:r>
+              <w:t>Keep fitted constants independent of evaluation answers</w:t>
+            </w:r>
+          </w:p>
+        </w:tc>
+        <w:tc>
+          <w:tcPr>
+            <w:tcW w:type="dxa" w:w="5112"/>
+          </w:tcPr>
+          <w:p>
+            <w:r>
+              <w:t>Explain the deciding step, show a trace or test, and state one limit.</w:t>
+            </w:r>
+          </w:p>
+        </w:tc>
+      </w:tr>
+    </w:tbl>
+    <w:p>
+      <w:r>
+        <w:t>Remember → watch and explain → try with help → investigate → try independently → keep project evidence. Your teacher may spread this lesson across several classes.</w:t>
+      </w:r>
+    </w:p>
+    <w:p>
+      <w:r>
+        <w:t>Keep your first prediction. Compare it with what the evidence shows and explain any change.</w:t>
+      </w:r>
+    </w:p>
+    <w:p>
+      <w:pPr>
+        <w:pStyle w:val="Heading1"/>
+      </w:pPr>
+      <w:r>
+        <w:t>16. Finish and return</w:t>
+      </w:r>
+    </w:p>
+    <w:p>
+      <w:r>
+        <w:t>Close your notes. Explain this goal in your own words: Fit mean and median constant baselines on training targets</w:t>
+      </w:r>
+    </w:p>
+    <w:p>
+      <w:pPr>
+        <w:pStyle w:val="Heading3"/>
+      </w:pPr>
+      <w:r>
+        <w:t>My deciding step, evidence and one remaining question</w:t>
+      </w:r>
+    </w:p>
+    <w:p>
+      <w:r>
+        <w:t>________________________________________________________________</w:t>
+      </w:r>
+    </w:p>
+    <w:p>
+      <w:r>
+        <w:t>________________________________________________________________</w:t>
+      </w:r>
+    </w:p>
+    <w:p>
+      <w:r>
+        <w:t>________________________________________________________________</w:t>
+      </w:r>
+    </w:p>
+    <w:p>
+      <w:r>
+        <w:t>________________________________________________________________</w:t>
+      </w:r>
+    </w:p>
+    <w:p>
+      <w:r>
+        <w:t>________________________________________________________________</w:t>
+      </w:r>
+    </w:p>
+    <w:p>
+      <w:r>
+        <w:t>If you are unsure, return to the worked picture and explain one arrow. If you are ready, change an input or assumption and justify your prediction.</w:t>
+      </w:r>
+    </w:p>
+    <w:p>
+      <w:r>
+        <w:t>Save your workbook evidence. At the next review, try a different case before opening your old answer.</w:t>
       </w:r>
     </w:p>
     <w:sectPr>

--- a/downloads/student/ai-4-week-20.docx
+++ b/downloads/student/ai-4-week-20.docx
@@ -3748,6 +3748,215 @@
     <w:p>
       <w:r>
         <w:t>Save your workbook evidence. At the next review, try a different case before opening your old answer.</w:t>
+      </w:r>
+    </w:p>
+    <w:p>
+      <w:pPr>
+        <w:pStyle w:val="Heading1"/>
+      </w:pPr>
+      <w:r>
+        <w:t>17. Supported practice, repair and portfolio</w:t>
+      </w:r>
+    </w:p>
+    <w:p>
+      <w:r>
+        <w:t>Use this supported practice once, in the browser or on paper. Keep the reserved independent assessment for a separate first attempt before teacher feedback.</w:t>
+      </w:r>
+    </w:p>
+    <w:p>
+      <w:r>
+        <w:t>Fit two constant height baselines and compare them on held-out examples.</w:t>
+      </w:r>
+    </w:p>
+    <w:p>
+      <w:pPr>
+        <w:pStyle w:val="Heading3"/>
+      </w:pPr>
+      <w:r>
+        <w:t>Practice 1: explain the deciding evidence</w:t>
+      </w:r>
+    </w:p>
+    <w:p>
+      <w:r>
+        <w:t>Which labelled step matches this detail? Mean MAE=(4+2)/2=3 cm; median MAE=(1+5)/2=3 cm.</w:t>
+      </w:r>
+    </w:p>
+    <w:p>
+      <w:r>
+        <w:t>1. Fit mean</w:t>
+      </w:r>
+    </w:p>
+    <w:p>
+      <w:r>
+        <w:t>2. Fit median</w:t>
+      </w:r>
+    </w:p>
+    <w:p>
+      <w:r>
+        <w:t>3. Evaluate constants</w:t>
+      </w:r>
+    </w:p>
+    <w:p>
+      <w:pPr>
+        <w:pStyle w:val="Heading3"/>
+      </w:pPr>
+      <w:r>
+        <w:t>My selected conclusion, deciding fact and explanation</w:t>
+      </w:r>
+    </w:p>
+    <w:p>
+      <w:r>
+        <w:t>________________________________________________________________</w:t>
+      </w:r>
+    </w:p>
+    <w:p>
+      <w:r>
+        <w:t>________________________________________________________________</w:t>
+      </w:r>
+    </w:p>
+    <w:p>
+      <w:r>
+        <w:t>________________________________________________________________</w:t>
+      </w:r>
+    </w:p>
+    <w:p>
+      <w:r>
+        <w:t>________________________________________________________________</w:t>
+      </w:r>
+    </w:p>
+    <w:p>
+      <w:r>
+        <w:t>________________________________________________________________</w:t>
+      </w:r>
+    </w:p>
+    <w:p>
+      <w:r>
+        <w:t>Hint if needed: Read the steps in the pictorial case. Match the supplied detail to the stage that performs or records it.</w:t>
+      </w:r>
+    </w:p>
+    <w:p>
+      <w:r>
+        <w:t>After your attempt, compare with the supported explanation: Evaluate constants Mean MAE=(4+2)/2=3 cm; median MAE=(1+5)/2=3 cm. Read the picture in order. Mean MAE=(4+2)/2=3 cm; median MAE=(1+5)/2=3 cm. The arrows show which recorded input or intermediate result each decision uses. Explain the deciding step aloud before checking the changed case; pointing to the final answer alone does not show how it follows.</w:t>
+      </w:r>
+    </w:p>
+    <w:p>
+      <w:pPr>
+        <w:pStyle w:val="Heading3"/>
+      </w:pPr>
+      <w:r>
+        <w:t>Practice 2: explain the deciding evidence</w:t>
+      </w:r>
+    </w:p>
+    <w:p>
+      <w:r>
+        <w:t>Changed-case practice: Replace training 20 with 8 while keeping evaluation unchanged. Which conclusion is supported by the supplied facts?</w:t>
+      </w:r>
+    </w:p>
+    <w:p>
+      <w:r>
+        <w:t>1. Both fitted constants become5 cm and both evaluation MAEs remain3 cm.</w:t>
+      </w:r>
+    </w:p>
+    <w:p>
+      <w:r>
+        <w:t>2. This one example guarantees correct results for every future input.</w:t>
+      </w:r>
+    </w:p>
+    <w:p>
+      <w:r>
+        <w:t>3. We can decide the result without examining the changed input or the procedure.</w:t>
+      </w:r>
+    </w:p>
+    <w:p>
+      <w:pPr>
+        <w:pStyle w:val="Heading3"/>
+      </w:pPr>
+      <w:r>
+        <w:t>My selected conclusion, deciding fact and explanation</w:t>
+      </w:r>
+    </w:p>
+    <w:p>
+      <w:r>
+        <w:t>________________________________________________________________</w:t>
+      </w:r>
+    </w:p>
+    <w:p>
+      <w:r>
+        <w:t>________________________________________________________________</w:t>
+      </w:r>
+    </w:p>
+    <w:p>
+      <w:r>
+        <w:t>________________________________________________________________</w:t>
+      </w:r>
+    </w:p>
+    <w:p>
+      <w:r>
+        <w:t>________________________________________________________________</w:t>
+      </w:r>
+    </w:p>
+    <w:p>
+      <w:r>
+        <w:t>________________________________________________________________</w:t>
+      </w:r>
+    </w:p>
+    <w:p>
+      <w:r>
+        <w:t>Hint if needed: Use the changed condition and the deciding step in the pictorial trace. The answer must say what follows from those facts.</w:t>
+      </w:r>
+    </w:p>
+    <w:p>
+      <w:r>
+        <w:t>After your attempt, compare with the supported explanation: Both fitted constants become5 cm and both evaluation MAEs remain3 cm. Mean is now20/4=5; median stays5. The earlier training outlier affected the mean.</w:t>
+      </w:r>
+    </w:p>
+    <w:p>
+      <w:pPr>
+        <w:pStyle w:val="Heading3"/>
+      </w:pPr>
+      <w:r>
+        <w:t>Repair a missing building block</w:t>
+      </w:r>
+    </w:p>
+    <w:p>
+      <w:r>
+        <w:t>Review Regression and Residuals (ai-4/19). Goal: Distinguish numeric prediction from classification. Short practice: Which statistic reveals the size of errors without cancellation? Point to the relevant step in the picture, then write the changed result and the rule or evidence that supports it.. Return to this week and explain what you changed.</w:t>
+      </w:r>
+    </w:p>
+    <w:p>
+      <w:r>
+        <w:t>Review Precision and Recall (ai-4/17). Goal: Choose the denominator that answers the question. Short practice: Were the original precision and recall denominators the same? Point to the relevant step in the picture, then write the changed result and the rule or evidence that supports it.. Return to this week and explain what you changed.</w:t>
+      </w:r>
+    </w:p>
+    <w:p>
+      <w:r>
+        <w:t>Review Scores and Calibration Intuition (ai-4/14). Goal: Interpret calibration using groups of forecasts. Short practice: Does a calibrated 0.8 score mean every such leaf is spotted? Point to the relevant step in the picture, then write the changed result and the rule or evidence that supports it.. Return to this week and explain what you changed.</w:t>
+      </w:r>
+    </w:p>
+    <w:p>
+      <w:pPr>
+        <w:pStyle w:val="Heading3"/>
+      </w:pPr>
+      <w:r>
+        <w:t>Predict, run and debug</w:t>
+      </w:r>
+    </w:p>
+    <w:p>
+      <w:r>
+        <w:t>The browser lab lets you edit the supported Python examples already included in this lesson. Predict first, run, inspect the actual output or error, change one input, then run again. Keep code, predictions, actual results and a reasoned revision together. On paper, label your result as a trace rather than an execution.</w:t>
+      </w:r>
+    </w:p>
+    <w:p>
+      <w:pPr>
+        <w:pStyle w:val="Heading3"/>
+      </w:pPr>
+      <w:r>
+        <w:t>Keep your completed work</w:t>
+      </w:r>
+    </w:p>
+    <w:p>
+      <w:r>
+        <w:t>Use Download completed work in the hosted lesson to export your answers, reflections, practice feedback and code-run evidence. Open the HTML copy to read or print it. Drafts stay in this browser when storage is available; clear drafts on a shared device.</w:t>
       </w:r>
     </w:p>
     <w:sectPr>

--- a/downloads/student/ai-4-week-20.docx
+++ b/downloads/student/ai-4-week-20.docx
@@ -42,6 +42,11 @@
       </w:r>
     </w:p>
     <w:p>
+      <w:r>
+        <w:t>Start with the target: Fit mean and median constant baselines on training targets. Try the recall before opening notes.</w:t>
+      </w:r>
+    </w:p>
+    <w:p>
       <w:pPr>
         <w:pStyle w:val="Heading3"/>
       </w:pPr>
@@ -50,17 +55,95 @@
       </w:r>
     </w:p>
     <w:p>
-      <w:r>
-        <w:t>I can fit mean and median constant baselines on training targets.</w:t>
-      </w:r>
-    </w:p>
-    <w:p>
-      <w:r>
-        <w:t>I can compare constant predictions on separate records.</w:t>
-      </w:r>
-    </w:p>
-    <w:p>
-      <w:r>
+      <w:pPr>
+        <w:spacing w:line="336" w:lineRule="auto" w:after="180"/>
+      </w:pPr>
+      <w:r>
+        <w:rPr>
+          <w:b w:val="0"/>
+        </w:rPr>
+        <w:t xml:space="preserve">I can fit </w:t>
+      </w:r>
+      <w:r>
+        <w:rPr>
+          <w:b/>
+        </w:rPr>
+        <w:t>mean</w:t>
+      </w:r>
+      <w:r>
+        <w:rPr>
+          <w:b w:val="0"/>
+        </w:rPr>
+        <w:t xml:space="preserve"> and </w:t>
+      </w:r>
+      <w:r>
+        <w:rPr>
+          <w:b/>
+        </w:rPr>
+        <w:t>median</w:t>
+      </w:r>
+      <w:r>
+        <w:rPr>
+          <w:b w:val="0"/>
+        </w:rPr>
+        <w:t xml:space="preserve"> </w:t>
+      </w:r>
+      <w:r>
+        <w:rPr>
+          <w:b/>
+        </w:rPr>
+        <w:t>constant baseline</w:t>
+      </w:r>
+      <w:r>
+        <w:rPr>
+          <w:b w:val="0"/>
+        </w:rPr>
+        <w:t xml:space="preserve">s on </w:t>
+      </w:r>
+      <w:r>
+        <w:rPr>
+          <w:b/>
+        </w:rPr>
+        <w:t>training</w:t>
+      </w:r>
+      <w:r>
+        <w:rPr>
+          <w:b w:val="0"/>
+        </w:rPr>
+        <w:t xml:space="preserve"> targets.</w:t>
+      </w:r>
+    </w:p>
+    <w:p>
+      <w:pPr>
+        <w:spacing w:line="336" w:lineRule="auto" w:after="180"/>
+      </w:pPr>
+      <w:r>
+        <w:rPr>
+          <w:b w:val="0"/>
+        </w:rPr>
+        <w:t xml:space="preserve">I can compare constant </w:t>
+      </w:r>
+      <w:r>
+        <w:rPr>
+          <w:b/>
+        </w:rPr>
+        <w:t>prediction</w:t>
+      </w:r>
+      <w:r>
+        <w:rPr>
+          <w:b w:val="0"/>
+        </w:rPr>
+        <w:t>s on separate records.</w:t>
+      </w:r>
+    </w:p>
+    <w:p>
+      <w:pPr>
+        <w:spacing w:line="336" w:lineRule="auto" w:after="180"/>
+      </w:pPr>
+      <w:r>
+        <w:rPr>
+          <w:b w:val="0"/>
+        </w:rPr>
         <w:t>I can keep fitted constants independent of evaluation answers.</w:t>
       </w:r>
     </w:p>
@@ -73,33 +156,111 @@
       </w:r>
     </w:p>
     <w:p>
-      <w:r>
+      <w:pPr>
+        <w:spacing w:line="336" w:lineRule="auto" w:after="180"/>
+      </w:pPr>
+      <w:r>
+        <w:rPr>
+          <w:b w:val="0"/>
+        </w:rPr>
         <w:t>Close your notes first. A rough first answer helps us choose the right starting point; it is not a score for your ability.</w:t>
       </w:r>
     </w:p>
     <w:p>
-      <w:r>
+      <w:pPr>
+        <w:spacing w:line="336" w:lineRule="auto" w:after="180"/>
+      </w:pPr>
+      <w:r>
+        <w:rPr>
+          <w:b w:val="0"/>
+        </w:rPr>
         <w:t>Without opening the old lesson, explain one key idea from Regression and Residuals. Give an example and a mistake that the idea helps you avoid.</w:t>
       </w:r>
     </w:p>
     <w:p>
-      <w:r>
+      <w:pPr>
+        <w:spacing w:line="336" w:lineRule="auto" w:after="180"/>
+      </w:pPr>
+      <w:r>
+        <w:rPr>
+          <w:b w:val="0"/>
+        </w:rPr>
         <w:t>Without opening the old lesson, explain one key idea from Precision and Recall. Give an example and a mistake that the idea helps you avoid.</w:t>
       </w:r>
     </w:p>
     <w:p>
-      <w:r>
+      <w:pPr>
+        <w:spacing w:line="336" w:lineRule="auto" w:after="180"/>
+      </w:pPr>
+      <w:r>
+        <w:rPr>
+          <w:b w:val="0"/>
+        </w:rPr>
         <w:t>Without opening the old lesson, explain one key idea from Scores and Calibration Intuition. Give an example and a mistake that the idea helps you avoid.</w:t>
       </w:r>
     </w:p>
     <w:p>
-      <w:r>
-        <w:t>After trying, check the relevant lesson or ask your teacher. Change the part of your explanation that the evidence shows was wrong.</w:t>
-      </w:r>
-    </w:p>
-    <w:p>
-      <w:r>
-        <w:t>Mean and median are transparent regression baselines; outliers affect them differently.</w:t>
+      <w:pPr>
+        <w:spacing w:line="336" w:lineRule="auto" w:after="180"/>
+      </w:pPr>
+      <w:r>
+        <w:rPr>
+          <w:b w:val="0"/>
+        </w:rPr>
+        <w:t xml:space="preserve">After trying, check the relevant lesson or ask your teacher. Change the part of your explanation that the </w:t>
+      </w:r>
+      <w:r>
+        <w:rPr>
+          <w:b/>
+        </w:rPr>
+        <w:t>evidence</w:t>
+      </w:r>
+      <w:r>
+        <w:rPr>
+          <w:b w:val="0"/>
+        </w:rPr>
+        <w:t xml:space="preserve"> shows was wrong.</w:t>
+      </w:r>
+    </w:p>
+    <w:p>
+      <w:pPr>
+        <w:spacing w:line="336" w:lineRule="auto" w:after="180"/>
+      </w:pPr>
+      <w:r>
+        <w:rPr>
+          <w:b/>
+        </w:rPr>
+        <w:t>Mean</w:t>
+      </w:r>
+      <w:r>
+        <w:rPr>
+          <w:b w:val="0"/>
+        </w:rPr>
+        <w:t xml:space="preserve"> and </w:t>
+      </w:r>
+      <w:r>
+        <w:rPr>
+          <w:b/>
+        </w:rPr>
+        <w:t>median</w:t>
+      </w:r>
+      <w:r>
+        <w:rPr>
+          <w:b w:val="0"/>
+        </w:rPr>
+        <w:t xml:space="preserve"> are transparent regression baselines; </w:t>
+      </w:r>
+      <w:r>
+        <w:rPr>
+          <w:b/>
+        </w:rPr>
+        <w:t>outlier</w:t>
+      </w:r>
+      <w:r>
+        <w:rPr>
+          <w:b w:val="0"/>
+        </w:rPr>
+        <w:t>s affect them differently.</w:t>
       </w:r>
     </w:p>
     <w:p>
@@ -139,12 +300,93 @@
       </w:r>
     </w:p>
     <w:p>
-      <w:r>
-        <w:t>LEARNING TARGET  For training targets [1,3,11], compute mean and median constant baselines. Compare total absolute training error for each. Where must final performance be measured?</w:t>
-      </w:r>
-    </w:p>
-    <w:p>
-      <w:r>
+      <w:pPr>
+        <w:pStyle w:val="Heading3"/>
+      </w:pPr>
+      <w:r>
+        <w:t>Your target</w:t>
+      </w:r>
+    </w:p>
+    <w:p>
+      <w:pPr>
+        <w:spacing w:line="336" w:lineRule="auto" w:after="180"/>
+        <w:shd w:fill="EDF7F3"/>
+      </w:pPr>
+      <w:r>
+        <w:rPr>
+          <w:b w:val="0"/>
+        </w:rPr>
+        <w:t xml:space="preserve">LEARNING TARGET  For </w:t>
+      </w:r>
+      <w:r>
+        <w:rPr>
+          <w:b/>
+        </w:rPr>
+        <w:t>training</w:t>
+      </w:r>
+      <w:r>
+        <w:rPr>
+          <w:b w:val="0"/>
+        </w:rPr>
+        <w:t xml:space="preserve"> targets [1,3,11], compute </w:t>
+      </w:r>
+      <w:r>
+        <w:rPr>
+          <w:b/>
+        </w:rPr>
+        <w:t>mean</w:t>
+      </w:r>
+      <w:r>
+        <w:rPr>
+          <w:b w:val="0"/>
+        </w:rPr>
+        <w:t xml:space="preserve"> and </w:t>
+      </w:r>
+      <w:r>
+        <w:rPr>
+          <w:b/>
+        </w:rPr>
+        <w:t>median</w:t>
+      </w:r>
+      <w:r>
+        <w:rPr>
+          <w:b w:val="0"/>
+        </w:rPr>
+        <w:t xml:space="preserve"> </w:t>
+      </w:r>
+      <w:r>
+        <w:rPr>
+          <w:b/>
+        </w:rPr>
+        <w:t>constant baseline</w:t>
+      </w:r>
+      <w:r>
+        <w:rPr>
+          <w:b w:val="0"/>
+        </w:rPr>
+        <w:t xml:space="preserve">s. Compare total absolute </w:t>
+      </w:r>
+      <w:r>
+        <w:rPr>
+          <w:b/>
+        </w:rPr>
+        <w:t>training</w:t>
+      </w:r>
+      <w:r>
+        <w:rPr>
+          <w:b w:val="0"/>
+        </w:rPr>
+        <w:t xml:space="preserve"> error for each. Where must final performance be measured?</w:t>
+      </w:r>
+    </w:p>
+    <w:p>
+      <w:pPr>
+        <w:spacing w:line="336" w:lineRule="auto" w:after="180"/>
+      </w:pPr>
+      <w:r>
+        <w:rPr>
+          <w:b w:val="0"/>
+        </w:rPr>
         <w:t>Builder name and experiment date:</w:t>
       </w:r>
     </w:p>
@@ -157,7 +399,14 @@
       </w:r>
     </w:p>
     <w:p>
-      <w:r>
+      <w:pPr>
+        <w:spacing w:line="336" w:lineRule="auto" w:after="180"/>
+        <w:shd w:fill="F5F1FB"/>
+      </w:pPr>
+      <w:r>
+        <w:rPr>
+          <w:b w:val="0"/>
+        </w:rPr>
         <w:t>Why can signed residuals hide error size?</w:t>
       </w:r>
     </w:p>
@@ -170,8 +419,38 @@
       </w:r>
     </w:p>
     <w:p>
-      <w:r>
-        <w:t>By the end, I can explain mean, median, and baselines using a traced example and a stated limitation.</w:t>
+      <w:pPr>
+        <w:spacing w:line="336" w:lineRule="auto" w:after="180"/>
+      </w:pPr>
+      <w:r>
+        <w:rPr>
+          <w:b w:val="0"/>
+        </w:rPr>
+        <w:t xml:space="preserve">By the end, I can explain </w:t>
+      </w:r>
+      <w:r>
+        <w:rPr>
+          <w:b/>
+        </w:rPr>
+        <w:t>mean</w:t>
+      </w:r>
+      <w:r>
+        <w:rPr>
+          <w:b w:val="0"/>
+        </w:rPr>
+        <w:t xml:space="preserve">, </w:t>
+      </w:r>
+      <w:r>
+        <w:rPr>
+          <w:b/>
+        </w:rPr>
+        <w:t>median</w:t>
+      </w:r>
+      <w:r>
+        <w:rPr>
+          <w:b w:val="0"/>
+        </w:rPr>
+        <w:t>, and baselines using a traced example and a stated limitation.</w:t>
       </w:r>
     </w:p>
     <w:p>
@@ -184,6 +463,17 @@
     </w:p>
     <w:p>
       <w:r>
+        <w:t>Investigate the supplied Mean, Median, and Baselines case. Separate observations, given facts and assumptions before choosing an explanation.</w:t>
+      </w:r>
+    </w:p>
+    <w:p>
+      <w:pPr>
+        <w:spacing w:line="336" w:lineRule="auto" w:after="180"/>
+      </w:pPr>
+      <w:r>
+        <w:rPr>
+          <w:b/>
+        </w:rPr>
         <w:t>PICTURE ENTRY</w:t>
       </w:r>
     </w:p>
@@ -196,8 +486,26 @@
       </w:r>
     </w:p>
     <w:p>
-      <w:r>
-        <w:t>Begin with visible evidence; do not explain more than the picture and information support.</w:t>
+      <w:pPr>
+        <w:spacing w:line="336" w:lineRule="auto" w:after="180"/>
+      </w:pPr>
+      <w:r>
+        <w:rPr>
+          <w:b w:val="0"/>
+        </w:rPr>
+        <w:t xml:space="preserve">Begin with visible </w:t>
+      </w:r>
+      <w:r>
+        <w:rPr>
+          <w:b/>
+        </w:rPr>
+        <w:t>evidence</w:t>
+      </w:r>
+      <w:r>
+        <w:rPr>
+          <w:b w:val="0"/>
+        </w:rPr>
+        <w:t>; do not explain more than the picture and information support.</w:t>
       </w:r>
     </w:p>
     <w:p>
@@ -237,33 +545,162 @@
       </w:r>
     </w:p>
     <w:p>
-      <w:r>
-        <w:t>MYSTERY  The team must use mean, median, and baselines to solve a model-building problem. What information do they have? What important evidence is still missing?</w:t>
-      </w:r>
-    </w:p>
-    <w:p>
-      <w:r>
+      <w:pPr>
+        <w:pStyle w:val="Heading3"/>
+      </w:pPr>
+      <w:r>
+        <w:t>Start with this puzzle</w:t>
+      </w:r>
+    </w:p>
+    <w:p>
+      <w:pPr>
+        <w:spacing w:line="336" w:lineRule="auto" w:after="180"/>
+        <w:shd w:fill="F1F6FC"/>
+      </w:pPr>
+      <w:r>
+        <w:rPr>
+          <w:b w:val="0"/>
+        </w:rPr>
+        <w:t xml:space="preserve">MYSTERY  The team must use </w:t>
+      </w:r>
+      <w:r>
+        <w:rPr>
+          <w:b/>
+        </w:rPr>
+        <w:t>mean</w:t>
+      </w:r>
+      <w:r>
+        <w:rPr>
+          <w:b w:val="0"/>
+        </w:rPr>
+        <w:t xml:space="preserve">, </w:t>
+      </w:r>
+      <w:r>
+        <w:rPr>
+          <w:b/>
+        </w:rPr>
+        <w:t>median</w:t>
+      </w:r>
+      <w:r>
+        <w:rPr>
+          <w:b w:val="0"/>
+        </w:rPr>
+        <w:t xml:space="preserve">, and baselines to solve a model-building problem. What information do they have? What important </w:t>
+      </w:r>
+      <w:r>
+        <w:rPr>
+          <w:b/>
+        </w:rPr>
+        <w:t>evidence</w:t>
+      </w:r>
+      <w:r>
+        <w:rPr>
+          <w:b w:val="0"/>
+        </w:rPr>
+        <w:t xml:space="preserve"> is still missing?</w:t>
+      </w:r>
+    </w:p>
+    <w:p>
+      <w:pPr>
+        <w:spacing w:line="336" w:lineRule="auto" w:after="180"/>
+      </w:pPr>
+      <w:r>
+        <w:rPr>
+          <w:b w:val="0"/>
+        </w:rPr>
         <w:t>Name three visible details without interpreting them.</w:t>
       </w:r>
     </w:p>
     <w:p>
-      <w:r>
+      <w:pPr>
+        <w:spacing w:line="336" w:lineRule="auto" w:after="180"/>
+      </w:pPr>
+      <w:r>
+        <w:rPr>
+          <w:b w:val="0"/>
+        </w:rPr>
         <w:t>Predict the data, model, or evaluation decision being made.</w:t>
       </w:r>
     </w:p>
     <w:p>
-      <w:r>
+      <w:pPr>
+        <w:spacing w:line="336" w:lineRule="auto" w:after="180"/>
+      </w:pPr>
+      <w:r>
+        <w:rPr>
+          <w:b w:val="0"/>
+        </w:rPr>
         <w:t>Identify one hidden assumption that could change the result.</w:t>
       </w:r>
     </w:p>
     <w:p>
-      <w:r>
-        <w:t>State what evidence would confirm or reject your prediction.</w:t>
-      </w:r>
-    </w:p>
-    <w:p>
-      <w:r>
-        <w:t>My prediction and supporting evidence:</w:t>
+      <w:pPr>
+        <w:spacing w:line="336" w:lineRule="auto" w:after="180"/>
+      </w:pPr>
+      <w:r>
+        <w:rPr>
+          <w:b w:val="0"/>
+        </w:rPr>
+        <w:t xml:space="preserve">State what </w:t>
+      </w:r>
+      <w:r>
+        <w:rPr>
+          <w:b/>
+        </w:rPr>
+        <w:t>evidence</w:t>
+      </w:r>
+      <w:r>
+        <w:rPr>
+          <w:b w:val="0"/>
+        </w:rPr>
+        <w:t xml:space="preserve"> would confirm or reject your </w:t>
+      </w:r>
+      <w:r>
+        <w:rPr>
+          <w:b/>
+        </w:rPr>
+        <w:t>prediction</w:t>
+      </w:r>
+      <w:r>
+        <w:rPr>
+          <w:b w:val="0"/>
+        </w:rPr>
+        <w:t>.</w:t>
+      </w:r>
+    </w:p>
+    <w:p>
+      <w:pPr>
+        <w:spacing w:line="336" w:lineRule="auto" w:after="180"/>
+      </w:pPr>
+      <w:r>
+        <w:rPr>
+          <w:b w:val="0"/>
+        </w:rPr>
+        <w:t xml:space="preserve">My </w:t>
+      </w:r>
+      <w:r>
+        <w:rPr>
+          <w:b/>
+        </w:rPr>
+        <w:t>prediction</w:t>
+      </w:r>
+      <w:r>
+        <w:rPr>
+          <w:b w:val="0"/>
+        </w:rPr>
+        <w:t xml:space="preserve"> and supporting </w:t>
+      </w:r>
+      <w:r>
+        <w:rPr>
+          <w:b/>
+        </w:rPr>
+        <w:t>evidence</w:t>
+      </w:r>
+      <w:r>
+        <w:rPr>
+          <w:b w:val="0"/>
+        </w:rPr>
+        <w:t>:</w:t>
       </w:r>
     </w:p>
     <w:p>
@@ -275,13 +712,119 @@
       </w:r>
     </w:p>
     <w:p>
-      <w:r>
-        <w:t>Before a complex regression model, fit a simple constant predictor. A mean baseline uses the training average. A median baseline uses the middle training target. They ignore features but provide a comparison that is easy to reproduce. Evaluation targets must not determine the constants.</w:t>
-      </w:r>
-    </w:p>
-    <w:p>
-      <w:r>
-        <w:t>Use fictional classroom data throughout this investigation. Keep the task, units, reference labels and data split visible as you reason. Earlier weeks supplied the model-building process; this week examines constant prediction baselines.</w:t>
+      <w:pPr>
+        <w:spacing w:line="336" w:lineRule="auto" w:after="180"/>
+      </w:pPr>
+      <w:r>
+        <w:rPr>
+          <w:b w:val="0"/>
+        </w:rPr>
+        <w:t xml:space="preserve">Before a complex regression model, fit a simple constant predictor. A </w:t>
+      </w:r>
+      <w:r>
+        <w:rPr>
+          <w:b/>
+        </w:rPr>
+        <w:t>mean</w:t>
+      </w:r>
+      <w:r>
+        <w:rPr>
+          <w:b w:val="0"/>
+        </w:rPr>
+        <w:t xml:space="preserve"> baseline uses the </w:t>
+      </w:r>
+      <w:r>
+        <w:rPr>
+          <w:b/>
+        </w:rPr>
+        <w:t>training</w:t>
+      </w:r>
+      <w:r>
+        <w:rPr>
+          <w:b w:val="0"/>
+        </w:rPr>
+        <w:t xml:space="preserve"> average. A </w:t>
+      </w:r>
+      <w:r>
+        <w:rPr>
+          <w:b/>
+        </w:rPr>
+        <w:t>median</w:t>
+      </w:r>
+      <w:r>
+        <w:rPr>
+          <w:b w:val="0"/>
+        </w:rPr>
+        <w:t xml:space="preserve"> baseline uses the middle </w:t>
+      </w:r>
+      <w:r>
+        <w:rPr>
+          <w:b/>
+        </w:rPr>
+        <w:t>training</w:t>
+      </w:r>
+      <w:r>
+        <w:rPr>
+          <w:b w:val="0"/>
+        </w:rPr>
+        <w:t xml:space="preserve"> target.</w:t>
+      </w:r>
+    </w:p>
+    <w:p>
+      <w:pPr>
+        <w:spacing w:line="336" w:lineRule="auto" w:after="180"/>
+      </w:pPr>
+      <w:r>
+        <w:rPr>
+          <w:b w:val="0"/>
+        </w:rPr>
+        <w:t>They ignore features but provide a comparison that is easy to reproduce. Evaluation targets must not determine the constants.</w:t>
+      </w:r>
+    </w:p>
+    <w:p>
+      <w:pPr>
+        <w:spacing w:line="336" w:lineRule="auto" w:after="180"/>
+      </w:pPr>
+      <w:r>
+        <w:rPr>
+          <w:b w:val="0"/>
+        </w:rPr>
+        <w:t>Use fictional classroom data throughout this investigation. Keep the task, units, reference labels and data split visible as you reason.</w:t>
+      </w:r>
+    </w:p>
+    <w:p>
+      <w:pPr>
+        <w:spacing w:line="336" w:lineRule="auto" w:after="180"/>
+      </w:pPr>
+      <w:r>
+        <w:rPr>
+          <w:b w:val="0"/>
+        </w:rPr>
+        <w:t xml:space="preserve">Earlier weeks supplied the model-building </w:t>
+      </w:r>
+      <w:r>
+        <w:rPr>
+          <w:b/>
+        </w:rPr>
+        <w:t>process</w:t>
+      </w:r>
+      <w:r>
+        <w:rPr>
+          <w:b w:val="0"/>
+        </w:rPr>
+        <w:t xml:space="preserve">; this week examines constant </w:t>
+      </w:r>
+      <w:r>
+        <w:rPr>
+          <w:b/>
+        </w:rPr>
+        <w:t>prediction</w:t>
+      </w:r>
+      <w:r>
+        <w:rPr>
+          <w:b w:val="0"/>
+        </w:rPr>
+        <w:t xml:space="preserve"> baselines.</w:t>
       </w:r>
     </w:p>
     <w:p>
@@ -294,7 +837,24 @@
     </w:p>
     <w:p>
       <w:r>
-        <w:t>ML MECHANISM</w:t>
+        <w:t>Follow the mechanism for Mean, Median, and Baselines. Connect each labelled input, deciding step and result.</w:t>
+      </w:r>
+    </w:p>
+    <w:p>
+      <w:pPr>
+        <w:spacing w:line="336" w:lineRule="auto" w:after="180"/>
+      </w:pPr>
+      <w:r>
+        <w:rPr>
+          <w:b/>
+        </w:rPr>
+        <w:t xml:space="preserve">ML </w:t>
+      </w:r>
+      <w:r>
+        <w:rPr>
+          <w:b/>
+        </w:rPr>
+        <w:t>MECHANISM</w:t>
       </w:r>
     </w:p>
     <w:p>
@@ -306,7 +866,13 @@
       </w:r>
     </w:p>
     <w:p>
-      <w:r>
+      <w:pPr>
+        <w:spacing w:line="336" w:lineRule="auto" w:after="180"/>
+      </w:pPr>
+      <w:r>
+        <w:rPr>
+          <w:b w:val="0"/>
+        </w:rPr>
         <w:t>Trace the information, fitted behavior, and evaluation proof separately.</w:t>
       </w:r>
     </w:p>
@@ -419,41 +985,232 @@
       </w:r>
     </w:p>
     <w:p>
-      <w:r>
+      <w:pPr>
+        <w:pStyle w:val="Heading3"/>
+      </w:pPr>
+      <w:r>
+        <w:t>Question to explain</w:t>
+      </w:r>
+    </w:p>
+    <w:p>
+      <w:pPr>
+        <w:spacing w:line="336" w:lineRule="auto" w:after="180"/>
+        <w:shd w:fill="F5F1FB"/>
+      </w:pPr>
+      <w:r>
+        <w:rPr>
+          <w:b w:val="0"/>
+        </w:rPr>
         <w:t>QUESTION  Choose and justify a baseline under an extreme value.</w:t>
       </w:r>
     </w:p>
     <w:p>
-      <w:r>
-        <w:t>MODEL IDEA  Mean and median are transparent regression baselines; outliers affect them differently.</w:t>
-      </w:r>
-    </w:p>
-    <w:p>
-      <w:r>
+      <w:pPr>
+        <w:spacing w:line="336" w:lineRule="auto" w:after="180"/>
+      </w:pPr>
+      <w:r>
+        <w:rPr>
+          <w:b w:val="0"/>
+        </w:rPr>
+        <w:t xml:space="preserve">MODEL IDEA  </w:t>
+      </w:r>
+      <w:r>
+        <w:rPr>
+          <w:b/>
+        </w:rPr>
+        <w:t>Mean</w:t>
+      </w:r>
+      <w:r>
+        <w:rPr>
+          <w:b w:val="0"/>
+        </w:rPr>
+        <w:t xml:space="preserve"> and </w:t>
+      </w:r>
+      <w:r>
+        <w:rPr>
+          <w:b/>
+        </w:rPr>
+        <w:t>median</w:t>
+      </w:r>
+      <w:r>
+        <w:rPr>
+          <w:b w:val="0"/>
+        </w:rPr>
+        <w:t xml:space="preserve"> are transparent regression baselines; </w:t>
+      </w:r>
+      <w:r>
+        <w:rPr>
+          <w:b/>
+        </w:rPr>
+        <w:t>outlier</w:t>
+      </w:r>
+      <w:r>
+        <w:rPr>
+          <w:b w:val="0"/>
+        </w:rPr>
+        <w:t>s affect them differently.</w:t>
+      </w:r>
+    </w:p>
+    <w:p>
+      <w:pPr>
+        <w:spacing w:line="336" w:lineRule="auto" w:after="180"/>
+      </w:pPr>
+      <w:r>
+        <w:rPr>
+          <w:b w:val="0"/>
+        </w:rPr>
         <w:t>PROOF NEEDED  Use an unseen case, visible calculation, error analysis, and a stated limitation.</w:t>
       </w:r>
     </w:p>
     <w:p>
-      <w:r>
-        <w:t>UNDER THE HOOD  Heights are 10, 11, 12, 13, and 54 cm. Mean = 100 ÷ 5 = 20 cm.</w:t>
-      </w:r>
-    </w:p>
-    <w:p>
-      <w:r>
-        <w:t>Draw a fresh data → model → prediction → evaluation trace:</w:t>
-      </w:r>
-    </w:p>
-    <w:p>
       <w:pPr>
         <w:pStyle w:val="Heading3"/>
       </w:pPr>
       <w:r>
+        <w:t>How the mechanism works</w:t>
+      </w:r>
+    </w:p>
+    <w:p>
+      <w:pPr>
+        <w:spacing w:line="336" w:lineRule="auto" w:after="180"/>
+        <w:shd w:fill="F1F6F8"/>
+      </w:pPr>
+      <w:r>
+        <w:rPr>
+          <w:b w:val="0"/>
+        </w:rPr>
+        <w:t xml:space="preserve">UNDER THE HOOD  Heights are 10, 11, 12, 13, and 54 cm. </w:t>
+      </w:r>
+      <w:r>
+        <w:rPr>
+          <w:b/>
+        </w:rPr>
+        <w:t>Mean</w:t>
+      </w:r>
+      <w:r>
+        <w:rPr>
+          <w:b w:val="0"/>
+        </w:rPr>
+        <w:t xml:space="preserve"> = 100 ÷ 5 = 20 cm.</w:t>
+      </w:r>
+    </w:p>
+    <w:p>
+      <w:pPr>
+        <w:spacing w:line="336" w:lineRule="auto" w:after="180"/>
+      </w:pPr>
+      <w:r>
+        <w:rPr>
+          <w:b w:val="0"/>
+        </w:rPr>
+        <w:t xml:space="preserve">Draw a fresh data → model → </w:t>
+      </w:r>
+      <w:r>
+        <w:rPr>
+          <w:b/>
+        </w:rPr>
+        <w:t>prediction</w:t>
+      </w:r>
+      <w:r>
+        <w:rPr>
+          <w:b w:val="0"/>
+        </w:rPr>
+        <w:t xml:space="preserve"> → evaluation trace:</w:t>
+      </w:r>
+    </w:p>
+    <w:p>
+      <w:pPr>
+        <w:pStyle w:val="Heading3"/>
+      </w:pPr>
+      <w:r>
         <w:t>A closer explanation</w:t>
       </w:r>
     </w:p>
     <w:p>
-      <w:r>
-        <w:t>Training targets [2, 4, 6, 12] have mean 24/4=6 and median (4+6)/2=5. On separate targets [4, 8], the mean baseline predicts [6, 6] with absolute errors [2, 2], averaging 2. The median baseline predicts [5, 5] with errors [1, 3], also averaging 2.</w:t>
+      <w:pPr>
+        <w:spacing w:line="336" w:lineRule="auto" w:after="180"/>
+      </w:pPr>
+      <w:r>
+        <w:rPr>
+          <w:b/>
+        </w:rPr>
+        <w:t>Training</w:t>
+      </w:r>
+      <w:r>
+        <w:rPr>
+          <w:b w:val="0"/>
+        </w:rPr>
+        <w:t xml:space="preserve"> targets [2, 4, 6, 12] have </w:t>
+      </w:r>
+      <w:r>
+        <w:rPr>
+          <w:b/>
+        </w:rPr>
+        <w:t>mean</w:t>
+      </w:r>
+      <w:r>
+        <w:rPr>
+          <w:b w:val="0"/>
+        </w:rPr>
+        <w:t xml:space="preserve"> 24/4=6 and </w:t>
+      </w:r>
+      <w:r>
+        <w:rPr>
+          <w:b/>
+        </w:rPr>
+        <w:t>median</w:t>
+      </w:r>
+      <w:r>
+        <w:rPr>
+          <w:b w:val="0"/>
+        </w:rPr>
+        <w:t xml:space="preserve"> (4+6)/2=5. On separate targets [4, 8], the </w:t>
+      </w:r>
+      <w:r>
+        <w:rPr>
+          <w:b/>
+        </w:rPr>
+        <w:t>mean</w:t>
+      </w:r>
+      <w:r>
+        <w:rPr>
+          <w:b w:val="0"/>
+        </w:rPr>
+        <w:t xml:space="preserve"> baseline predicts [6, 6] with </w:t>
+      </w:r>
+      <w:r>
+        <w:rPr>
+          <w:b/>
+        </w:rPr>
+        <w:t>absolute error</w:t>
+      </w:r>
+      <w:r>
+        <w:rPr>
+          <w:b w:val="0"/>
+        </w:rPr>
+        <w:t>s [2, 2], averaging 2.</w:t>
+      </w:r>
+    </w:p>
+    <w:p>
+      <w:pPr>
+        <w:spacing w:line="336" w:lineRule="auto" w:after="180"/>
+      </w:pPr>
+      <w:r>
+        <w:rPr>
+          <w:b w:val="0"/>
+        </w:rPr>
+        <w:t xml:space="preserve">The </w:t>
+      </w:r>
+      <w:r>
+        <w:rPr>
+          <w:b/>
+        </w:rPr>
+        <w:t>median</w:t>
+      </w:r>
+      <w:r>
+        <w:rPr>
+          <w:b w:val="0"/>
+        </w:rPr>
+        <w:t xml:space="preserve"> baseline predicts [5, 5] with errors [1, 3], also averaging 2.</w:t>
       </w:r>
     </w:p>
     <w:p>
@@ -480,8 +1237,38 @@
       </w:r>
     </w:p>
     <w:p>
-      <w:r>
-        <w:t>Trace the calculation on paper before running this optional Python check. Use the stated fictional inputs and compare intermediate values. The code checks this example; your independent workbook case uses different evidence.</w:t>
+      <w:pPr>
+        <w:spacing w:line="336" w:lineRule="auto" w:after="180"/>
+      </w:pPr>
+      <w:r>
+        <w:rPr>
+          <w:b w:val="0"/>
+        </w:rPr>
+        <w:t xml:space="preserve">Trace the calculation on paper before running this optional Python check. Use the stated fictional </w:t>
+      </w:r>
+      <w:r>
+        <w:rPr>
+          <w:b/>
+        </w:rPr>
+        <w:t>input</w:t>
+      </w:r>
+      <w:r>
+        <w:rPr>
+          <w:b w:val="0"/>
+        </w:rPr>
+        <w:t xml:space="preserve">s and compare intermediate values. The code checks this example; your independent workbook case uses different </w:t>
+      </w:r>
+      <w:r>
+        <w:rPr>
+          <w:b/>
+        </w:rPr>
+        <w:t>evidence</w:t>
+      </w:r>
+      <w:r>
+        <w:rPr>
+          <w:b w:val="0"/>
+        </w:rPr>
+        <w:t>.</w:t>
       </w:r>
     </w:p>
     <w:p>
@@ -493,8 +1280,26 @@
       </w:r>
     </w:p>
     <w:p>
-      <w:r>
-        <w:t>Point to the input, the deciding step and the result in this week’s visual. Explain the same step in ordinary words. A picture helps when you can say what each part represents.</w:t>
+      <w:pPr>
+        <w:spacing w:line="336" w:lineRule="auto" w:after="180"/>
+      </w:pPr>
+      <w:r>
+        <w:rPr>
+          <w:b w:val="0"/>
+        </w:rPr>
+        <w:t xml:space="preserve">Point to the </w:t>
+      </w:r>
+      <w:r>
+        <w:rPr>
+          <w:b/>
+        </w:rPr>
+        <w:t>input</w:t>
+      </w:r>
+      <w:r>
+        <w:rPr>
+          <w:b w:val="0"/>
+        </w:rPr>
+        <w:t>, the deciding step and the result in this week’s visual. Explain the same step in ordinary words. A picture helps when you can say what each part represents.</w:t>
       </w:r>
     </w:p>
     <w:p>
@@ -507,6 +1312,17 @@
     </w:p>
     <w:p>
       <w:r>
+        <w:t>Compare the supplied cases for Mean, Median, and Baselines. Identify the detail that changes the conclusion.</w:t>
+      </w:r>
+    </w:p>
+    <w:p>
+      <w:pPr>
+        <w:spacing w:line="336" w:lineRule="auto" w:after="180"/>
+      </w:pPr>
+      <w:r>
+        <w:rPr>
+          <w:b/>
+        </w:rPr>
         <w:t>EVALUATION DESIGN</w:t>
       </w:r>
     </w:p>
@@ -519,7 +1335,13 @@
       </w:r>
     </w:p>
     <w:p>
-      <w:r>
+      <w:pPr>
+        <w:spacing w:line="336" w:lineRule="auto" w:after="180"/>
+      </w:pPr>
+      <w:r>
+        <w:rPr>
+          <w:b w:val="0"/>
+        </w:rPr>
         <w:t>A system is not understood until it survives more than one comfortable example.</w:t>
       </w:r>
     </w:p>
@@ -668,32 +1490,91 @@
       </w:r>
     </w:p>
     <w:p>
-      <w:r>
+      <w:pPr>
+        <w:spacing w:line="336" w:lineRule="auto" w:after="180"/>
+      </w:pPr>
+      <w:r>
+        <w:rPr>
+          <w:b w:val="0"/>
+        </w:rPr>
         <w:t>NORMAL  Expected data and expected behavior.</w:t>
       </w:r>
     </w:p>
     <w:p>
-      <w:r>
-        <w:t>BOUNDARY  Value close to a threshold, ambiguous label, or uncertain prediction.</w:t>
-      </w:r>
-    </w:p>
-    <w:p>
-      <w:r>
+      <w:pPr>
+        <w:pStyle w:val="Heading3"/>
+      </w:pPr>
+      <w:r>
+        <w:t>Keep this boundary clear</w:t>
+      </w:r>
+    </w:p>
+    <w:p>
+      <w:pPr>
+        <w:spacing w:line="336" w:lineRule="auto" w:after="180"/>
+        <w:shd w:fill="FFF5E6"/>
+      </w:pPr>
+      <w:r>
+        <w:rPr>
+          <w:b w:val="0"/>
+        </w:rPr>
+        <w:t xml:space="preserve">BOUNDARY  Value close to a threshold, ambiguous label, or uncertain </w:t>
+      </w:r>
+      <w:r>
+        <w:rPr>
+          <w:b/>
+        </w:rPr>
+        <w:t>prediction</w:t>
+      </w:r>
+      <w:r>
+        <w:rPr>
+          <w:b w:val="0"/>
+        </w:rPr>
+        <w:t>.</w:t>
+      </w:r>
+    </w:p>
+    <w:p>
+      <w:pPr>
+        <w:spacing w:line="336" w:lineRule="auto" w:after="180"/>
+      </w:pPr>
+      <w:r>
+        <w:rPr>
+          <w:b w:val="0"/>
+        </w:rPr>
         <w:t>MISSING  Necessary field, label, source, or measurement is unavailable.</w:t>
       </w:r>
     </w:p>
     <w:p>
-      <w:r>
+      <w:pPr>
+        <w:spacing w:line="336" w:lineRule="auto" w:after="180"/>
+      </w:pPr>
+      <w:r>
+        <w:rPr>
+          <w:b w:val="0"/>
+        </w:rPr>
         <w:t>SHIFTED  New lighting, species, device, subgroup, or time condition.</w:t>
       </w:r>
     </w:p>
     <w:p>
-      <w:r>
+      <w:pPr>
+        <w:spacing w:line="336" w:lineRule="auto" w:after="180"/>
+        <w:shd w:fill="FFF5E6"/>
+      </w:pPr>
+      <w:r>
+        <w:rPr>
+          <w:b w:val="0"/>
+        </w:rPr>
         <w:t>RELEASE RULE  Passing one case never proves generalization. Predefine expected behavior for all four categories.</w:t>
       </w:r>
     </w:p>
     <w:p>
-      <w:r>
+      <w:pPr>
+        <w:spacing w:line="336" w:lineRule="auto" w:after="180"/>
+        <w:shd w:fill="F5F1FB"/>
+      </w:pPr>
+      <w:r>
+        <w:rPr>
+          <w:b w:val="0"/>
+        </w:rPr>
         <w:t>Which case most threatens today's claim, and why?</w:t>
       </w:r>
     </w:p>
@@ -706,18 +1587,141 @@
       </w:r>
     </w:p>
     <w:p>
-      <w:r>
-        <w:t>Change: Replace training 20 with 8 while keeping evaluation unchanged.</w:t>
-      </w:r>
-    </w:p>
-    <w:p>
-      <w:r>
-        <w:t>Prediction: Both fitted constants become5 cm and both evaluation MAEs remain3 cm.</w:t>
-      </w:r>
-    </w:p>
-    <w:p>
-      <w:r>
-        <w:t>Reason: Mean is now20/4=5; median stays5. The earlier training outlier affected the mean.</w:t>
+      <w:pPr>
+        <w:pStyle w:val="Heading3"/>
+      </w:pPr>
+      <w:r>
+        <w:t>Change one thing</w:t>
+      </w:r>
+    </w:p>
+    <w:p>
+      <w:pPr>
+        <w:spacing w:line="336" w:lineRule="auto" w:after="180"/>
+        <w:shd w:fill="F5F1FB"/>
+      </w:pPr>
+      <w:r>
+        <w:rPr>
+          <w:b w:val="0"/>
+        </w:rPr>
+        <w:t xml:space="preserve">Change: Replace </w:t>
+      </w:r>
+      <w:r>
+        <w:rPr>
+          <w:b/>
+        </w:rPr>
+        <w:t>training</w:t>
+      </w:r>
+      <w:r>
+        <w:rPr>
+          <w:b w:val="0"/>
+        </w:rPr>
+        <w:t xml:space="preserve"> 20 with 8 while keeping evaluation unchanged.</w:t>
+      </w:r>
+    </w:p>
+    <w:p>
+      <w:pPr>
+        <w:pStyle w:val="Heading3"/>
+      </w:pPr>
+      <w:r>
+        <w:t>Predicted result</w:t>
+      </w:r>
+    </w:p>
+    <w:p>
+      <w:pPr>
+        <w:spacing w:line="336" w:lineRule="auto" w:after="180"/>
+        <w:shd w:fill="F1F6FC"/>
+      </w:pPr>
+      <w:r>
+        <w:rPr>
+          <w:b/>
+        </w:rPr>
+        <w:t>Prediction</w:t>
+      </w:r>
+      <w:r>
+        <w:rPr>
+          <w:b w:val="0"/>
+        </w:rPr>
+        <w:t>: Both fitted constants become5 cm and both evaluation MAEs remain3 cm.</w:t>
+      </w:r>
+    </w:p>
+    <w:p>
+      <w:pPr>
+        <w:pStyle w:val="Heading3"/>
+      </w:pPr>
+      <w:r>
+        <w:t>Why the result follows</w:t>
+      </w:r>
+    </w:p>
+    <w:p>
+      <w:pPr>
+        <w:spacing w:line="336" w:lineRule="auto" w:after="180"/>
+        <w:shd w:fill="F1F6FC"/>
+      </w:pPr>
+      <w:r>
+        <w:rPr>
+          <w:b w:val="0"/>
+        </w:rPr>
+        <w:t xml:space="preserve">Reason: </w:t>
+      </w:r>
+      <w:r>
+        <w:rPr>
+          <w:b/>
+        </w:rPr>
+        <w:t>Mean</w:t>
+      </w:r>
+      <w:r>
+        <w:rPr>
+          <w:b w:val="0"/>
+        </w:rPr>
+        <w:t xml:space="preserve"> is now20/4=5; </w:t>
+      </w:r>
+      <w:r>
+        <w:rPr>
+          <w:b/>
+        </w:rPr>
+        <w:t>median</w:t>
+      </w:r>
+      <w:r>
+        <w:rPr>
+          <w:b w:val="0"/>
+        </w:rPr>
+        <w:t xml:space="preserve"> stays5. The earlier </w:t>
+      </w:r>
+      <w:r>
+        <w:rPr>
+          <w:b/>
+        </w:rPr>
+        <w:t>training</w:t>
+      </w:r>
+      <w:r>
+        <w:rPr>
+          <w:b w:val="0"/>
+        </w:rPr>
+        <w:t xml:space="preserve"> </w:t>
+      </w:r>
+      <w:r>
+        <w:rPr>
+          <w:b/>
+        </w:rPr>
+        <w:t>outlier</w:t>
+      </w:r>
+      <w:r>
+        <w:rPr>
+          <w:b w:val="0"/>
+        </w:rPr>
+        <w:t xml:space="preserve"> affected the </w:t>
+      </w:r>
+      <w:r>
+        <w:rPr>
+          <w:b/>
+        </w:rPr>
+        <w:t>mean</w:t>
+      </w:r>
+      <w:r>
+        <w:rPr>
+          <w:b w:val="0"/>
+        </w:rPr>
+        <w:t>.</w:t>
       </w:r>
     </w:p>
     <w:p>
@@ -730,6 +1734,17 @@
     </w:p>
     <w:p>
       <w:r>
+        <w:t>Use the vocabulary of Mean, Median, and Baselines to explain a concrete decision, rather than only memorising definitions.</w:t>
+      </w:r>
+    </w:p>
+    <w:p>
+      <w:pPr>
+        <w:spacing w:line="336" w:lineRule="auto" w:after="180"/>
+      </w:pPr>
+      <w:r>
+        <w:rPr>
+          <w:b/>
+        </w:rPr>
         <w:t>VOCABULARY</w:t>
       </w:r>
     </w:p>
@@ -742,7 +1757,13 @@
       </w:r>
     </w:p>
     <w:p>
-      <w:r>
+      <w:pPr>
+        <w:spacing w:line="336" w:lineRule="auto" w:after="180"/>
+      </w:pPr>
+      <w:r>
+        <w:rPr>
+          <w:b w:val="0"/>
+        </w:rPr>
         <w:t>A definition matters when it lets you interpret a new dataset, model, or result.</w:t>
       </w:r>
     </w:p>
@@ -1058,12 +2079,37 @@
       </w:tr>
     </w:tbl>
     <w:p>
-      <w:r>
-        <w:t>MISCONCEPTION TO REPAIR  The mean is always the fairest and most scientific summary.</w:t>
-      </w:r>
-    </w:p>
-    <w:p>
-      <w:r>
+      <w:pPr>
+        <w:spacing w:line="336" w:lineRule="auto" w:after="180"/>
+        <w:shd w:fill="FFF5E6"/>
+      </w:pPr>
+      <w:r>
+        <w:rPr>
+          <w:b w:val="0"/>
+        </w:rPr>
+        <w:t xml:space="preserve">MISCONCEPTION TO REPAIR  The </w:t>
+      </w:r>
+      <w:r>
+        <w:rPr>
+          <w:b/>
+        </w:rPr>
+        <w:t>mean</w:t>
+      </w:r>
+      <w:r>
+        <w:rPr>
+          <w:b w:val="0"/>
+        </w:rPr>
+        <w:t xml:space="preserve"> is always the fairest and most scientific summary.</w:t>
+      </w:r>
+    </w:p>
+    <w:p>
+      <w:pPr>
+        <w:spacing w:line="336" w:lineRule="auto" w:after="180"/>
+      </w:pPr>
+      <w:r>
+        <w:rPr>
+          <w:b w:val="0"/>
+        </w:rPr>
         <w:t>Repair the claim using a definition, calculation, or test record:</w:t>
       </w:r>
     </w:p>
@@ -1209,7 +2255,24 @@
     </w:p>
     <w:p>
       <w:r>
-        <w:t>WORKED EVIDENCE</w:t>
+        <w:t>Follow the worked trace for Mean, Median, and Baselines, predict a step, then compare with its explanation.</w:t>
+      </w:r>
+    </w:p>
+    <w:p>
+      <w:pPr>
+        <w:spacing w:line="336" w:lineRule="auto" w:after="180"/>
+      </w:pPr>
+      <w:r>
+        <w:rPr>
+          <w:b/>
+        </w:rPr>
+        <w:t xml:space="preserve">WORKED </w:t>
+      </w:r>
+      <w:r>
+        <w:rPr>
+          <w:b/>
+        </w:rPr>
+        <w:t>EVIDENCE</w:t>
       </w:r>
     </w:p>
     <w:p>
@@ -1221,8 +2284,26 @@
       </w:r>
     </w:p>
     <w:p>
-      <w:r>
-        <w:t>Predict first. Then check each step. A correct answer without visible evidence cannot be audited.</w:t>
+      <w:pPr>
+        <w:spacing w:line="336" w:lineRule="auto" w:after="180"/>
+      </w:pPr>
+      <w:r>
+        <w:rPr>
+          <w:b w:val="0"/>
+        </w:rPr>
+        <w:t xml:space="preserve">Predict first. Then check each step. A correct answer without visible </w:t>
+      </w:r>
+      <w:r>
+        <w:rPr>
+          <w:b/>
+        </w:rPr>
+        <w:t>evidence</w:t>
+      </w:r>
+      <w:r>
+        <w:rPr>
+          <w:b w:val="0"/>
+        </w:rPr>
+        <w:t xml:space="preserve"> cannot be audited.</w:t>
       </w:r>
     </w:p>
     <w:p>
@@ -1262,33 +2343,166 @@
       </w:r>
     </w:p>
     <w:p>
-      <w:r>
+      <w:pPr>
+        <w:pStyle w:val="Heading3"/>
+      </w:pPr>
+      <w:r>
+        <w:t>Step 1</w:t>
+      </w:r>
+    </w:p>
+    <w:p>
+      <w:pPr>
+        <w:spacing w:line="336" w:lineRule="auto" w:after="180"/>
+        <w:shd w:fill="F4F9FC"/>
+      </w:pPr>
+      <w:r>
+        <w:rPr>
+          <w:b w:val="0"/>
+        </w:rPr>
         <w:t>STEP 1  Heights are 10, 11, 12, 13, and 54 cm.</w:t>
       </w:r>
     </w:p>
     <w:p>
-      <w:r>
-        <w:t>STEP 2  Mean = 100 ÷ 5 = 20 cm.</w:t>
-      </w:r>
-    </w:p>
-    <w:p>
-      <w:r>
-        <w:t>STEP 3  Median is 12 cm, the middle ordered value.</w:t>
-      </w:r>
-    </w:p>
-    <w:p>
-      <w:r>
-        <w:t>STEP 4  For typical-height absolute error, median is more robust; still report why 54 is present.</w:t>
-      </w:r>
-    </w:p>
-    <w:p>
-      <w:r>
+      <w:pPr>
+        <w:pStyle w:val="Heading3"/>
+      </w:pPr>
+      <w:r>
+        <w:t>Step 2</w:t>
+      </w:r>
+    </w:p>
+    <w:p>
+      <w:pPr>
+        <w:spacing w:line="336" w:lineRule="auto" w:after="180"/>
+        <w:shd w:fill="F4F9FC"/>
+      </w:pPr>
+      <w:r>
+        <w:rPr>
+          <w:b w:val="0"/>
+        </w:rPr>
+        <w:t xml:space="preserve">STEP 2  </w:t>
+      </w:r>
+      <w:r>
+        <w:rPr>
+          <w:b/>
+        </w:rPr>
+        <w:t>Mean</w:t>
+      </w:r>
+      <w:r>
+        <w:rPr>
+          <w:b w:val="0"/>
+        </w:rPr>
+        <w:t xml:space="preserve"> = 100 ÷ 5 = 20 cm.</w:t>
+      </w:r>
+    </w:p>
+    <w:p>
+      <w:pPr>
+        <w:pStyle w:val="Heading3"/>
+      </w:pPr>
+      <w:r>
+        <w:t>Step 3</w:t>
+      </w:r>
+    </w:p>
+    <w:p>
+      <w:pPr>
+        <w:spacing w:line="336" w:lineRule="auto" w:after="180"/>
+        <w:shd w:fill="F4F9FC"/>
+      </w:pPr>
+      <w:r>
+        <w:rPr>
+          <w:b w:val="0"/>
+        </w:rPr>
+        <w:t xml:space="preserve">STEP 3  </w:t>
+      </w:r>
+      <w:r>
+        <w:rPr>
+          <w:b/>
+        </w:rPr>
+        <w:t>Median</w:t>
+      </w:r>
+      <w:r>
+        <w:rPr>
+          <w:b w:val="0"/>
+        </w:rPr>
+        <w:t xml:space="preserve"> is 12 cm, the middle ordered value.</w:t>
+      </w:r>
+    </w:p>
+    <w:p>
+      <w:pPr>
+        <w:pStyle w:val="Heading3"/>
+      </w:pPr>
+      <w:r>
+        <w:t>Step 4</w:t>
+      </w:r>
+    </w:p>
+    <w:p>
+      <w:pPr>
+        <w:spacing w:line="336" w:lineRule="auto" w:after="180"/>
+        <w:shd w:fill="F4F9FC"/>
+      </w:pPr>
+      <w:r>
+        <w:rPr>
+          <w:b w:val="0"/>
+        </w:rPr>
+        <w:t xml:space="preserve">STEP 4  For typical-height </w:t>
+      </w:r>
+      <w:r>
+        <w:rPr>
+          <w:b/>
+        </w:rPr>
+        <w:t>absolute error</w:t>
+      </w:r>
+      <w:r>
+        <w:rPr>
+          <w:b w:val="0"/>
+        </w:rPr>
+        <w:t xml:space="preserve">, </w:t>
+      </w:r>
+      <w:r>
+        <w:rPr>
+          <w:b/>
+        </w:rPr>
+        <w:t>median</w:t>
+      </w:r>
+      <w:r>
+        <w:rPr>
+          <w:b w:val="0"/>
+        </w:rPr>
+        <w:t xml:space="preserve"> is more robust; still report why 54 is present.</w:t>
+      </w:r>
+    </w:p>
+    <w:p>
+      <w:pPr>
+        <w:spacing w:line="336" w:lineRule="auto" w:after="180"/>
+        <w:shd w:fill="EDF7F3"/>
+      </w:pPr>
+      <w:r>
+        <w:rPr>
+          <w:b w:val="0"/>
+        </w:rPr>
         <w:t>CHECK  Verify the denominator, unit, split, class definition, and data version before interpreting a score.</w:t>
       </w:r>
     </w:p>
     <w:p>
-      <w:r>
-        <w:t>Recalculate, retrace, or restate the evidence independently:</w:t>
+      <w:pPr>
+        <w:spacing w:line="336" w:lineRule="auto" w:after="180"/>
+      </w:pPr>
+      <w:r>
+        <w:rPr>
+          <w:b w:val="0"/>
+        </w:rPr>
+        <w:t xml:space="preserve">Recalculate, retrace, or restate the </w:t>
+      </w:r>
+      <w:r>
+        <w:rPr>
+          <w:b/>
+        </w:rPr>
+        <w:t>evidence</w:t>
+      </w:r>
+      <w:r>
+        <w:rPr>
+          <w:b w:val="0"/>
+        </w:rPr>
+        <w:t xml:space="preserve"> independently:</w:t>
       </w:r>
     </w:p>
     <w:p>
@@ -1492,7 +2706,13 @@
       </w:r>
     </w:p>
     <w:p>
-      <w:r>
+      <w:pPr>
+        <w:spacing w:line="336" w:lineRule="auto" w:after="180"/>
+      </w:pPr>
+      <w:r>
+        <w:rPr>
+          <w:b w:val="0"/>
+        </w:rPr>
         <w:t>Cover the result before checking it. Say what is given, choose the procedure, and follow one step at a time. Then uncover the result and explain your first mismatch. Ask why a step is allowed, not only what number it produces.</w:t>
       </w:r>
     </w:p>
@@ -1505,7 +2725,13 @@
       </w:r>
     </w:p>
     <w:p>
-      <w:r>
+      <w:pPr>
+        <w:spacing w:line="336" w:lineRule="auto" w:after="180"/>
+      </w:pPr>
+      <w:r>
+        <w:rPr>
+          <w:b w:val="0"/>
+        </w:rPr>
         <w:t>Fit two constant height baselines and compare them on held-out examples.</w:t>
       </w:r>
     </w:p>
@@ -1518,13 +2744,73 @@
       </w:r>
     </w:p>
     <w:p>
-      <w:r>
-        <w:t>Training heights [2, 4, 6, 20] cm. Evaluation heights [4, 10] cm. Fit constants only from training.</w:t>
-      </w:r>
-    </w:p>
-    <w:p>
-      <w:r>
-        <w:t>All inputs and outcomes in this worked example are invented classroom data; no real model run is claimed.</w:t>
+      <w:pPr>
+        <w:pStyle w:val="Heading3"/>
+      </w:pPr>
+      <w:r>
+        <w:t>Supplied facts</w:t>
+      </w:r>
+    </w:p>
+    <w:p>
+      <w:pPr>
+        <w:spacing w:line="336" w:lineRule="auto" w:after="180"/>
+        <w:shd w:fill="F1F6FC"/>
+      </w:pPr>
+      <w:r>
+        <w:rPr>
+          <w:b/>
+        </w:rPr>
+        <w:t>Training</w:t>
+      </w:r>
+      <w:r>
+        <w:rPr>
+          <w:b w:val="0"/>
+        </w:rPr>
+        <w:t xml:space="preserve"> heights [2, 4, 6, 20] cm. Evaluation heights [4, 10] cm. Fit constants only from </w:t>
+      </w:r>
+      <w:r>
+        <w:rPr>
+          <w:b/>
+        </w:rPr>
+        <w:t>training</w:t>
+      </w:r>
+      <w:r>
+        <w:rPr>
+          <w:b w:val="0"/>
+        </w:rPr>
+        <w:t>.</w:t>
+      </w:r>
+    </w:p>
+    <w:p>
+      <w:pPr>
+        <w:pStyle w:val="Heading3"/>
+      </w:pPr>
+      <w:r>
+        <w:t>Supplied facts</w:t>
+      </w:r>
+    </w:p>
+    <w:p>
+      <w:pPr>
+        <w:spacing w:line="336" w:lineRule="auto" w:after="180"/>
+        <w:shd w:fill="F1F6FC"/>
+      </w:pPr>
+      <w:r>
+        <w:rPr>
+          <w:b w:val="0"/>
+        </w:rPr>
+        <w:t xml:space="preserve">All </w:t>
+      </w:r>
+      <w:r>
+        <w:rPr>
+          <w:b/>
+        </w:rPr>
+        <w:t>input</w:t>
+      </w:r>
+      <w:r>
+        <w:rPr>
+          <w:b w:val="0"/>
+        </w:rPr>
+        <w:t>s and outcomes in this worked example are invented classroom data; no real model run is claimed.</w:t>
       </w:r>
     </w:p>
     <w:p>
@@ -1687,31 +2973,181 @@
       </w:r>
     </w:p>
     <w:p>
-      <w:r>
-        <w:t>Read the picture in order. Mean MAE=(4+2)/2=3 cm; median MAE=(1+5)/2=3 cm. The arrows show which recorded input or intermediate result each decision uses. Explain the deciding step aloud before checking the changed case; pointing to the final answer alone does not show how it follows.</w:t>
-      </w:r>
-    </w:p>
-    <w:p>
       <w:pPr>
         <w:pStyle w:val="Heading3"/>
       </w:pPr>
       <w:r>
+        <w:t>Why the result follows</w:t>
+      </w:r>
+    </w:p>
+    <w:p>
+      <w:pPr>
+        <w:spacing w:line="336" w:lineRule="auto" w:after="180"/>
+        <w:shd w:fill="F1F6FC"/>
+      </w:pPr>
+      <w:r>
+        <w:rPr>
+          <w:b w:val="0"/>
+        </w:rPr>
+        <w:t xml:space="preserve">Read the picture in order. </w:t>
+      </w:r>
+      <w:r>
+        <w:rPr>
+          <w:b/>
+        </w:rPr>
+        <w:t>Mean</w:t>
+      </w:r>
+      <w:r>
+        <w:rPr>
+          <w:b w:val="0"/>
+        </w:rPr>
+        <w:t xml:space="preserve"> MAE=(4+2)/2=3 cm; </w:t>
+      </w:r>
+      <w:r>
+        <w:rPr>
+          <w:b/>
+        </w:rPr>
+        <w:t>median</w:t>
+      </w:r>
+      <w:r>
+        <w:rPr>
+          <w:b w:val="0"/>
+        </w:rPr>
+        <w:t xml:space="preserve"> MAE=(1+5)/2=3 cm. The arrows show which recorded </w:t>
+      </w:r>
+      <w:r>
+        <w:rPr>
+          <w:b/>
+        </w:rPr>
+        <w:t>input</w:t>
+      </w:r>
+      <w:r>
+        <w:rPr>
+          <w:b w:val="0"/>
+        </w:rPr>
+        <w:t xml:space="preserve"> or intermediate result each decision uses.</w:t>
+      </w:r>
+    </w:p>
+    <w:p>
+      <w:pPr>
+        <w:spacing w:line="336" w:lineRule="auto" w:after="180"/>
+        <w:shd w:fill="F1F6FC"/>
+      </w:pPr>
+      <w:r>
+        <w:rPr>
+          <w:b w:val="0"/>
+        </w:rPr>
+        <w:t>Explain the deciding step aloud before checking the changed case; pointing to the final answer alone does not show how it follows.</w:t>
+      </w:r>
+    </w:p>
+    <w:p>
+      <w:pPr>
+        <w:pStyle w:val="Heading3"/>
+      </w:pPr>
+      <w:r>
         <w:t>What this example does not establish</w:t>
       </w:r>
     </w:p>
     <w:p>
-      <w:r>
-        <w:t>Mean and median have different loss properties, but their held-out performance depends on the particular evaluation cases.</w:t>
-      </w:r>
-    </w:p>
-    <w:p>
-      <w:r>
-        <w:t>Read the labelled picture: Does either original baseline win under evaluation MAE? Point to the relevant step in the picture, then write the changed result and the rule or evidence that supports it.</w:t>
-      </w:r>
-    </w:p>
-    <w:p>
-      <w:r>
-        <w:t>Change one thing: Replace training 20 with 8 while keeping evaluation unchanged. Predict the result before checking the explanation. What remains the same?</w:t>
+      <w:pPr>
+        <w:pStyle w:val="Heading3"/>
+      </w:pPr>
+      <w:r>
+        <w:t>Keep the stated limit</w:t>
+      </w:r>
+    </w:p>
+    <w:p>
+      <w:pPr>
+        <w:spacing w:line="336" w:lineRule="auto" w:after="180"/>
+        <w:shd w:fill="FFF5E6"/>
+      </w:pPr>
+      <w:r>
+        <w:rPr>
+          <w:b/>
+        </w:rPr>
+        <w:t>Mean</w:t>
+      </w:r>
+      <w:r>
+        <w:rPr>
+          <w:b w:val="0"/>
+        </w:rPr>
+        <w:t xml:space="preserve"> and </w:t>
+      </w:r>
+      <w:r>
+        <w:rPr>
+          <w:b/>
+        </w:rPr>
+        <w:t>median</w:t>
+      </w:r>
+      <w:r>
+        <w:rPr>
+          <w:b w:val="0"/>
+        </w:rPr>
+        <w:t xml:space="preserve"> have different loss properties, but their held-out performance depends on the particular evaluation cases.</w:t>
+      </w:r>
+    </w:p>
+    <w:p>
+      <w:pPr>
+        <w:pStyle w:val="Heading3"/>
+      </w:pPr>
+      <w:r>
+        <w:t>Keep the stated limit</w:t>
+      </w:r>
+    </w:p>
+    <w:p>
+      <w:pPr>
+        <w:spacing w:line="336" w:lineRule="auto" w:after="180"/>
+        <w:shd w:fill="FFF5E6"/>
+      </w:pPr>
+      <w:r>
+        <w:rPr>
+          <w:b w:val="0"/>
+        </w:rPr>
+        <w:t xml:space="preserve">Read the labelled picture: Does either original baseline win under evaluation MAE? Point to the relevant step in the picture, then write the changed result and the rule or </w:t>
+      </w:r>
+      <w:r>
+        <w:rPr>
+          <w:b/>
+        </w:rPr>
+        <w:t>evidence</w:t>
+      </w:r>
+      <w:r>
+        <w:rPr>
+          <w:b w:val="0"/>
+        </w:rPr>
+        <w:t xml:space="preserve"> that supports it.</w:t>
+      </w:r>
+    </w:p>
+    <w:p>
+      <w:pPr>
+        <w:pStyle w:val="Heading3"/>
+      </w:pPr>
+      <w:r>
+        <w:t>Keep the stated limit</w:t>
+      </w:r>
+    </w:p>
+    <w:p>
+      <w:pPr>
+        <w:spacing w:line="336" w:lineRule="auto" w:after="180"/>
+        <w:shd w:fill="FFF5E6"/>
+      </w:pPr>
+      <w:r>
+        <w:rPr>
+          <w:b w:val="0"/>
+        </w:rPr>
+        <w:t xml:space="preserve">Change one thing: Replace </w:t>
+      </w:r>
+      <w:r>
+        <w:rPr>
+          <w:b/>
+        </w:rPr>
+        <w:t>training</w:t>
+      </w:r>
+      <w:r>
+        <w:rPr>
+          <w:b w:val="0"/>
+        </w:rPr>
+        <w:t xml:space="preserve"> 20 with 8 while keeping evaluation unchanged. Predict the result before checking the explanation. What remains the same?</w:t>
       </w:r>
     </w:p>
     <w:p>
@@ -1724,6 +3160,26 @@
     </w:p>
     <w:p>
       <w:r>
+        <w:t>Find the unsupported step in the Mean, Median, and Baselines claim and explain a repair using the supplied evidence.</w:t>
+      </w:r>
+    </w:p>
+    <w:p>
+      <w:pPr>
+        <w:pStyle w:val="Heading3"/>
+      </w:pPr>
+      <w:r>
+        <w:t>Find the first error</w:t>
+      </w:r>
+    </w:p>
+    <w:p>
+      <w:pPr>
+        <w:spacing w:line="336" w:lineRule="auto" w:after="180"/>
+        <w:shd w:fill="FFF5E6"/>
+      </w:pPr>
+      <w:r>
+        <w:rPr>
+          <w:b w:val="0"/>
+        </w:rPr>
         <w:t>ERROR DETECTIVE</w:t>
       </w:r>
     </w:p>
@@ -1736,7 +3192,13 @@
       </w:r>
     </w:p>
     <w:p>
-      <w:r>
+      <w:pPr>
+        <w:spacing w:line="336" w:lineRule="auto" w:after="180"/>
+      </w:pPr>
+      <w:r>
+        <w:rPr>
+          <w:b w:val="0"/>
+        </w:rPr>
         <w:t>Do not patch the answer. Find the earliest unsupported assumption, data problem, or experiment error.</w:t>
       </w:r>
     </w:p>
@@ -1987,12 +3449,37 @@
       </w:tr>
     </w:tbl>
     <w:p>
-      <w:r>
-        <w:t>CLAIM TO CHALLENGE  The mean is always the fairest and most scientific summary.</w:t>
-      </w:r>
-    </w:p>
-    <w:p>
-      <w:r>
+      <w:pPr>
+        <w:spacing w:line="336" w:lineRule="auto" w:after="180"/>
+        <w:shd w:fill="FFF5E6"/>
+      </w:pPr>
+      <w:r>
+        <w:rPr>
+          <w:b w:val="0"/>
+        </w:rPr>
+        <w:t xml:space="preserve">CLAIM TO CHALLENGE  The </w:t>
+      </w:r>
+      <w:r>
+        <w:rPr>
+          <w:b/>
+        </w:rPr>
+        <w:t>mean</w:t>
+      </w:r>
+      <w:r>
+        <w:rPr>
+          <w:b w:val="0"/>
+        </w:rPr>
+        <w:t xml:space="preserve"> is always the fairest and most scientific summary.</w:t>
+      </w:r>
+    </w:p>
+    <w:p>
+      <w:pPr>
+        <w:spacing w:line="336" w:lineRule="auto" w:after="180"/>
+      </w:pPr>
+      <w:r>
+        <w:rPr>
+          <w:b w:val="0"/>
+        </w:rPr>
         <w:t>Diagnose one cause and name the cleanest next experiment:</w:t>
       </w:r>
     </w:p>
@@ -2005,8 +3492,37 @@
       </w:r>
     </w:p>
     <w:p>
-      <w:r>
-        <w:t>For an even number of values, this course averages the two middle values to report one median. Keep a frozen baseline across comparisons and show its evaluation score. A model that fails to beat it may still reveal a data or metric issue worth investigating.</w:t>
+      <w:pPr>
+        <w:spacing w:line="336" w:lineRule="auto" w:after="180"/>
+      </w:pPr>
+      <w:r>
+        <w:rPr>
+          <w:b w:val="0"/>
+        </w:rPr>
+        <w:t xml:space="preserve">For an even number of values, this course averages the two middle values to report one </w:t>
+      </w:r>
+      <w:r>
+        <w:rPr>
+          <w:b/>
+        </w:rPr>
+        <w:t>median</w:t>
+      </w:r>
+      <w:r>
+        <w:rPr>
+          <w:b w:val="0"/>
+        </w:rPr>
+        <w:t>. Keep a frozen baseline across comparisons and show its evaluation score.</w:t>
+      </w:r>
+    </w:p>
+    <w:p>
+      <w:pPr>
+        <w:spacing w:line="336" w:lineRule="auto" w:after="180"/>
+      </w:pPr>
+      <w:r>
+        <w:rPr>
+          <w:b w:val="0"/>
+        </w:rPr>
+        <w:t>A model that fails to beat it may still reveal a data or metric issue worth investigating.</w:t>
       </w:r>
     </w:p>
     <w:p>
@@ -2047,6 +3563,17 @@
     </w:p>
     <w:p>
       <w:r>
+        <w:t>Practise Mean, Median, and Baselines with support, then explain the deciding step in your own words.</w:t>
+      </w:r>
+    </w:p>
+    <w:p>
+      <w:pPr>
+        <w:spacing w:line="336" w:lineRule="auto" w:after="180"/>
+      </w:pPr>
+      <w:r>
+        <w:rPr>
+          <w:b/>
+        </w:rPr>
         <w:t>ML STUDIO</w:t>
       </w:r>
     </w:p>
@@ -2059,7 +3586,13 @@
       </w:r>
     </w:p>
     <w:p>
-      <w:r>
+      <w:pPr>
+        <w:spacing w:line="336" w:lineRule="auto" w:after="180"/>
+      </w:pPr>
+      <w:r>
+        <w:rPr>
+          <w:b w:val="0"/>
+        </w:rPr>
         <w:t>A trustworthy result can be reproduced from the recorded data, code, settings, and evaluation rule.</w:t>
       </w:r>
     </w:p>
@@ -2108,37 +3641,106 @@
       </w:r>
     </w:p>
     <w:p>
-      <w:r>
+      <w:pPr>
+        <w:pStyle w:val="Heading3"/>
+      </w:pPr>
+      <w:r>
+        <w:t>Question to explain</w:t>
+      </w:r>
+    </w:p>
+    <w:p>
+      <w:pPr>
+        <w:spacing w:line="336" w:lineRule="auto" w:after="180"/>
+        <w:shd w:fill="F5F1FB"/>
+      </w:pPr>
+      <w:r>
+        <w:rPr>
+          <w:b w:val="0"/>
+        </w:rPr>
         <w:t>QUESTION + intended use + success threshold</w:t>
       </w:r>
     </w:p>
     <w:p>
-      <w:r>
+      <w:pPr>
+        <w:spacing w:line="336" w:lineRule="auto" w:after="180"/>
+      </w:pPr>
+      <w:r>
+        <w:rPr>
+          <w:b w:val="0"/>
+        </w:rPr>
         <w:t>DATA version + grouped split + leakage check</w:t>
       </w:r>
     </w:p>
     <w:p>
-      <w:r>
-        <w:t>CODE/preprocessing + features + model + settings + seed</w:t>
-      </w:r>
-    </w:p>
-    <w:p>
-      <w:r>
+      <w:pPr>
+        <w:spacing w:line="336" w:lineRule="auto" w:after="180"/>
+      </w:pPr>
+      <w:r>
+        <w:rPr>
+          <w:b w:val="0"/>
+        </w:rPr>
+        <w:t>CODE/pre</w:t>
+      </w:r>
+      <w:r>
+        <w:rPr>
+          <w:b/>
+        </w:rPr>
+        <w:t>process</w:t>
+      </w:r>
+      <w:r>
+        <w:rPr>
+          <w:b w:val="0"/>
+        </w:rPr>
+        <w:t>ing + features + model + settings + seed</w:t>
+      </w:r>
+    </w:p>
+    <w:p>
+      <w:pPr>
+        <w:spacing w:line="336" w:lineRule="auto" w:after="180"/>
+      </w:pPr>
+      <w:r>
+        <w:rPr>
+          <w:b w:val="0"/>
+        </w:rPr>
         <w:t>METRICS + positive class + units + denominators</w:t>
       </w:r>
     </w:p>
     <w:p>
-      <w:r>
-        <w:t>PREDICTIONS + errors + subgroup slices + limitations</w:t>
-      </w:r>
-    </w:p>
-    <w:p>
-      <w:r>
+      <w:pPr>
+        <w:spacing w:line="336" w:lineRule="auto" w:after="180"/>
+      </w:pPr>
+      <w:r>
+        <w:rPr>
+          <w:b/>
+        </w:rPr>
+        <w:t>PREDICTION</w:t>
+      </w:r>
+      <w:r>
+        <w:rPr>
+          <w:b w:val="0"/>
+        </w:rPr>
+        <w:t>S + errors + subgroup slices + limitations</w:t>
+      </w:r>
+    </w:p>
+    <w:p>
+      <w:pPr>
+        <w:spacing w:line="336" w:lineRule="auto" w:after="180"/>
+      </w:pPr>
+      <w:r>
+        <w:rPr>
+          <w:b w:val="0"/>
+        </w:rPr>
         <w:t>HUMAN reviewer + release, revise, limit, or stop decision</w:t>
       </w:r>
     </w:p>
     <w:p>
-      <w:r>
+      <w:pPr>
+        <w:spacing w:line="336" w:lineRule="auto" w:after="180"/>
+      </w:pPr>
+      <w:r>
+        <w:rPr>
+          <w:b w:val="0"/>
+        </w:rPr>
         <w:t>Write the minimum record needed to reproduce today's result:</w:t>
       </w:r>
     </w:p>
@@ -2151,8 +3753,73 @@
       </w:r>
     </w:p>
     <w:p>
-      <w:r>
-        <w:t>Replacing training 12 by 40 gives mean 13 and median 5. That change is a data change to record and investigate, not an instruction to delete an inconvenient observation. Decide whether the extreme value is valid using the measurement policy and provenance.</w:t>
+      <w:pPr>
+        <w:spacing w:line="336" w:lineRule="auto" w:after="180"/>
+      </w:pPr>
+      <w:r>
+        <w:rPr>
+          <w:b w:val="0"/>
+        </w:rPr>
+        <w:t xml:space="preserve">Replacing </w:t>
+      </w:r>
+      <w:r>
+        <w:rPr>
+          <w:b/>
+        </w:rPr>
+        <w:t>training</w:t>
+      </w:r>
+      <w:r>
+        <w:rPr>
+          <w:b w:val="0"/>
+        </w:rPr>
+        <w:t xml:space="preserve"> 12 by 40 gives </w:t>
+      </w:r>
+      <w:r>
+        <w:rPr>
+          <w:b/>
+        </w:rPr>
+        <w:t>mean</w:t>
+      </w:r>
+      <w:r>
+        <w:rPr>
+          <w:b w:val="0"/>
+        </w:rPr>
+        <w:t xml:space="preserve"> 13 and </w:t>
+      </w:r>
+      <w:r>
+        <w:rPr>
+          <w:b/>
+        </w:rPr>
+        <w:t>median</w:t>
+      </w:r>
+      <w:r>
+        <w:rPr>
+          <w:b w:val="0"/>
+        </w:rPr>
+        <w:t xml:space="preserve"> 5. That change is a data change to record and investigate, not an instruction to delete an inconvenient </w:t>
+      </w:r>
+      <w:r>
+        <w:rPr>
+          <w:b/>
+        </w:rPr>
+        <w:t>observation</w:t>
+      </w:r>
+      <w:r>
+        <w:rPr>
+          <w:b w:val="0"/>
+        </w:rPr>
+        <w:t>.</w:t>
+      </w:r>
+    </w:p>
+    <w:p>
+      <w:pPr>
+        <w:spacing w:line="336" w:lineRule="auto" w:after="180"/>
+      </w:pPr>
+      <w:r>
+        <w:rPr>
+          <w:b w:val="0"/>
+        </w:rPr>
+        <w:t>Decide whether the extreme value is valid using the measurement policy and provenance.</w:t>
       </w:r>
     </w:p>
     <w:p>
@@ -2164,8 +3831,38 @@
       </w:r>
     </w:p>
     <w:p>
-      <w:r>
-        <w:t>Use workbook W2 for the connected example “Constant prediction baselines”. First fill the input and rule boxes. Try the middle steps before asking for a hint. After a hint, try the next step yourself.</w:t>
+      <w:pPr>
+        <w:spacing w:line="336" w:lineRule="auto" w:after="180"/>
+      </w:pPr>
+      <w:r>
+        <w:rPr>
+          <w:b w:val="0"/>
+        </w:rPr>
+        <w:t xml:space="preserve">Use workbook W2 for the connected example “Constant </w:t>
+      </w:r>
+      <w:r>
+        <w:rPr>
+          <w:b/>
+        </w:rPr>
+        <w:t>prediction</w:t>
+      </w:r>
+      <w:r>
+        <w:rPr>
+          <w:b w:val="0"/>
+        </w:rPr>
+        <w:t xml:space="preserve"> baselines”. First fill the </w:t>
+      </w:r>
+      <w:r>
+        <w:rPr>
+          <w:b/>
+        </w:rPr>
+        <w:t>input</w:t>
+      </w:r>
+      <w:r>
+        <w:rPr>
+          <w:b w:val="0"/>
+        </w:rPr>
+        <w:t xml:space="preserve"> and rule boxes. Try the middle steps before asking for a hint. After a hint, try the next step yourself.</w:t>
       </w:r>
     </w:p>
     <w:tbl>
@@ -2248,7 +3945,13 @@
       </w:tr>
     </w:tbl>
     <w:p>
-      <w:r>
+      <w:pPr>
+        <w:spacing w:line="336" w:lineRule="auto" w:after="180"/>
+      </w:pPr>
+      <w:r>
+        <w:rPr>
+          <w:b w:val="0"/>
+        </w:rPr>
         <w:t>Explain your trace to a partner. Your partner points to one step to check. Swap roles on the next case. Each person writes their own explanation.</w:t>
       </w:r>
     </w:p>
@@ -2261,12 +3964,47 @@
       </w:r>
     </w:p>
     <w:p>
-      <w:r>
-        <w:t>Use the worked case for Constant prediction baselines. Proposed explanation: “A final answer is enough”. Decide whether this explanation is supported. Point to the step or supplied fact that decides; explain your repair if needed.</w:t>
-      </w:r>
-    </w:p>
-    <w:p>
-      <w:r>
+      <w:pPr>
+        <w:spacing w:line="336" w:lineRule="auto" w:after="180"/>
+      </w:pPr>
+      <w:r>
+        <w:rPr>
+          <w:b w:val="0"/>
+        </w:rPr>
+        <w:t xml:space="preserve">Use the worked case for Constant </w:t>
+      </w:r>
+      <w:r>
+        <w:rPr>
+          <w:b/>
+        </w:rPr>
+        <w:t>prediction</w:t>
+      </w:r>
+      <w:r>
+        <w:rPr>
+          <w:b w:val="0"/>
+        </w:rPr>
+        <w:t xml:space="preserve"> baselines. Proposed explanation: “A final answer is enough”. Decide whether this explanation is supported.</w:t>
+      </w:r>
+    </w:p>
+    <w:p>
+      <w:pPr>
+        <w:spacing w:line="336" w:lineRule="auto" w:after="180"/>
+      </w:pPr>
+      <w:r>
+        <w:rPr>
+          <w:b w:val="0"/>
+        </w:rPr>
+        <w:t>Point to the step or supplied fact that decides; explain your repair if needed.</w:t>
+      </w:r>
+    </w:p>
+    <w:p>
+      <w:pPr>
+        <w:spacing w:line="336" w:lineRule="auto" w:after="180"/>
+      </w:pPr>
+      <w:r>
+        <w:rPr>
+          <w:b w:val="0"/>
+        </w:rPr>
         <w:t>Answer on your own before discussion. If you are unsure, say which step you need help with.</w:t>
       </w:r>
     </w:p>
@@ -2279,8 +4017,26 @@
       </w:r>
     </w:p>
     <w:p>
-      <w:r>
-        <w:t>Does either original baseline win under evaluation MAE? Point to the relevant step in the picture, then write the changed result and the rule or evidence that supports it.</w:t>
+      <w:pPr>
+        <w:spacing w:line="336" w:lineRule="auto" w:after="180"/>
+      </w:pPr>
+      <w:r>
+        <w:rPr>
+          <w:b w:val="0"/>
+        </w:rPr>
+        <w:t xml:space="preserve">Does either original baseline win under evaluation MAE? Point to the relevant step in the picture, then write the changed result and the rule or </w:t>
+      </w:r>
+      <w:r>
+        <w:rPr>
+          <w:b/>
+        </w:rPr>
+        <w:t>evidence</w:t>
+      </w:r>
+      <w:r>
+        <w:rPr>
+          <w:b w:val="0"/>
+        </w:rPr>
+        <w:t xml:space="preserve"> that supports it.</w:t>
       </w:r>
     </w:p>
     <w:p>
@@ -2312,7 +4068,13 @@
       </w:r>
     </w:p>
     <w:p>
-      <w:r>
+      <w:pPr>
+        <w:spacing w:line="336" w:lineRule="auto" w:after="180"/>
+      </w:pPr>
+      <w:r>
+        <w:rPr>
+          <w:b w:val="0"/>
+        </w:rPr>
         <w:t>This is supported practice. Keep the separately named independent case for an attempt before feedback.</w:t>
       </w:r>
     </w:p>
@@ -2326,7 +4088,24 @@
     </w:p>
     <w:p>
       <w:r>
-        <w:t>EVIDENCE LAB</w:t>
+        <w:t>Investigate Mean, Median, and Baselines. Record the prediction, actual observation or labelled paper trace, explanation and next test separately.</w:t>
+      </w:r>
+    </w:p>
+    <w:p>
+      <w:pPr>
+        <w:spacing w:line="336" w:lineRule="auto" w:after="180"/>
+      </w:pPr>
+      <w:r>
+        <w:rPr>
+          <w:b/>
+        </w:rPr>
+        <w:t>EVIDENCE</w:t>
+      </w:r>
+      <w:r>
+        <w:rPr>
+          <w:b/>
+        </w:rPr>
+        <w:t xml:space="preserve"> LAB</w:t>
       </w:r>
     </w:p>
     <w:p>
@@ -2338,7 +4117,13 @@
       </w:r>
     </w:p>
     <w:p>
-      <w:r>
+      <w:pPr>
+        <w:spacing w:line="336" w:lineRule="auto" w:after="180"/>
+      </w:pPr>
+      <w:r>
+        <w:rPr>
+          <w:b w:val="0"/>
+        </w:rPr>
         <w:t>Keep the test conditions fixed, record every result, and change only one planned factor.</w:t>
       </w:r>
     </w:p>
@@ -2379,27 +4164,110 @@
       </w:r>
     </w:p>
     <w:p>
-      <w:r>
-        <w:t>1.  Write the hypothesis and expected evidence before running.</w:t>
-      </w:r>
-    </w:p>
-    <w:p>
-      <w:r>
-        <w:t>2.  Baseline Tournament: compute mean and median, predict every case, compare MAE, and explain the outlier's effect.</w:t>
-      </w:r>
-    </w:p>
-    <w:p>
-      <w:r>
+      <w:pPr>
+        <w:spacing w:line="336" w:lineRule="auto" w:after="180"/>
+        <w:shd w:fill="F4F9FC"/>
+      </w:pPr>
+      <w:r>
+        <w:rPr>
+          <w:b w:val="0"/>
+        </w:rPr>
+        <w:t xml:space="preserve">1.  Write the hypothesis and expected </w:t>
+      </w:r>
+      <w:r>
+        <w:rPr>
+          <w:b/>
+        </w:rPr>
+        <w:t>evidence</w:t>
+      </w:r>
+      <w:r>
+        <w:rPr>
+          <w:b w:val="0"/>
+        </w:rPr>
+        <w:t xml:space="preserve"> before running.</w:t>
+      </w:r>
+    </w:p>
+    <w:p>
+      <w:pPr>
+        <w:spacing w:line="336" w:lineRule="auto" w:after="180"/>
+        <w:shd w:fill="F4F9FC"/>
+      </w:pPr>
+      <w:r>
+        <w:rPr>
+          <w:b w:val="0"/>
+        </w:rPr>
+        <w:t xml:space="preserve">2.  Baseline Tournament: compute </w:t>
+      </w:r>
+      <w:r>
+        <w:rPr>
+          <w:b/>
+        </w:rPr>
+        <w:t>mean</w:t>
+      </w:r>
+      <w:r>
+        <w:rPr>
+          <w:b w:val="0"/>
+        </w:rPr>
+        <w:t xml:space="preserve"> and </w:t>
+      </w:r>
+      <w:r>
+        <w:rPr>
+          <w:b/>
+        </w:rPr>
+        <w:t>median</w:t>
+      </w:r>
+      <w:r>
+        <w:rPr>
+          <w:b w:val="0"/>
+        </w:rPr>
+        <w:t xml:space="preserve">, predict every case, compare MAE, and explain the </w:t>
+      </w:r>
+      <w:r>
+        <w:rPr>
+          <w:b/>
+        </w:rPr>
+        <w:t>outlier</w:t>
+      </w:r>
+      <w:r>
+        <w:rPr>
+          <w:b w:val="0"/>
+        </w:rPr>
+        <w:t>'s effect.</w:t>
+      </w:r>
+    </w:p>
+    <w:p>
+      <w:pPr>
+        <w:spacing w:line="336" w:lineRule="auto" w:after="180"/>
+        <w:shd w:fill="F4F9FC"/>
+      </w:pPr>
+      <w:r>
+        <w:rPr>
+          <w:b w:val="0"/>
+        </w:rPr>
         <w:t>3.  Run one normal, one boundary, one missing, and one shifted case.</w:t>
       </w:r>
     </w:p>
     <w:p>
-      <w:r>
+      <w:pPr>
+        <w:spacing w:line="336" w:lineRule="auto" w:after="180"/>
+        <w:shd w:fill="F4F9FC"/>
+      </w:pPr>
+      <w:r>
+        <w:rPr>
+          <w:b w:val="0"/>
+        </w:rPr>
         <w:t>4.  Calculate the metric from raw counts or row-level errors.</w:t>
       </w:r>
     </w:p>
     <w:p>
-      <w:r>
+      <w:pPr>
+        <w:spacing w:line="336" w:lineRule="auto" w:after="180"/>
+        <w:shd w:fill="F4F9FC"/>
+      </w:pPr>
+      <w:r>
+        <w:rPr>
+          <w:b w:val="0"/>
+        </w:rPr>
         <w:t>5.  Interpret what changed, what did not, and what remains unsafe or unknown.</w:t>
       </w:r>
     </w:p>
@@ -2657,7 +4525,13 @@
       </w:r>
     </w:p>
     <w:p>
-      <w:r>
+      <w:pPr>
+        <w:spacing w:line="336" w:lineRule="auto" w:after="180"/>
+      </w:pPr>
+      <w:r>
+        <w:rPr>
+          <w:b w:val="0"/>
+        </w:rPr>
         <w:t>Before trying: what do I expect, and why? While trying: which step could first go wrong? Afterwards: what did I actually observe, and what should change? Keep “not run” if you only traced the procedure.</w:t>
       </w:r>
     </w:p>
@@ -2671,6 +4545,17 @@
     </w:p>
     <w:p>
       <w:r>
+        <w:t>Move from recall to tracing, diagnosis and transfer in Mean, Median, and Baselines. Explain why each step is justified.</w:t>
+      </w:r>
+    </w:p>
+    <w:p>
+      <w:pPr>
+        <w:spacing w:line="336" w:lineRule="auto" w:after="180"/>
+      </w:pPr>
+      <w:r>
+        <w:rPr>
+          <w:b/>
+        </w:rPr>
         <w:t>MASTERY</w:t>
       </w:r>
     </w:p>
@@ -2683,8 +4568,26 @@
       </w:r>
     </w:p>
     <w:p>
-      <w:r>
-        <w:t>Move upward only when you can produce evidence without copying the example.</w:t>
+      <w:pPr>
+        <w:spacing w:line="336" w:lineRule="auto" w:after="180"/>
+      </w:pPr>
+      <w:r>
+        <w:rPr>
+          <w:b w:val="0"/>
+        </w:rPr>
+        <w:t xml:space="preserve">Move upward only when you can produce </w:t>
+      </w:r>
+      <w:r>
+        <w:rPr>
+          <w:b/>
+        </w:rPr>
+        <w:t>evidence</w:t>
+      </w:r>
+      <w:r>
+        <w:rPr>
+          <w:b w:val="0"/>
+        </w:rPr>
+        <w:t xml:space="preserve"> without copying the example.</w:t>
       </w:r>
     </w:p>
     <w:p>
@@ -2724,42 +4627,179 @@
       </w:r>
     </w:p>
     <w:p>
-      <w:r>
-        <w:t>DEFINE  Use all four terms precisely: mean, median, outlier, location baseline.</w:t>
-      </w:r>
-    </w:p>
-    <w:p>
-      <w:r>
-        <w:t>CALCULATE  Reproduce the worked evidence with units and denominator.</w:t>
-      </w:r>
-    </w:p>
-    <w:p>
-      <w:r>
+      <w:pPr>
+        <w:spacing w:line="336" w:lineRule="auto" w:after="180"/>
+      </w:pPr>
+      <w:r>
+        <w:rPr>
+          <w:b w:val="0"/>
+        </w:rPr>
+        <w:t xml:space="preserve">DEFINE  Use all four terms precisely: </w:t>
+      </w:r>
+      <w:r>
+        <w:rPr>
+          <w:b/>
+        </w:rPr>
+        <w:t>mean</w:t>
+      </w:r>
+      <w:r>
+        <w:rPr>
+          <w:b w:val="0"/>
+        </w:rPr>
+        <w:t xml:space="preserve">, </w:t>
+      </w:r>
+      <w:r>
+        <w:rPr>
+          <w:b/>
+        </w:rPr>
+        <w:t>median</w:t>
+      </w:r>
+      <w:r>
+        <w:rPr>
+          <w:b w:val="0"/>
+        </w:rPr>
+        <w:t xml:space="preserve">, </w:t>
+      </w:r>
+      <w:r>
+        <w:rPr>
+          <w:b/>
+        </w:rPr>
+        <w:t>outlier</w:t>
+      </w:r>
+      <w:r>
+        <w:rPr>
+          <w:b w:val="0"/>
+        </w:rPr>
+        <w:t xml:space="preserve">, </w:t>
+      </w:r>
+      <w:r>
+        <w:rPr>
+          <w:b/>
+        </w:rPr>
+        <w:t>location baseline</w:t>
+      </w:r>
+      <w:r>
+        <w:rPr>
+          <w:b w:val="0"/>
+        </w:rPr>
+        <w:t>.</w:t>
+      </w:r>
+    </w:p>
+    <w:p>
+      <w:pPr>
+        <w:spacing w:line="336" w:lineRule="auto" w:after="180"/>
+      </w:pPr>
+      <w:r>
+        <w:rPr>
+          <w:b w:val="0"/>
+        </w:rPr>
+        <w:t xml:space="preserve">CALCULATE  Reproduce the worked </w:t>
+      </w:r>
+      <w:r>
+        <w:rPr>
+          <w:b/>
+        </w:rPr>
+        <w:t>evidence</w:t>
+      </w:r>
+      <w:r>
+        <w:rPr>
+          <w:b w:val="0"/>
+        </w:rPr>
+        <w:t xml:space="preserve"> with units and denominator.</w:t>
+      </w:r>
+    </w:p>
+    <w:p>
+      <w:pPr>
+        <w:spacing w:line="336" w:lineRule="auto" w:after="180"/>
+        <w:shd w:fill="F4F9FC"/>
+      </w:pPr>
+      <w:r>
+        <w:rPr>
+          <w:b w:val="0"/>
+        </w:rPr>
         <w:t>TRACE  Explain the data, code or decision path.</w:t>
       </w:r>
     </w:p>
     <w:p>
-      <w:r>
-        <w:t>DIAGNOSE  The mean is always the fairest and most scientific summary.</w:t>
-      </w:r>
-    </w:p>
-    <w:p>
-      <w:r>
+      <w:pPr>
+        <w:spacing w:line="336" w:lineRule="auto" w:after="180"/>
+        <w:shd w:fill="F4F9FC"/>
+      </w:pPr>
+      <w:r>
+        <w:rPr>
+          <w:b w:val="0"/>
+        </w:rPr>
+        <w:t xml:space="preserve">DIAGNOSE  The </w:t>
+      </w:r>
+      <w:r>
+        <w:rPr>
+          <w:b/>
+        </w:rPr>
+        <w:t>mean</w:t>
+      </w:r>
+      <w:r>
+        <w:rPr>
+          <w:b w:val="0"/>
+        </w:rPr>
+        <w:t xml:space="preserve"> is always the fairest and most scientific summary.</w:t>
+      </w:r>
+    </w:p>
+    <w:p>
+      <w:pPr>
+        <w:spacing w:line="336" w:lineRule="auto" w:after="180"/>
+        <w:shd w:fill="F4F9FC"/>
+      </w:pPr>
+      <w:r>
+        <w:rPr>
+          <w:b w:val="0"/>
+        </w:rPr>
         <w:t>TRANSFER  Solve a fresh dataset or model case.</w:t>
       </w:r>
     </w:p>
     <w:p>
-      <w:r>
-        <w:t>IMPROVE  Change one cause and rerun fixed evidence.</w:t>
-      </w:r>
-    </w:p>
-    <w:p>
-      <w:r>
+      <w:pPr>
+        <w:spacing w:line="336" w:lineRule="auto" w:after="180"/>
+      </w:pPr>
+      <w:r>
+        <w:rPr>
+          <w:b w:val="0"/>
+        </w:rPr>
+        <w:t xml:space="preserve">IMPROVE  Change one cause and rerun fixed </w:t>
+      </w:r>
+      <w:r>
+        <w:rPr>
+          <w:b/>
+        </w:rPr>
+        <w:t>evidence</w:t>
+      </w:r>
+      <w:r>
+        <w:rPr>
+          <w:b w:val="0"/>
+        </w:rPr>
+        <w:t>.</w:t>
+      </w:r>
+    </w:p>
+    <w:p>
+      <w:pPr>
+        <w:spacing w:line="336" w:lineRule="auto" w:after="180"/>
+        <w:shd w:fill="F4F9FC"/>
+      </w:pPr>
+      <w:r>
+        <w:rPr>
+          <w:b w:val="0"/>
+        </w:rPr>
         <w:t>DEFEND  State intended use, metric, limitation, and human responsibility.</w:t>
       </w:r>
     </w:p>
     <w:p>
-      <w:r>
+      <w:pPr>
+        <w:spacing w:line="336" w:lineRule="auto" w:after="180"/>
+        <w:shd w:fill="F1F6F8"/>
+      </w:pPr>
+      <w:r>
+        <w:rPr>
+          <w:b w:val="0"/>
+        </w:rPr>
         <w:t>MASTERY RULE  A coached calculation becomes mastery only after a different case is completed independently.</w:t>
       </w:r>
     </w:p>
@@ -2773,6 +4813,17 @@
     </w:p>
     <w:p>
       <w:r>
+        <w:t>Apply this week’s idea to Responsible Plant Classifier. Keep an annotated decision and the evidence supporting it.</w:t>
+      </w:r>
+    </w:p>
+    <w:p>
+      <w:pPr>
+        <w:spacing w:line="336" w:lineRule="auto" w:after="180"/>
+      </w:pPr>
+      <w:r>
+        <w:rPr>
+          <w:b/>
+        </w:rPr>
         <w:t>CUMULATIVE PROJECT</w:t>
       </w:r>
     </w:p>
@@ -2785,8 +4836,26 @@
       </w:r>
     </w:p>
     <w:p>
-      <w:r>
-        <w:t>Every week adds one reviewable artifact to the same evidence-based capstone.</w:t>
+      <w:pPr>
+        <w:spacing w:line="336" w:lineRule="auto" w:after="180"/>
+      </w:pPr>
+      <w:r>
+        <w:rPr>
+          <w:b w:val="0"/>
+        </w:rPr>
+        <w:t xml:space="preserve">Every week adds one reviewable artifact to the same </w:t>
+      </w:r>
+      <w:r>
+        <w:rPr>
+          <w:b/>
+        </w:rPr>
+        <w:t>evidence</w:t>
+      </w:r>
+      <w:r>
+        <w:rPr>
+          <w:b w:val="0"/>
+        </w:rPr>
+        <w:t>-based capstone.</w:t>
       </w:r>
     </w:p>
     <w:p>
@@ -2826,43 +4895,122 @@
       </w:r>
     </w:p>
     <w:p>
-      <w:r>
-        <w:t>THIS WEEK'S CHECKPOINT  Document any numeric baseline used in Plant Classifier feature checks, including unit, distribution, and outlier decision.</w:t>
-      </w:r>
-    </w:p>
-    <w:p>
-      <w:r>
+      <w:pPr>
+        <w:spacing w:line="336" w:lineRule="auto" w:after="180"/>
+        <w:shd w:fill="EDF7F3"/>
+      </w:pPr>
+      <w:r>
+        <w:rPr>
+          <w:b w:val="0"/>
+        </w:rPr>
+        <w:t xml:space="preserve">THIS WEEK'S CHECKPOINT  Document any numeric baseline used in Plant Classifier feature checks, including unit, distribution, and </w:t>
+      </w:r>
+      <w:r>
+        <w:rPr>
+          <w:b/>
+        </w:rPr>
+        <w:t>outlier</w:t>
+      </w:r>
+      <w:r>
+        <w:rPr>
+          <w:b w:val="0"/>
+        </w:rPr>
+        <w:t xml:space="preserve"> decision.</w:t>
+      </w:r>
+    </w:p>
+    <w:p>
+      <w:pPr>
+        <w:spacing w:line="336" w:lineRule="auto" w:after="180"/>
+        <w:shd w:fill="F5F1FB"/>
+      </w:pPr>
+      <w:r>
+        <w:rPr>
+          <w:b w:val="0"/>
+        </w:rPr>
         <w:t>Which requirement or risk does this artifact address?</w:t>
       </w:r>
     </w:p>
     <w:p>
-      <w:r>
+      <w:pPr>
+        <w:spacing w:line="336" w:lineRule="auto" w:after="180"/>
+        <w:shd w:fill="F5F1FB"/>
+      </w:pPr>
+      <w:r>
+        <w:rPr>
+          <w:b w:val="0"/>
+        </w:rPr>
         <w:t>Which dataset, split, code, and metric version does it use?</w:t>
       </w:r>
     </w:p>
     <w:p>
-      <w:r>
+      <w:pPr>
+        <w:spacing w:line="336" w:lineRule="auto" w:after="180"/>
+        <w:shd w:fill="F5F1FB"/>
+      </w:pPr>
+      <w:r>
+        <w:rPr>
+          <w:b w:val="0"/>
+        </w:rPr>
         <w:t>What normal and shifted cases were tested?</w:t>
       </w:r>
     </w:p>
     <w:p>
-      <w:r>
+      <w:pPr>
+        <w:spacing w:line="336" w:lineRule="auto" w:after="180"/>
+        <w:shd w:fill="F5F1FB"/>
+      </w:pPr>
+      <w:r>
+        <w:rPr>
+          <w:b w:val="0"/>
+        </w:rPr>
         <w:t>What remains uncertain or weak?</w:t>
       </w:r>
     </w:p>
     <w:p>
-      <w:r>
+      <w:pPr>
+        <w:spacing w:line="336" w:lineRule="auto" w:after="180"/>
+        <w:shd w:fill="F5F1FB"/>
+      </w:pPr>
+      <w:r>
+        <w:rPr>
+          <w:b w:val="0"/>
+        </w:rPr>
         <w:t>What decision still belongs to a teacher or qualified human?</w:t>
       </w:r>
     </w:p>
     <w:p>
-      <w:r>
+      <w:pPr>
+        <w:spacing w:line="336" w:lineRule="auto" w:after="180"/>
+        <w:shd w:fill="FFF5E6"/>
+      </w:pPr>
+      <w:r>
+        <w:rPr>
+          <w:b w:val="0"/>
+        </w:rPr>
         <w:t>RESPONSIBLE RELEASE  Never use this classroom prototype for medical, pesticide, agricultural, or other consequential decisions.</w:t>
       </w:r>
     </w:p>
     <w:p>
-      <w:r>
-        <w:t>My evidence-linked project decision:</w:t>
+      <w:pPr>
+        <w:spacing w:line="336" w:lineRule="auto" w:after="180"/>
+      </w:pPr>
+      <w:r>
+        <w:rPr>
+          <w:b w:val="0"/>
+        </w:rPr>
+        <w:t xml:space="preserve">My </w:t>
+      </w:r>
+      <w:r>
+        <w:rPr>
+          <w:b/>
+        </w:rPr>
+        <w:t>evidence</w:t>
+      </w:r>
+      <w:r>
+        <w:rPr>
+          <w:b w:val="0"/>
+        </w:rPr>
+        <w:t>-linked project decision:</w:t>
       </w:r>
     </w:p>
     <w:p>
@@ -2874,8 +5022,37 @@
       </w:r>
     </w:p>
     <w:p>
-      <w:r>
-        <w:t>For your Responsible Plant Classifier, save the input, procedure, observed result and limitation of this check. Label this worked example as practice; use a different, previously unreviewed case when checking independent understanding.</w:t>
+      <w:pPr>
+        <w:spacing w:line="336" w:lineRule="auto" w:after="180"/>
+      </w:pPr>
+      <w:r>
+        <w:rPr>
+          <w:b w:val="0"/>
+        </w:rPr>
+        <w:t xml:space="preserve">For your Responsible Plant Classifier, save the </w:t>
+      </w:r>
+      <w:r>
+        <w:rPr>
+          <w:b/>
+        </w:rPr>
+        <w:t>input</w:t>
+      </w:r>
+      <w:r>
+        <w:rPr>
+          <w:b w:val="0"/>
+        </w:rPr>
+        <w:t>, procedure, observed result and limitation of this check.</w:t>
+      </w:r>
+    </w:p>
+    <w:p>
+      <w:pPr>
+        <w:spacing w:line="336" w:lineRule="auto" w:after="180"/>
+      </w:pPr>
+      <w:r>
+        <w:rPr>
+          <w:b w:val="0"/>
+        </w:rPr>
+        <w:t>Label this worked example as practice; use a different, previously unreviewed case when checking independent understanding.</w:t>
       </w:r>
     </w:p>
     <w:p>
@@ -2888,6 +5065,17 @@
     </w:p>
     <w:p>
       <w:r>
+        <w:t>Use a genuinely new case for independent evidence. Previously discussed examples remain practice; use the separately named independent case before feedback.</w:t>
+      </w:r>
+    </w:p>
+    <w:p>
+      <w:pPr>
+        <w:spacing w:line="336" w:lineRule="auto" w:after="180"/>
+      </w:pPr>
+      <w:r>
+        <w:rPr>
+          <w:b/>
+        </w:rPr>
         <w:t>INDEPENDENT PROOF</w:t>
       </w:r>
     </w:p>
@@ -2900,7 +5088,13 @@
       </w:r>
     </w:p>
     <w:p>
-      <w:r>
+      <w:pPr>
+        <w:spacing w:line="336" w:lineRule="auto" w:after="180"/>
+      </w:pPr>
+      <w:r>
+        <w:rPr>
+          <w:b w:val="0"/>
+        </w:rPr>
         <w:t>Complete this with a fresh case after guided practice and compare it with the mastery criteria.</w:t>
       </w:r>
     </w:p>
@@ -2941,48 +5135,156 @@
       </w:r>
     </w:p>
     <w:p>
-      <w:r>
+      <w:pPr>
+        <w:pStyle w:val="Heading3"/>
+      </w:pPr>
+      <w:r>
+        <w:t>What success looks like</w:t>
+      </w:r>
+    </w:p>
+    <w:p>
+      <w:pPr>
+        <w:spacing w:line="336" w:lineRule="auto" w:after="180"/>
+        <w:shd w:fill="EDF7F3"/>
+      </w:pPr>
+      <w:r>
+        <w:rPr>
+          <w:b w:val="0"/>
+        </w:rPr>
         <w:t>REQUIRED PROOF  Choose and justify a baseline under an extreme value.</w:t>
       </w:r>
     </w:p>
     <w:p>
-      <w:r>
+      <w:pPr>
+        <w:spacing w:line="336" w:lineRule="auto" w:after="180"/>
+      </w:pPr>
+      <w:r>
+        <w:rPr>
+          <w:b w:val="0"/>
+        </w:rPr>
         <w:t>□ Define the task, feature/target roles, and intended-use boundary.</w:t>
       </w:r>
     </w:p>
     <w:p>
-      <w:r>
+      <w:pPr>
+        <w:spacing w:line="336" w:lineRule="auto" w:after="180"/>
+      </w:pPr>
+      <w:r>
+        <w:rPr>
+          <w:b w:val="0"/>
+        </w:rPr>
         <w:t>□ Show the calculation, code trace, or experiment record.</w:t>
       </w:r>
     </w:p>
     <w:p>
-      <w:r>
+      <w:pPr>
+        <w:spacing w:line="336" w:lineRule="auto" w:after="180"/>
+      </w:pPr>
+      <w:r>
+        <w:rPr>
+          <w:b w:val="0"/>
+        </w:rPr>
         <w:t>□ Test a normal case and one revealing boundary, missing, or shifted case.</w:t>
       </w:r>
     </w:p>
     <w:p>
-      <w:r>
+      <w:pPr>
+        <w:spacing w:line="336" w:lineRule="auto" w:after="180"/>
+      </w:pPr>
+      <w:r>
+        <w:rPr>
+          <w:b w:val="0"/>
+        </w:rPr>
         <w:t>□ Diagnose one failure without changing several factors at once.</w:t>
       </w:r>
     </w:p>
     <w:p>
-      <w:r>
+      <w:pPr>
+        <w:spacing w:line="336" w:lineRule="auto" w:after="180"/>
+      </w:pPr>
+      <w:r>
+        <w:rPr>
+          <w:b w:val="0"/>
+        </w:rPr>
         <w:t>□ Name a limitation, fairness concern, and the human-review action.</w:t>
       </w:r>
     </w:p>
     <w:p>
-      <w:r>
-        <w:t>Independent evidence and defense:</w:t>
-      </w:r>
-    </w:p>
-    <w:p>
-      <w:r>
+      <w:pPr>
+        <w:spacing w:line="336" w:lineRule="auto" w:after="180"/>
+      </w:pPr>
+      <w:r>
+        <w:rPr>
+          <w:b w:val="0"/>
+        </w:rPr>
+        <w:t xml:space="preserve">Independent </w:t>
+      </w:r>
+      <w:r>
+        <w:rPr>
+          <w:b/>
+        </w:rPr>
+        <w:t>evidence</w:t>
+      </w:r>
+      <w:r>
+        <w:rPr>
+          <w:b w:val="0"/>
+        </w:rPr>
+        <w:t xml:space="preserve"> and defense:</w:t>
+      </w:r>
+    </w:p>
+    <w:p>
+      <w:pPr>
+        <w:spacing w:line="336" w:lineRule="auto" w:after="180"/>
+      </w:pPr>
+      <w:r>
+        <w:rPr>
+          <w:b w:val="0"/>
+        </w:rPr>
         <w:t>My level:  □ Not yet  □ With one hint  □ Independently  □ I can teach and defend it</w:t>
       </w:r>
     </w:p>
     <w:p>
-      <w:r>
-        <w:t>NEXT BRIDGE  Carry the experiment evidence into: Absolute Error and MAE.</w:t>
+      <w:pPr>
+        <w:pStyle w:val="Heading3"/>
+      </w:pPr>
+      <w:r>
+        <w:t>Connect to the next lesson</w:t>
+      </w:r>
+    </w:p>
+    <w:p>
+      <w:pPr>
+        <w:spacing w:line="336" w:lineRule="auto" w:after="180"/>
+        <w:shd w:fill="F1F6F8"/>
+      </w:pPr>
+      <w:r>
+        <w:rPr>
+          <w:b w:val="0"/>
+        </w:rPr>
+        <w:t xml:space="preserve">NEXT BRIDGE  Carry the experiment </w:t>
+      </w:r>
+      <w:r>
+        <w:rPr>
+          <w:b/>
+        </w:rPr>
+        <w:t>evidence</w:t>
+      </w:r>
+      <w:r>
+        <w:rPr>
+          <w:b w:val="0"/>
+        </w:rPr>
+        <w:t xml:space="preserve"> into: </w:t>
+      </w:r>
+      <w:r>
+        <w:rPr>
+          <w:b/>
+        </w:rPr>
+        <w:t>Absolute Error</w:t>
+      </w:r>
+      <w:r>
+        <w:rPr>
+          <w:b w:val="0"/>
+        </w:rPr>
+        <w:t xml:space="preserve"> and MAE.</w:t>
       </w:r>
     </w:p>
     <w:p>
@@ -2994,6 +5296,11 @@
       </w:r>
     </w:p>
     <w:p>
+      <w:r>
+        <w:t>Revisit the complete Mean, Median, and Baselines case for supported practice. Repeated examples do not become fresh assessments.</w:t>
+      </w:r>
+    </w:p>
+    <w:p>
       <w:pPr>
         <w:pStyle w:val="Heading3"/>
       </w:pPr>
@@ -3002,7 +5309,13 @@
       </w:r>
     </w:p>
     <w:p>
-      <w:r>
+      <w:pPr>
+        <w:spacing w:line="336" w:lineRule="auto" w:after="180"/>
+      </w:pPr>
+      <w:r>
+        <w:rPr>
+          <w:b w:val="0"/>
+        </w:rPr>
         <w:t>Use the supplied details to practise the weekly concept before attempting the independent question. This case extends the illustrated lesson.</w:t>
       </w:r>
     </w:p>
@@ -3015,8 +5328,44 @@
       </w:r>
     </w:p>
     <w:p>
-      <w:r>
-        <w:t>Training heights are 2,4,12 cm. Compare constant mean and median baselines.</w:t>
+      <w:pPr>
+        <w:spacing w:line="336" w:lineRule="auto" w:after="180"/>
+      </w:pPr>
+      <w:r>
+        <w:rPr>
+          <w:b/>
+        </w:rPr>
+        <w:t>Training</w:t>
+      </w:r>
+      <w:r>
+        <w:rPr>
+          <w:b w:val="0"/>
+        </w:rPr>
+        <w:t xml:space="preserve"> heights are 2,4,12 cm. Compare constant </w:t>
+      </w:r>
+      <w:r>
+        <w:rPr>
+          <w:b/>
+        </w:rPr>
+        <w:t>mean</w:t>
+      </w:r>
+      <w:r>
+        <w:rPr>
+          <w:b w:val="0"/>
+        </w:rPr>
+        <w:t xml:space="preserve"> and </w:t>
+      </w:r>
+      <w:r>
+        <w:rPr>
+          <w:b/>
+        </w:rPr>
+        <w:t>median</w:t>
+      </w:r>
+      <w:r>
+        <w:rPr>
+          <w:b w:val="0"/>
+        </w:rPr>
+        <w:t xml:space="preserve"> baselines.</w:t>
       </w:r>
     </w:p>
     <w:p>
@@ -3028,8 +5377,38 @@
       </w:r>
     </w:p>
     <w:p>
-      <w:r>
-        <w:t>Compute both and training absolute errors.</w:t>
+      <w:pPr>
+        <w:spacing w:line="336" w:lineRule="auto" w:after="180"/>
+      </w:pPr>
+      <w:r>
+        <w:rPr>
+          <w:b w:val="0"/>
+        </w:rPr>
+        <w:t xml:space="preserve">Compute both and </w:t>
+      </w:r>
+      <w:r>
+        <w:rPr>
+          <w:b/>
+        </w:rPr>
+        <w:t>training</w:t>
+      </w:r>
+      <w:r>
+        <w:rPr>
+          <w:b w:val="0"/>
+        </w:rPr>
+        <w:t xml:space="preserve"> </w:t>
+      </w:r>
+      <w:r>
+        <w:rPr>
+          <w:b/>
+        </w:rPr>
+        <w:t>absolute error</w:t>
+      </w:r>
+      <w:r>
+        <w:rPr>
+          <w:b w:val="0"/>
+        </w:rPr>
+        <w:t>s.</w:t>
       </w:r>
     </w:p>
     <w:p>
@@ -3041,8 +5420,80 @@
       </w:r>
     </w:p>
     <w:p>
-      <w:r>
-        <w:t>Mean=6, median=4. Mean errors 4,2,6 total12; median errors 2,0,8 total10. Median minimises absolute error here.</w:t>
+      <w:pPr>
+        <w:spacing w:line="336" w:lineRule="auto" w:after="180"/>
+      </w:pPr>
+      <w:r>
+        <w:rPr>
+          <w:b/>
+        </w:rPr>
+        <w:t>Mean</w:t>
+      </w:r>
+      <w:r>
+        <w:rPr>
+          <w:b w:val="0"/>
+        </w:rPr>
+        <w:t xml:space="preserve">=6, </w:t>
+      </w:r>
+      <w:r>
+        <w:rPr>
+          <w:b/>
+        </w:rPr>
+        <w:t>median</w:t>
+      </w:r>
+      <w:r>
+        <w:rPr>
+          <w:b w:val="0"/>
+        </w:rPr>
+        <w:t xml:space="preserve">=4. </w:t>
+      </w:r>
+      <w:r>
+        <w:rPr>
+          <w:b/>
+        </w:rPr>
+        <w:t>Mean</w:t>
+      </w:r>
+      <w:r>
+        <w:rPr>
+          <w:b w:val="0"/>
+        </w:rPr>
+        <w:t xml:space="preserve"> errors 4,2,6 total12; </w:t>
+      </w:r>
+      <w:r>
+        <w:rPr>
+          <w:b/>
+        </w:rPr>
+        <w:t>median</w:t>
+      </w:r>
+      <w:r>
+        <w:rPr>
+          <w:b w:val="0"/>
+        </w:rPr>
+        <w:t xml:space="preserve"> errors 2,0,8 total10. </w:t>
+      </w:r>
+      <w:r>
+        <w:rPr>
+          <w:b/>
+        </w:rPr>
+        <w:t>Median</w:t>
+      </w:r>
+      <w:r>
+        <w:rPr>
+          <w:b w:val="0"/>
+        </w:rPr>
+        <w:t xml:space="preserve"> minimises </w:t>
+      </w:r>
+      <w:r>
+        <w:rPr>
+          <w:b/>
+        </w:rPr>
+        <w:t>absolute error</w:t>
+      </w:r>
+      <w:r>
+        <w:rPr>
+          <w:b w:val="0"/>
+        </w:rPr>
+        <w:t xml:space="preserve"> here.</w:t>
       </w:r>
     </w:p>
     <w:p>
@@ -3054,7 +5505,14 @@
       </w:r>
     </w:p>
     <w:p>
-      <w:r>
+      <w:pPr>
+        <w:spacing w:line="336" w:lineRule="auto" w:after="180"/>
+        <w:shd w:fill="F5F1FB"/>
+      </w:pPr>
+      <w:r>
+        <w:rPr>
+          <w:b w:val="0"/>
+        </w:rPr>
         <w:t>Which detail supports the answer, and why does it matter?</w:t>
       </w:r>
     </w:p>
@@ -3254,18 +5712,156 @@
       </w:tr>
     </w:tbl>
     <w:p>
-      <w:r>
-        <w:t>Training heights are 2,4,12 cm. Compare constant mean and median baselines.</w:t>
-      </w:r>
-    </w:p>
-    <w:p>
-      <w:r>
-        <w:t>Compute both and training absolute errors.</w:t>
-      </w:r>
-    </w:p>
-    <w:p>
-      <w:r>
-        <w:t>Mean=6, median=4. Mean errors 4,2,6 total12; median errors 2,0,8 total10. Median minimises absolute error here.</w:t>
+      <w:pPr>
+        <w:spacing w:line="336" w:lineRule="auto" w:after="180"/>
+      </w:pPr>
+      <w:r>
+        <w:rPr>
+          <w:b/>
+        </w:rPr>
+        <w:t>Training</w:t>
+      </w:r>
+      <w:r>
+        <w:rPr>
+          <w:b w:val="0"/>
+        </w:rPr>
+        <w:t xml:space="preserve"> heights are 2,4,12 cm. Compare constant </w:t>
+      </w:r>
+      <w:r>
+        <w:rPr>
+          <w:b/>
+        </w:rPr>
+        <w:t>mean</w:t>
+      </w:r>
+      <w:r>
+        <w:rPr>
+          <w:b w:val="0"/>
+        </w:rPr>
+        <w:t xml:space="preserve"> and </w:t>
+      </w:r>
+      <w:r>
+        <w:rPr>
+          <w:b/>
+        </w:rPr>
+        <w:t>median</w:t>
+      </w:r>
+      <w:r>
+        <w:rPr>
+          <w:b w:val="0"/>
+        </w:rPr>
+        <w:t xml:space="preserve"> baselines.</w:t>
+      </w:r>
+    </w:p>
+    <w:p>
+      <w:pPr>
+        <w:spacing w:line="336" w:lineRule="auto" w:after="180"/>
+      </w:pPr>
+      <w:r>
+        <w:rPr>
+          <w:b w:val="0"/>
+        </w:rPr>
+        <w:t xml:space="preserve">Compute both and </w:t>
+      </w:r>
+      <w:r>
+        <w:rPr>
+          <w:b/>
+        </w:rPr>
+        <w:t>training</w:t>
+      </w:r>
+      <w:r>
+        <w:rPr>
+          <w:b w:val="0"/>
+        </w:rPr>
+        <w:t xml:space="preserve"> </w:t>
+      </w:r>
+      <w:r>
+        <w:rPr>
+          <w:b/>
+        </w:rPr>
+        <w:t>absolute error</w:t>
+      </w:r>
+      <w:r>
+        <w:rPr>
+          <w:b w:val="0"/>
+        </w:rPr>
+        <w:t>s.</w:t>
+      </w:r>
+    </w:p>
+    <w:p>
+      <w:pPr>
+        <w:spacing w:line="336" w:lineRule="auto" w:after="180"/>
+      </w:pPr>
+      <w:r>
+        <w:rPr>
+          <w:b/>
+        </w:rPr>
+        <w:t>Mean</w:t>
+      </w:r>
+      <w:r>
+        <w:rPr>
+          <w:b w:val="0"/>
+        </w:rPr>
+        <w:t xml:space="preserve">=6, </w:t>
+      </w:r>
+      <w:r>
+        <w:rPr>
+          <w:b/>
+        </w:rPr>
+        <w:t>median</w:t>
+      </w:r>
+      <w:r>
+        <w:rPr>
+          <w:b w:val="0"/>
+        </w:rPr>
+        <w:t xml:space="preserve">=4. </w:t>
+      </w:r>
+      <w:r>
+        <w:rPr>
+          <w:b/>
+        </w:rPr>
+        <w:t>Mean</w:t>
+      </w:r>
+      <w:r>
+        <w:rPr>
+          <w:b w:val="0"/>
+        </w:rPr>
+        <w:t xml:space="preserve"> errors 4,2,6 total12; </w:t>
+      </w:r>
+      <w:r>
+        <w:rPr>
+          <w:b/>
+        </w:rPr>
+        <w:t>median</w:t>
+      </w:r>
+      <w:r>
+        <w:rPr>
+          <w:b w:val="0"/>
+        </w:rPr>
+        <w:t xml:space="preserve"> errors 2,0,8 total10. </w:t>
+      </w:r>
+      <w:r>
+        <w:rPr>
+          <w:b/>
+        </w:rPr>
+        <w:t>Median</w:t>
+      </w:r>
+      <w:r>
+        <w:rPr>
+          <w:b w:val="0"/>
+        </w:rPr>
+        <w:t xml:space="preserve"> minimises </w:t>
+      </w:r>
+      <w:r>
+        <w:rPr>
+          <w:b/>
+        </w:rPr>
+        <w:t>absolute error</w:t>
+      </w:r>
+      <w:r>
+        <w:rPr>
+          <w:b w:val="0"/>
+        </w:rPr>
+        <w:t xml:space="preserve"> here.</w:t>
       </w:r>
     </w:p>
     <w:p>
@@ -3277,6 +5873,11 @@
       </w:r>
     </w:p>
     <w:p>
+      <w:r>
+        <w:t>Attempt the reserved new case before feedback. Record support; the earlier examples below remain additional practice.</w:t>
+      </w:r>
+    </w:p>
+    <w:p>
       <w:pPr>
         <w:pStyle w:val="Heading3"/>
       </w:pPr>
@@ -3285,8 +5886,20 @@
       </w:r>
     </w:p>
     <w:p>
-      <w:r>
-        <w:t>Training [1, 3, 5, 15], evaluation [3, 9]. Fit both constants and calculate MAE.</w:t>
+      <w:pPr>
+        <w:spacing w:line="336" w:lineRule="auto" w:after="180"/>
+      </w:pPr>
+      <w:r>
+        <w:rPr>
+          <w:b/>
+        </w:rPr>
+        <w:t>Training</w:t>
+      </w:r>
+      <w:r>
+        <w:rPr>
+          <w:b w:val="0"/>
+        </w:rPr>
+        <w:t xml:space="preserve"> [1, 3, 5, 15], evaluation [3, 9]. Fit both constants and calculate MAE.</w:t>
       </w:r>
     </w:p>
     <w:p>
@@ -3333,7 +5946,13 @@
       </w:r>
     </w:p>
     <w:p>
-      <w:r>
+      <w:pPr>
+        <w:spacing w:line="336" w:lineRule="auto" w:after="180"/>
+      </w:pPr>
+      <w:r>
+        <w:rPr>
+          <w:b w:val="0"/>
+        </w:rPr>
         <w:t>Attempt this case before feedback. Record any help. Earlier examples below are further practice; a case already practised with feedback cannot establish fresh transfer.</w:t>
       </w:r>
     </w:p>
@@ -3346,18 +5965,79 @@
       </w:r>
     </w:p>
     <w:p>
-      <w:r>
+      <w:pPr>
+        <w:spacing w:line="336" w:lineRule="auto" w:after="180"/>
+      </w:pPr>
+      <w:r>
+        <w:rPr>
+          <w:b w:val="0"/>
+        </w:rPr>
         <w:t>Close the worked explanation. Apply the idea to this different question without copying.</w:t>
       </w:r>
     </w:p>
     <w:p>
-      <w:r>
-        <w:t>For training heights 2, 3 and 10 cm, calculate mean and median. Which constant is less influenced by the high value?</w:t>
-      </w:r>
-    </w:p>
-    <w:p>
-      <w:r>
-        <w:t>My answer, with a trace, calculation or supporting evidence</w:t>
+      <w:pPr>
+        <w:spacing w:line="336" w:lineRule="auto" w:after="180"/>
+        <w:shd w:fill="F5F1FB"/>
+      </w:pPr>
+      <w:r>
+        <w:rPr>
+          <w:b w:val="0"/>
+        </w:rPr>
+        <w:t xml:space="preserve">For </w:t>
+      </w:r>
+      <w:r>
+        <w:rPr>
+          <w:b/>
+        </w:rPr>
+        <w:t>training</w:t>
+      </w:r>
+      <w:r>
+        <w:rPr>
+          <w:b w:val="0"/>
+        </w:rPr>
+        <w:t xml:space="preserve"> heights 2, 3 and 10 cm, calculate </w:t>
+      </w:r>
+      <w:r>
+        <w:rPr>
+          <w:b/>
+        </w:rPr>
+        <w:t>mean</w:t>
+      </w:r>
+      <w:r>
+        <w:rPr>
+          <w:b w:val="0"/>
+        </w:rPr>
+        <w:t xml:space="preserve"> and </w:t>
+      </w:r>
+      <w:r>
+        <w:rPr>
+          <w:b/>
+        </w:rPr>
+        <w:t>median</w:t>
+      </w:r>
+      <w:r>
+        <w:rPr>
+          <w:b w:val="0"/>
+        </w:rPr>
+        <w:t>. Which constant is less influenced by the high value?</w:t>
+      </w:r>
+    </w:p>
+    <w:p>
+      <w:pPr>
+        <w:spacing w:line="336" w:lineRule="auto" w:after="180"/>
+      </w:pPr>
+      <w:r>
+        <w:rPr>
+          <w:b w:val="0"/>
+        </w:rPr>
+        <w:t xml:space="preserve">My answer, with a trace, calculation or supporting </w:t>
+      </w:r>
+      <w:r>
+        <w:rPr>
+          <w:b/>
+        </w:rPr>
+        <w:t>evidence</w:t>
       </w:r>
     </w:p>
     <w:p>
@@ -3402,13 +6082,37 @@
       </w:r>
     </w:p>
     <w:p>
-      <w:r>
+      <w:pPr>
+        <w:spacing w:line="336" w:lineRule="auto" w:after="180"/>
+      </w:pPr>
+      <w:r>
+        <w:rPr>
+          <w:b w:val="0"/>
+        </w:rPr>
         <w:t>Change one relevant detail. Predict the result before testing. Include a boundary or missing-information case when it helps reveal a limit.</w:t>
       </w:r>
     </w:p>
     <w:p>
-      <w:r>
-        <w:t>My changed input and expected result</w:t>
+      <w:pPr>
+        <w:spacing w:line="336" w:lineRule="auto" w:after="180"/>
+      </w:pPr>
+      <w:r>
+        <w:rPr>
+          <w:b w:val="0"/>
+        </w:rPr>
+        <w:t xml:space="preserve">My changed </w:t>
+      </w:r>
+      <w:r>
+        <w:rPr>
+          <w:b/>
+        </w:rPr>
+        <w:t>input</w:t>
+      </w:r>
+      <w:r>
+        <w:rPr>
+          <w:b w:val="0"/>
+        </w:rPr>
+        <w:t xml:space="preserve"> and expected result</w:t>
       </w:r>
     </w:p>
     <w:p>
@@ -3453,13 +6157,49 @@
       </w:r>
     </w:p>
     <w:p>
-      <w:r>
-        <w:t>Document any numeric baseline used in Plant Classifier feature checks, including unit, distribution, and outlier decision.</w:t>
-      </w:r>
-    </w:p>
-    <w:p>
-      <w:r>
-        <w:t>The evidence I will keep</w:t>
+      <w:pPr>
+        <w:spacing w:line="336" w:lineRule="auto" w:after="180"/>
+      </w:pPr>
+      <w:r>
+        <w:rPr>
+          <w:b w:val="0"/>
+        </w:rPr>
+        <w:t xml:space="preserve">Document any numeric baseline used in Plant Classifier feature checks, including unit, distribution, and </w:t>
+      </w:r>
+      <w:r>
+        <w:rPr>
+          <w:b/>
+        </w:rPr>
+        <w:t>outlier</w:t>
+      </w:r>
+      <w:r>
+        <w:rPr>
+          <w:b w:val="0"/>
+        </w:rPr>
+        <w:t xml:space="preserve"> decision.</w:t>
+      </w:r>
+    </w:p>
+    <w:p>
+      <w:pPr>
+        <w:spacing w:line="336" w:lineRule="auto" w:after="180"/>
+      </w:pPr>
+      <w:r>
+        <w:rPr>
+          <w:b w:val="0"/>
+        </w:rPr>
+        <w:t xml:space="preserve">The </w:t>
+      </w:r>
+      <w:r>
+        <w:rPr>
+          <w:b/>
+        </w:rPr>
+        <w:t>evidence</w:t>
+      </w:r>
+      <w:r>
+        <w:rPr>
+          <w:b w:val="0"/>
+        </w:rPr>
+        <w:t xml:space="preserve"> I will keep</w:t>
       </w:r>
     </w:p>
     <w:p>
@@ -3496,8 +6236,26 @@
       </w:r>
     </w:p>
     <w:p>
-      <w:r>
-        <w:t>Your teacher has the independent answer and scoring criteria. Complete the matching workbook week to keep your practice evidence together.</w:t>
+      <w:pPr>
+        <w:spacing w:line="336" w:lineRule="auto" w:after="180"/>
+      </w:pPr>
+      <w:r>
+        <w:rPr>
+          <w:b w:val="0"/>
+        </w:rPr>
+        <w:t xml:space="preserve">Your teacher has the independent answer and scoring criteria. Complete the matching workbook week to keep your practice </w:t>
+      </w:r>
+      <w:r>
+        <w:rPr>
+          <w:b/>
+        </w:rPr>
+        <w:t>evidence</w:t>
+      </w:r>
+      <w:r>
+        <w:rPr>
+          <w:b w:val="0"/>
+        </w:rPr>
+        <w:t xml:space="preserve"> together.</w:t>
       </w:r>
     </w:p>
     <w:p>
@@ -3509,8 +6267,75 @@
       </w:r>
     </w:p>
     <w:p>
-      <w:r>
-        <w:t>For training targets [1,3,11], compute mean and median constant baselines. Compare total absolute training error for each. Where must final performance be measured?</w:t>
+      <w:pPr>
+        <w:spacing w:line="336" w:lineRule="auto" w:after="180"/>
+        <w:shd w:fill="F5F1FB"/>
+      </w:pPr>
+      <w:r>
+        <w:rPr>
+          <w:b w:val="0"/>
+        </w:rPr>
+        <w:t xml:space="preserve">For </w:t>
+      </w:r>
+      <w:r>
+        <w:rPr>
+          <w:b/>
+        </w:rPr>
+        <w:t>training</w:t>
+      </w:r>
+      <w:r>
+        <w:rPr>
+          <w:b w:val="0"/>
+        </w:rPr>
+        <w:t xml:space="preserve"> targets [1,3,11], compute </w:t>
+      </w:r>
+      <w:r>
+        <w:rPr>
+          <w:b/>
+        </w:rPr>
+        <w:t>mean</w:t>
+      </w:r>
+      <w:r>
+        <w:rPr>
+          <w:b w:val="0"/>
+        </w:rPr>
+        <w:t xml:space="preserve"> and </w:t>
+      </w:r>
+      <w:r>
+        <w:rPr>
+          <w:b/>
+        </w:rPr>
+        <w:t>median</w:t>
+      </w:r>
+      <w:r>
+        <w:rPr>
+          <w:b w:val="0"/>
+        </w:rPr>
+        <w:t xml:space="preserve"> </w:t>
+      </w:r>
+      <w:r>
+        <w:rPr>
+          <w:b/>
+        </w:rPr>
+        <w:t>constant baseline</w:t>
+      </w:r>
+      <w:r>
+        <w:rPr>
+          <w:b w:val="0"/>
+        </w:rPr>
+        <w:t xml:space="preserve">s. Compare total absolute </w:t>
+      </w:r>
+      <w:r>
+        <w:rPr>
+          <w:b/>
+        </w:rPr>
+        <w:t>training</w:t>
+      </w:r>
+      <w:r>
+        <w:rPr>
+          <w:b w:val="0"/>
+        </w:rPr>
+        <w:t xml:space="preserve"> error for each. Where must final performance be measured?</w:t>
       </w:r>
     </w:p>
     <w:p>
@@ -3565,8 +6390,25 @@
       </w:r>
     </w:p>
     <w:p>
-      <w:r>
-        <w:t>Attempt the independent case before hints. Record whether you worked alone, used a hint or followed a model. After feedback, fix the first unsupported step and explain why it changed. A later check uses a changed case, not a copied answer.</w:t>
+      <w:pPr>
+        <w:spacing w:line="336" w:lineRule="auto" w:after="180"/>
+      </w:pPr>
+      <w:r>
+        <w:rPr>
+          <w:b w:val="0"/>
+        </w:rPr>
+        <w:t>Attempt the independent case before hints. Record whether you worked alone, used a hint or followed a model. After feedback, fix the first unsupported step and explain why it changed.</w:t>
+      </w:r>
+    </w:p>
+    <w:p>
+      <w:pPr>
+        <w:spacing w:line="336" w:lineRule="auto" w:after="180"/>
+      </w:pPr>
+      <w:r>
+        <w:rPr>
+          <w:b w:val="0"/>
+        </w:rPr>
+        <w:t>A later check uses a changed case, not a copied answer.</w:t>
       </w:r>
     </w:p>
     <w:p>
@@ -3579,6 +6421,17 @@
     </w:p>
     <w:p>
       <w:r>
+        <w:t>Use this map to navigate Mean, Median, and Baselines, connect the goals to tasks and keep one evidence record for each attempt.</w:t>
+      </w:r>
+    </w:p>
+    <w:p>
+      <w:pPr>
+        <w:spacing w:line="336" w:lineRule="auto" w:after="180"/>
+      </w:pPr>
+      <w:r>
+        <w:rPr>
+          <w:b w:val="0"/>
+        </w:rPr>
         <w:t>Start with this question: Fit two constant height baselines and compare them on held-out examples.</w:t>
       </w:r>
     </w:p>
@@ -3685,13 +6538,61 @@
       </w:tr>
     </w:tbl>
     <w:p>
-      <w:r>
-        <w:t>Remember → watch and explain → try with help → investigate → try independently → keep project evidence. Your teacher may spread this lesson across several classes.</w:t>
-      </w:r>
-    </w:p>
-    <w:p>
-      <w:r>
-        <w:t>Keep your first prediction. Compare it with what the evidence shows and explain any change.</w:t>
+      <w:pPr>
+        <w:spacing w:line="336" w:lineRule="auto" w:after="180"/>
+      </w:pPr>
+      <w:r>
+        <w:rPr>
+          <w:b w:val="0"/>
+        </w:rPr>
+        <w:t xml:space="preserve">Remember → watch and explain → try with help → investigate → try independently → keep project </w:t>
+      </w:r>
+      <w:r>
+        <w:rPr>
+          <w:b/>
+        </w:rPr>
+        <w:t>evidence</w:t>
+      </w:r>
+      <w:r>
+        <w:rPr>
+          <w:b w:val="0"/>
+        </w:rPr>
+        <w:t>. Your teacher may spread this lesson across several classes.</w:t>
+      </w:r>
+    </w:p>
+    <w:p>
+      <w:pPr>
+        <w:spacing w:line="336" w:lineRule="auto" w:after="180"/>
+      </w:pPr>
+      <w:r>
+        <w:rPr>
+          <w:b w:val="0"/>
+        </w:rPr>
+        <w:t xml:space="preserve">Keep your first </w:t>
+      </w:r>
+      <w:r>
+        <w:rPr>
+          <w:b/>
+        </w:rPr>
+        <w:t>prediction</w:t>
+      </w:r>
+      <w:r>
+        <w:rPr>
+          <w:b w:val="0"/>
+        </w:rPr>
+        <w:t xml:space="preserve">. Compare it with what the </w:t>
+      </w:r>
+      <w:r>
+        <w:rPr>
+          <w:b/>
+        </w:rPr>
+        <w:t>evidence</w:t>
+      </w:r>
+      <w:r>
+        <w:rPr>
+          <w:b w:val="0"/>
+        </w:rPr>
+        <w:t xml:space="preserve"> shows and explain any change.</w:t>
       </w:r>
     </w:p>
     <w:p>
@@ -3704,7 +6605,66 @@
     </w:p>
     <w:p>
       <w:r>
-        <w:t>Close your notes. Explain this goal in your own words: Fit mean and median constant baselines on training targets</w:t>
+        <w:t>Explain Mean, Median, and Baselines without notes, identify a remaining question and plan a later check with a changed case.</w:t>
+      </w:r>
+    </w:p>
+    <w:p>
+      <w:pPr>
+        <w:spacing w:line="336" w:lineRule="auto" w:after="180"/>
+      </w:pPr>
+      <w:r>
+        <w:rPr>
+          <w:b w:val="0"/>
+        </w:rPr>
+        <w:t xml:space="preserve">Close your notes. Explain this goal in your own words: Fit </w:t>
+      </w:r>
+      <w:r>
+        <w:rPr>
+          <w:b/>
+        </w:rPr>
+        <w:t>mean</w:t>
+      </w:r>
+      <w:r>
+        <w:rPr>
+          <w:b w:val="0"/>
+        </w:rPr>
+        <w:t xml:space="preserve"> and </w:t>
+      </w:r>
+      <w:r>
+        <w:rPr>
+          <w:b/>
+        </w:rPr>
+        <w:t>median</w:t>
+      </w:r>
+      <w:r>
+        <w:rPr>
+          <w:b w:val="0"/>
+        </w:rPr>
+        <w:t xml:space="preserve"> </w:t>
+      </w:r>
+      <w:r>
+        <w:rPr>
+          <w:b/>
+        </w:rPr>
+        <w:t>constant baseline</w:t>
+      </w:r>
+      <w:r>
+        <w:rPr>
+          <w:b w:val="0"/>
+        </w:rPr>
+        <w:t xml:space="preserve">s on </w:t>
+      </w:r>
+      <w:r>
+        <w:rPr>
+          <w:b/>
+        </w:rPr>
+        <w:t>training</w:t>
+      </w:r>
+      <w:r>
+        <w:rPr>
+          <w:b w:val="0"/>
+        </w:rPr>
+        <w:t xml:space="preserve"> targets</w:t>
       </w:r>
     </w:p>
     <w:p>
@@ -3741,13 +6701,61 @@
       </w:r>
     </w:p>
     <w:p>
-      <w:r>
-        <w:t>If you are unsure, return to the worked picture and explain one arrow. If you are ready, change an input or assumption and justify your prediction.</w:t>
-      </w:r>
-    </w:p>
-    <w:p>
-      <w:r>
-        <w:t>Save your workbook evidence. At the next review, try a different case before opening your old answer.</w:t>
+      <w:pPr>
+        <w:spacing w:line="336" w:lineRule="auto" w:after="180"/>
+      </w:pPr>
+      <w:r>
+        <w:rPr>
+          <w:b w:val="0"/>
+        </w:rPr>
+        <w:t xml:space="preserve">If you are unsure, return to the worked picture and explain one arrow. If you are ready, change an </w:t>
+      </w:r>
+      <w:r>
+        <w:rPr>
+          <w:b/>
+        </w:rPr>
+        <w:t>input</w:t>
+      </w:r>
+      <w:r>
+        <w:rPr>
+          <w:b w:val="0"/>
+        </w:rPr>
+        <w:t xml:space="preserve"> or assumption and justify your </w:t>
+      </w:r>
+      <w:r>
+        <w:rPr>
+          <w:b/>
+        </w:rPr>
+        <w:t>prediction</w:t>
+      </w:r>
+      <w:r>
+        <w:rPr>
+          <w:b w:val="0"/>
+        </w:rPr>
+        <w:t>.</w:t>
+      </w:r>
+    </w:p>
+    <w:p>
+      <w:pPr>
+        <w:spacing w:line="336" w:lineRule="auto" w:after="180"/>
+      </w:pPr>
+      <w:r>
+        <w:rPr>
+          <w:b w:val="0"/>
+        </w:rPr>
+        <w:t xml:space="preserve">Save your workbook </w:t>
+      </w:r>
+      <w:r>
+        <w:rPr>
+          <w:b/>
+        </w:rPr>
+        <w:t>evidence</w:t>
+      </w:r>
+      <w:r>
+        <w:rPr>
+          <w:b w:val="0"/>
+        </w:rPr>
+        <w:t>. At the next review, try a different case before opening your old answer.</w:t>
       </w:r>
     </w:p>
     <w:p>
@@ -3760,11 +6768,28 @@
     </w:p>
     <w:p>
       <w:r>
+        <w:t>Attempt supported questions before using hints or feedback. Review a missing building block, then keep the completed work.</w:t>
+      </w:r>
+    </w:p>
+    <w:p>
+      <w:pPr>
+        <w:spacing w:line="336" w:lineRule="auto" w:after="180"/>
+      </w:pPr>
+      <w:r>
+        <w:rPr>
+          <w:b w:val="0"/>
+        </w:rPr>
         <w:t>Use this supported practice once, in the browser or on paper. Keep the reserved independent assessment for a separate first attempt before teacher feedback.</w:t>
       </w:r>
     </w:p>
     <w:p>
-      <w:r>
+      <w:pPr>
+        <w:spacing w:line="336" w:lineRule="auto" w:after="180"/>
+      </w:pPr>
+      <w:r>
+        <w:rPr>
+          <w:b w:val="0"/>
+        </w:rPr>
         <w:t>Fit two constant height baselines and compare them on held-out examples.</w:t>
       </w:r>
     </w:p>
@@ -3777,22 +6802,85 @@
       </w:r>
     </w:p>
     <w:p>
-      <w:r>
-        <w:t>Which labelled step matches this detail? Mean MAE=(4+2)/2=3 cm; median MAE=(1+5)/2=3 cm.</w:t>
-      </w:r>
-    </w:p>
-    <w:p>
-      <w:r>
-        <w:t>1. Fit mean</w:t>
-      </w:r>
-    </w:p>
-    <w:p>
-      <w:r>
-        <w:t>2. Fit median</w:t>
-      </w:r>
-    </w:p>
-    <w:p>
-      <w:r>
+      <w:pPr>
+        <w:spacing w:line="336" w:lineRule="auto" w:after="180"/>
+      </w:pPr>
+      <w:r>
+        <w:rPr>
+          <w:b w:val="0"/>
+        </w:rPr>
+        <w:t xml:space="preserve">Which labelled step matches this detail? </w:t>
+      </w:r>
+      <w:r>
+        <w:rPr>
+          <w:b/>
+        </w:rPr>
+        <w:t>Mean</w:t>
+      </w:r>
+      <w:r>
+        <w:rPr>
+          <w:b w:val="0"/>
+        </w:rPr>
+        <w:t xml:space="preserve"> MAE=(4+2)/2=3 cm; </w:t>
+      </w:r>
+      <w:r>
+        <w:rPr>
+          <w:b/>
+        </w:rPr>
+        <w:t>median</w:t>
+      </w:r>
+      <w:r>
+        <w:rPr>
+          <w:b w:val="0"/>
+        </w:rPr>
+        <w:t xml:space="preserve"> MAE=(1+5)/2=3 cm.</w:t>
+      </w:r>
+    </w:p>
+    <w:p>
+      <w:pPr>
+        <w:spacing w:line="336" w:lineRule="auto" w:after="180"/>
+        <w:shd w:fill="F4F9FC"/>
+      </w:pPr>
+      <w:r>
+        <w:rPr>
+          <w:b w:val="0"/>
+        </w:rPr>
+        <w:t xml:space="preserve">1. Fit </w:t>
+      </w:r>
+      <w:r>
+        <w:rPr>
+          <w:b/>
+        </w:rPr>
+        <w:t>mean</w:t>
+      </w:r>
+    </w:p>
+    <w:p>
+      <w:pPr>
+        <w:spacing w:line="336" w:lineRule="auto" w:after="180"/>
+        <w:shd w:fill="F4F9FC"/>
+      </w:pPr>
+      <w:r>
+        <w:rPr>
+          <w:b w:val="0"/>
+        </w:rPr>
+        <w:t xml:space="preserve">2. Fit </w:t>
+      </w:r>
+      <w:r>
+        <w:rPr>
+          <w:b/>
+        </w:rPr>
+        <w:t>median</w:t>
+      </w:r>
+    </w:p>
+    <w:p>
+      <w:pPr>
+        <w:spacing w:line="336" w:lineRule="auto" w:after="180"/>
+        <w:shd w:fill="F4F9FC"/>
+      </w:pPr>
+      <w:r>
+        <w:rPr>
+          <w:b w:val="0"/>
+        </w:rPr>
         <w:t>3. Evaluate constants</w:t>
       </w:r>
     </w:p>
@@ -3830,41 +6918,215 @@
       </w:r>
     </w:p>
     <w:p>
-      <w:r>
+      <w:pPr>
+        <w:pStyle w:val="Heading3"/>
+      </w:pPr>
+      <w:r>
+        <w:t>Hint · try first</w:t>
+      </w:r>
+    </w:p>
+    <w:p>
+      <w:pPr>
+        <w:spacing w:line="336" w:lineRule="auto" w:after="180"/>
+        <w:shd w:fill="F1F6F8"/>
+      </w:pPr>
+      <w:r>
+        <w:rPr>
+          <w:b w:val="0"/>
+        </w:rPr>
         <w:t>Hint if needed: Read the steps in the pictorial case. Match the supplied detail to the stage that performs or records it.</w:t>
       </w:r>
     </w:p>
     <w:p>
-      <w:r>
-        <w:t>After your attempt, compare with the supported explanation: Evaluate constants Mean MAE=(4+2)/2=3 cm; median MAE=(1+5)/2=3 cm. Read the picture in order. Mean MAE=(4+2)/2=3 cm; median MAE=(1+5)/2=3 cm. The arrows show which recorded input or intermediate result each decision uses. Explain the deciding step aloud before checking the changed case; pointing to the final answer alone does not show how it follows.</w:t>
-      </w:r>
-    </w:p>
-    <w:p>
       <w:pPr>
         <w:pStyle w:val="Heading3"/>
       </w:pPr>
       <w:r>
+        <w:t>Feedback · compare after trying</w:t>
+      </w:r>
+    </w:p>
+    <w:p>
+      <w:pPr>
+        <w:spacing w:line="336" w:lineRule="auto" w:after="180"/>
+        <w:shd w:fill="F1F6FC"/>
+      </w:pPr>
+      <w:r>
+        <w:rPr>
+          <w:b w:val="0"/>
+        </w:rPr>
+        <w:t xml:space="preserve">After your attempt, compare with the supported explanation: Evaluate constants </w:t>
+      </w:r>
+      <w:r>
+        <w:rPr>
+          <w:b/>
+        </w:rPr>
+        <w:t>Mean</w:t>
+      </w:r>
+      <w:r>
+        <w:rPr>
+          <w:b w:val="0"/>
+        </w:rPr>
+        <w:t xml:space="preserve"> MAE=(4+2)/2=3 cm; </w:t>
+      </w:r>
+      <w:r>
+        <w:rPr>
+          <w:b/>
+        </w:rPr>
+        <w:t>median</w:t>
+      </w:r>
+      <w:r>
+        <w:rPr>
+          <w:b w:val="0"/>
+        </w:rPr>
+        <w:t xml:space="preserve"> MAE=(1+5)/2=3 cm. Read the picture in order. </w:t>
+      </w:r>
+      <w:r>
+        <w:rPr>
+          <w:b/>
+        </w:rPr>
+        <w:t>Mean</w:t>
+      </w:r>
+      <w:r>
+        <w:rPr>
+          <w:b w:val="0"/>
+        </w:rPr>
+        <w:t xml:space="preserve"> MAE=(4+2)/2=3 cm; </w:t>
+      </w:r>
+      <w:r>
+        <w:rPr>
+          <w:b/>
+        </w:rPr>
+        <w:t>median</w:t>
+      </w:r>
+      <w:r>
+        <w:rPr>
+          <w:b w:val="0"/>
+        </w:rPr>
+        <w:t xml:space="preserve"> MAE=(1+5)/2=3 cm.</w:t>
+      </w:r>
+    </w:p>
+    <w:p>
+      <w:pPr>
+        <w:spacing w:line="336" w:lineRule="auto" w:after="180"/>
+        <w:shd w:fill="F1F6FC"/>
+      </w:pPr>
+      <w:r>
+        <w:rPr>
+          <w:b w:val="0"/>
+        </w:rPr>
+        <w:t xml:space="preserve">The arrows show which recorded </w:t>
+      </w:r>
+      <w:r>
+        <w:rPr>
+          <w:b/>
+        </w:rPr>
+        <w:t>input</w:t>
+      </w:r>
+      <w:r>
+        <w:rPr>
+          <w:b w:val="0"/>
+        </w:rPr>
+        <w:t xml:space="preserve"> or intermediate result each decision uses. Explain the deciding step aloud before checking the changed case; pointing to the final answer alone does not show how it follows.</w:t>
+      </w:r>
+    </w:p>
+    <w:p>
+      <w:pPr>
+        <w:pStyle w:val="Heading3"/>
+      </w:pPr>
+      <w:r>
         <w:t>Practice 2: explain the deciding evidence</w:t>
       </w:r>
     </w:p>
     <w:p>
-      <w:r>
-        <w:t>Changed-case practice: Replace training 20 with 8 while keeping evaluation unchanged. Which conclusion is supported by the supplied facts?</w:t>
-      </w:r>
-    </w:p>
-    <w:p>
-      <w:r>
+      <w:pPr>
+        <w:pStyle w:val="Heading3"/>
+      </w:pPr>
+      <w:r>
+        <w:t>Changed case · predict first</w:t>
+      </w:r>
+    </w:p>
+    <w:p>
+      <w:pPr>
+        <w:spacing w:line="336" w:lineRule="auto" w:after="180"/>
+        <w:shd w:fill="F5F1FB"/>
+      </w:pPr>
+      <w:r>
+        <w:rPr>
+          <w:b w:val="0"/>
+        </w:rPr>
+        <w:t xml:space="preserve">Changed-case practice: Replace </w:t>
+      </w:r>
+      <w:r>
+        <w:rPr>
+          <w:b/>
+        </w:rPr>
+        <w:t>training</w:t>
+      </w:r>
+      <w:r>
+        <w:rPr>
+          <w:b w:val="0"/>
+        </w:rPr>
+        <w:t xml:space="preserve"> 20 with 8 while keeping evaluation unchanged. Which conclusion is supported by the supplied facts?</w:t>
+      </w:r>
+    </w:p>
+    <w:p>
+      <w:pPr>
+        <w:spacing w:line="336" w:lineRule="auto" w:after="180"/>
+        <w:shd w:fill="F4F9FC"/>
+      </w:pPr>
+      <w:r>
+        <w:rPr>
+          <w:b w:val="0"/>
+        </w:rPr>
         <w:t>1. Both fitted constants become5 cm and both evaluation MAEs remain3 cm.</w:t>
       </w:r>
     </w:p>
     <w:p>
-      <w:r>
-        <w:t>2. This one example guarantees correct results for every future input.</w:t>
-      </w:r>
-    </w:p>
-    <w:p>
-      <w:r>
-        <w:t>3. We can decide the result without examining the changed input or the procedure.</w:t>
+      <w:pPr>
+        <w:spacing w:line="336" w:lineRule="auto" w:after="180"/>
+        <w:shd w:fill="F4F9FC"/>
+      </w:pPr>
+      <w:r>
+        <w:rPr>
+          <w:b w:val="0"/>
+        </w:rPr>
+        <w:t xml:space="preserve">2. This one example guarantees correct results for every future </w:t>
+      </w:r>
+      <w:r>
+        <w:rPr>
+          <w:b/>
+        </w:rPr>
+        <w:t>input</w:t>
+      </w:r>
+      <w:r>
+        <w:rPr>
+          <w:b w:val="0"/>
+        </w:rPr>
+        <w:t>.</w:t>
+      </w:r>
+    </w:p>
+    <w:p>
+      <w:pPr>
+        <w:spacing w:line="336" w:lineRule="auto" w:after="180"/>
+        <w:shd w:fill="F4F9FC"/>
+      </w:pPr>
+      <w:r>
+        <w:rPr>
+          <w:b w:val="0"/>
+        </w:rPr>
+        <w:t xml:space="preserve">3. We can decide the result without examining the changed </w:t>
+      </w:r>
+      <w:r>
+        <w:rPr>
+          <w:b/>
+        </w:rPr>
+        <w:t>input</w:t>
+      </w:r>
+      <w:r>
+        <w:rPr>
+          <w:b w:val="0"/>
+        </w:rPr>
+        <w:t xml:space="preserve"> or the procedure.</w:t>
       </w:r>
     </w:p>
     <w:p>
@@ -3901,36 +7163,237 @@
       </w:r>
     </w:p>
     <w:p>
-      <w:r>
+      <w:pPr>
+        <w:pStyle w:val="Heading3"/>
+      </w:pPr>
+      <w:r>
+        <w:t>Hint · try first</w:t>
+      </w:r>
+    </w:p>
+    <w:p>
+      <w:pPr>
+        <w:spacing w:line="336" w:lineRule="auto" w:after="180"/>
+        <w:shd w:fill="F1F6F8"/>
+      </w:pPr>
+      <w:r>
+        <w:rPr>
+          <w:b w:val="0"/>
+        </w:rPr>
         <w:t>Hint if needed: Use the changed condition and the deciding step in the pictorial trace. The answer must say what follows from those facts.</w:t>
       </w:r>
     </w:p>
     <w:p>
-      <w:r>
-        <w:t>After your attempt, compare with the supported explanation: Both fitted constants become5 cm and both evaluation MAEs remain3 cm. Mean is now20/4=5; median stays5. The earlier training outlier affected the mean.</w:t>
-      </w:r>
-    </w:p>
-    <w:p>
       <w:pPr>
         <w:pStyle w:val="Heading3"/>
       </w:pPr>
       <w:r>
+        <w:t>Feedback · compare after trying</w:t>
+      </w:r>
+    </w:p>
+    <w:p>
+      <w:pPr>
+        <w:spacing w:line="336" w:lineRule="auto" w:after="180"/>
+        <w:shd w:fill="F1F6FC"/>
+      </w:pPr>
+      <w:r>
+        <w:rPr>
+          <w:b w:val="0"/>
+        </w:rPr>
+        <w:t xml:space="preserve">After your attempt, compare with the supported explanation: Both fitted constants become5 cm and both evaluation MAEs remain3 cm. </w:t>
+      </w:r>
+      <w:r>
+        <w:rPr>
+          <w:b/>
+        </w:rPr>
+        <w:t>Mean</w:t>
+      </w:r>
+      <w:r>
+        <w:rPr>
+          <w:b w:val="0"/>
+        </w:rPr>
+        <w:t xml:space="preserve"> is now20/4=5; </w:t>
+      </w:r>
+      <w:r>
+        <w:rPr>
+          <w:b/>
+        </w:rPr>
+        <w:t>median</w:t>
+      </w:r>
+      <w:r>
+        <w:rPr>
+          <w:b w:val="0"/>
+        </w:rPr>
+        <w:t xml:space="preserve"> stays5. The earlier </w:t>
+      </w:r>
+      <w:r>
+        <w:rPr>
+          <w:b/>
+        </w:rPr>
+        <w:t>training</w:t>
+      </w:r>
+      <w:r>
+        <w:rPr>
+          <w:b w:val="0"/>
+        </w:rPr>
+        <w:t xml:space="preserve"> </w:t>
+      </w:r>
+      <w:r>
+        <w:rPr>
+          <w:b/>
+        </w:rPr>
+        <w:t>outlier</w:t>
+      </w:r>
+      <w:r>
+        <w:rPr>
+          <w:b w:val="0"/>
+        </w:rPr>
+        <w:t xml:space="preserve"> affected the </w:t>
+      </w:r>
+      <w:r>
+        <w:rPr>
+          <w:b/>
+        </w:rPr>
+        <w:t>mean</w:t>
+      </w:r>
+      <w:r>
+        <w:rPr>
+          <w:b w:val="0"/>
+        </w:rPr>
+        <w:t>.</w:t>
+      </w:r>
+    </w:p>
+    <w:p>
+      <w:pPr>
+        <w:pStyle w:val="Heading3"/>
+      </w:pPr>
+      <w:r>
         <w:t>Repair a missing building block</w:t>
       </w:r>
     </w:p>
     <w:p>
-      <w:r>
-        <w:t>Review Regression and Residuals (ai-4/19). Goal: Distinguish numeric prediction from classification. Short practice: Which statistic reveals the size of errors without cancellation? Point to the relevant step in the picture, then write the changed result and the rule or evidence that supports it.. Return to this week and explain what you changed.</w:t>
-      </w:r>
-    </w:p>
-    <w:p>
-      <w:r>
-        <w:t>Review Precision and Recall (ai-4/17). Goal: Choose the denominator that answers the question. Short practice: Were the original precision and recall denominators the same? Point to the relevant step in the picture, then write the changed result and the rule or evidence that supports it.. Return to this week and explain what you changed.</w:t>
-      </w:r>
-    </w:p>
-    <w:p>
-      <w:r>
-        <w:t>Review Scores and Calibration Intuition (ai-4/14). Goal: Interpret calibration using groups of forecasts. Short practice: Does a calibrated 0.8 score mean every such leaf is spotted? Point to the relevant step in the picture, then write the changed result and the rule or evidence that supports it.. Return to this week and explain what you changed.</w:t>
+      <w:pPr>
+        <w:spacing w:line="336" w:lineRule="auto" w:after="180"/>
+      </w:pPr>
+      <w:r>
+        <w:rPr>
+          <w:b w:val="0"/>
+        </w:rPr>
+        <w:t xml:space="preserve">Review Regression and Residuals (ai-4/19). Goal: Distinguish numeric </w:t>
+      </w:r>
+      <w:r>
+        <w:rPr>
+          <w:b/>
+        </w:rPr>
+        <w:t>prediction</w:t>
+      </w:r>
+      <w:r>
+        <w:rPr>
+          <w:b w:val="0"/>
+        </w:rPr>
+        <w:t xml:space="preserve"> from classification. Short practice: Which statistic reveals the size of errors without cancellation?</w:t>
+      </w:r>
+    </w:p>
+    <w:p>
+      <w:pPr>
+        <w:spacing w:line="336" w:lineRule="auto" w:after="180"/>
+      </w:pPr>
+      <w:r>
+        <w:rPr>
+          <w:b w:val="0"/>
+        </w:rPr>
+        <w:t xml:space="preserve">Point to the relevant step in the picture, then write the changed result and the rule or </w:t>
+      </w:r>
+      <w:r>
+        <w:rPr>
+          <w:b/>
+        </w:rPr>
+        <w:t>evidence</w:t>
+      </w:r>
+      <w:r>
+        <w:rPr>
+          <w:b w:val="0"/>
+        </w:rPr>
+        <w:t xml:space="preserve"> that supports it.. Return to this week and explain what you changed.</w:t>
+      </w:r>
+    </w:p>
+    <w:p>
+      <w:pPr>
+        <w:spacing w:line="336" w:lineRule="auto" w:after="180"/>
+      </w:pPr>
+      <w:r>
+        <w:rPr>
+          <w:b w:val="0"/>
+        </w:rPr>
+        <w:t>Review Precision and Recall (ai-4/17). Goal: Choose the denominator that answers the question. Short practice: Were the original precision and recall denominators the same?</w:t>
+      </w:r>
+    </w:p>
+    <w:p>
+      <w:pPr>
+        <w:spacing w:line="336" w:lineRule="auto" w:after="180"/>
+      </w:pPr>
+      <w:r>
+        <w:rPr>
+          <w:b w:val="0"/>
+        </w:rPr>
+        <w:t xml:space="preserve">Point to the relevant step in the picture, then write the changed result and the rule or </w:t>
+      </w:r>
+      <w:r>
+        <w:rPr>
+          <w:b/>
+        </w:rPr>
+        <w:t>evidence</w:t>
+      </w:r>
+      <w:r>
+        <w:rPr>
+          <w:b w:val="0"/>
+        </w:rPr>
+        <w:t xml:space="preserve"> that supports it.. Return to this week and explain what you changed.</w:t>
+      </w:r>
+    </w:p>
+    <w:p>
+      <w:pPr>
+        <w:spacing w:line="336" w:lineRule="auto" w:after="180"/>
+      </w:pPr>
+      <w:r>
+        <w:rPr>
+          <w:b w:val="0"/>
+        </w:rPr>
+        <w:t xml:space="preserve">Review Scores and Calibration Intuition (ai-4/14). Goal: Interpret calibration using groups of forecasts. Short practice: Does a calibrated 0.8 score </w:t>
+      </w:r>
+      <w:r>
+        <w:rPr>
+          <w:b/>
+        </w:rPr>
+        <w:t>mean</w:t>
+      </w:r>
+      <w:r>
+        <w:rPr>
+          <w:b w:val="0"/>
+        </w:rPr>
+        <w:t xml:space="preserve"> every such leaf is spotted?</w:t>
+      </w:r>
+    </w:p>
+    <w:p>
+      <w:pPr>
+        <w:spacing w:line="336" w:lineRule="auto" w:after="180"/>
+      </w:pPr>
+      <w:r>
+        <w:rPr>
+          <w:b w:val="0"/>
+        </w:rPr>
+        <w:t xml:space="preserve">Point to the relevant step in the picture, then write the changed result and the rule or </w:t>
+      </w:r>
+      <w:r>
+        <w:rPr>
+          <w:b/>
+        </w:rPr>
+        <w:t>evidence</w:t>
+      </w:r>
+      <w:r>
+        <w:rPr>
+          <w:b w:val="0"/>
+        </w:rPr>
+        <w:t xml:space="preserve"> that supports it.. Return to this week and explain what you changed.</w:t>
       </w:r>
     </w:p>
     <w:p>
@@ -3942,8 +7405,61 @@
       </w:r>
     </w:p>
     <w:p>
-      <w:r>
-        <w:t>The browser lab lets you edit the supported Python examples already included in this lesson. Predict first, run, inspect the actual output or error, change one input, then run again. Keep code, predictions, actual results and a reasoned revision together. On paper, label your result as a trace rather than an execution.</w:t>
+      <w:pPr>
+        <w:spacing w:line="336" w:lineRule="auto" w:after="180"/>
+      </w:pPr>
+      <w:r>
+        <w:rPr>
+          <w:b w:val="0"/>
+        </w:rPr>
+        <w:t xml:space="preserve">The browser lab lets you edit the supported Python examples already included in this lesson. Predict first, run, inspect the actual </w:t>
+      </w:r>
+      <w:r>
+        <w:rPr>
+          <w:b/>
+        </w:rPr>
+        <w:t>output</w:t>
+      </w:r>
+      <w:r>
+        <w:rPr>
+          <w:b w:val="0"/>
+        </w:rPr>
+        <w:t xml:space="preserve"> or error, change one </w:t>
+      </w:r>
+      <w:r>
+        <w:rPr>
+          <w:b/>
+        </w:rPr>
+        <w:t>input</w:t>
+      </w:r>
+      <w:r>
+        <w:rPr>
+          <w:b w:val="0"/>
+        </w:rPr>
+        <w:t>, then run again.</w:t>
+      </w:r>
+    </w:p>
+    <w:p>
+      <w:pPr>
+        <w:spacing w:line="336" w:lineRule="auto" w:after="180"/>
+      </w:pPr>
+      <w:r>
+        <w:rPr>
+          <w:b w:val="0"/>
+        </w:rPr>
+        <w:t xml:space="preserve">Keep code, </w:t>
+      </w:r>
+      <w:r>
+        <w:rPr>
+          <w:b/>
+        </w:rPr>
+        <w:t>prediction</w:t>
+      </w:r>
+      <w:r>
+        <w:rPr>
+          <w:b w:val="0"/>
+        </w:rPr>
+        <w:t>s, actual results and a reasoned revision together. On paper, label your result as a trace rather than an execution.</w:t>
       </w:r>
     </w:p>
     <w:p>
@@ -3955,8 +7471,914 @@
       </w:r>
     </w:p>
     <w:p>
-      <w:r>
-        <w:t>Use Download completed work in the hosted lesson to export your answers, reflections, practice feedback and code-run evidence. Open the HTML copy to read or print it. Drafts stay in this browser when storage is available; clear drafts on a shared device.</w:t>
+      <w:pPr>
+        <w:spacing w:line="336" w:lineRule="auto" w:after="180"/>
+      </w:pPr>
+      <w:r>
+        <w:rPr>
+          <w:b w:val="0"/>
+        </w:rPr>
+        <w:t xml:space="preserve">Use Download completed work in the hosted lesson to export your answers, reflections, practice feedback and code-run </w:t>
+      </w:r>
+      <w:r>
+        <w:rPr>
+          <w:b/>
+        </w:rPr>
+        <w:t>evidence</w:t>
+      </w:r>
+      <w:r>
+        <w:rPr>
+          <w:b w:val="0"/>
+        </w:rPr>
+        <w:t>. Open the HTML copy to read or print it.</w:t>
+      </w:r>
+    </w:p>
+    <w:p>
+      <w:pPr>
+        <w:spacing w:line="336" w:lineRule="auto" w:after="180"/>
+      </w:pPr>
+      <w:r>
+        <w:rPr>
+          <w:b w:val="0"/>
+        </w:rPr>
+        <w:t>Drafts stay in this browser when storage is available; clear drafts on a shared device.</w:t>
+      </w:r>
+    </w:p>
+    <w:p>
+      <w:pPr>
+        <w:pStyle w:val="Heading1"/>
+      </w:pPr>
+      <w:r>
+        <w:t>18. Visual concept journey</w:t>
+      </w:r>
+    </w:p>
+    <w:p>
+      <w:r>
+        <w:t>Explain each Mean, Median, and Baselines graphic using its labels, deciding evidence and relevant limitation.</w:t>
+      </w:r>
+    </w:p>
+    <w:p>
+      <w:pPr>
+        <w:pStyle w:val="Heading3"/>
+      </w:pPr>
+      <w:r>
+        <w:t>01. Mean, Median, and Baselines: the case</w:t>
+      </w:r>
+    </w:p>
+    <w:p>
+      <w:r>
+        <w:drawing>
+          <wp:inline xmlns:a="http://schemas.openxmlformats.org/drawingml/2006/main" xmlns:pic="http://schemas.openxmlformats.org/drawingml/2006/picture">
+            <wp:extent cx="5486400" cy="3142488"/>
+            <wp:docPr id="22" name="Picture 22" descr="Fit two constant height baselines and compare them on held-out examples. Supplied facts: Training heights [2, 4, 6, 20] cm. Evaluation heights [4, 10] cm. Fit constants only from training. All inputs and outcomes in this worked example are invented classroom data; no real model run is claimed."/>
+            <wp:cNvGraphicFramePr>
+              <a:graphicFrameLocks noChangeAspect="1"/>
+            </wp:cNvGraphicFramePr>
+            <a:graphic>
+              <a:graphicData uri="http://schemas.openxmlformats.org/drawingml/2006/picture">
+                <pic:pic>
+                  <pic:nvPicPr>
+                    <pic:cNvPr id="0" name="academy-story-ai-4-20-01.png"/>
+                    <pic:cNvPicPr/>
+                  </pic:nvPicPr>
+                  <pic:blipFill>
+                    <a:blip r:embed="rId29"/>
+                    <a:stretch>
+                      <a:fillRect/>
+                    </a:stretch>
+                  </pic:blipFill>
+                  <pic:spPr>
+                    <a:xfrm>
+                      <a:off x="0" y="0"/>
+                      <a:ext cx="5486400" cy="3142488"/>
+                    </a:xfrm>
+                    <a:prstGeom prst="rect"/>
+                  </pic:spPr>
+                </pic:pic>
+              </a:graphicData>
+            </a:graphic>
+          </wp:inline>
+        </w:drawing>
+      </w:r>
+    </w:p>
+    <w:p>
+      <w:pPr>
+        <w:spacing w:line="336" w:lineRule="auto" w:after="180"/>
+      </w:pPr>
+      <w:r>
+        <w:rPr>
+          <w:b w:val="0"/>
+        </w:rPr>
+        <w:t xml:space="preserve">Fit two constant height baselines and compare them on held-out examples. Supplied facts: </w:t>
+      </w:r>
+      <w:r>
+        <w:rPr>
+          <w:b/>
+        </w:rPr>
+        <w:t>Training</w:t>
+      </w:r>
+      <w:r>
+        <w:rPr>
+          <w:b w:val="0"/>
+        </w:rPr>
+        <w:t xml:space="preserve"> heights [2, 4, 6, 20] cm. Evaluation heights [4, 10] cm. Fit constants only from </w:t>
+      </w:r>
+      <w:r>
+        <w:rPr>
+          <w:b/>
+        </w:rPr>
+        <w:t>training</w:t>
+      </w:r>
+      <w:r>
+        <w:rPr>
+          <w:b w:val="0"/>
+        </w:rPr>
+        <w:t>.</w:t>
+      </w:r>
+    </w:p>
+    <w:p>
+      <w:pPr>
+        <w:spacing w:line="336" w:lineRule="auto" w:after="180"/>
+      </w:pPr>
+      <w:r>
+        <w:rPr>
+          <w:b w:val="0"/>
+        </w:rPr>
+        <w:t xml:space="preserve">All </w:t>
+      </w:r>
+      <w:r>
+        <w:rPr>
+          <w:b/>
+        </w:rPr>
+        <w:t>input</w:t>
+      </w:r>
+      <w:r>
+        <w:rPr>
+          <w:b w:val="0"/>
+        </w:rPr>
+        <w:t>s and outcomes in this worked example are invented classroom data; no real model run is claimed.</w:t>
+      </w:r>
+    </w:p>
+    <w:p>
+      <w:pPr>
+        <w:spacing w:line="336" w:lineRule="auto" w:after="180"/>
+        <w:shd w:fill="F5F1FB"/>
+      </w:pPr>
+      <w:r>
+        <w:rPr>
+          <w:b w:val="0"/>
+        </w:rPr>
+        <w:t>Point to the given fact that matters most. Explain why it matters.</w:t>
+      </w:r>
+    </w:p>
+    <w:p>
+      <w:pPr>
+        <w:pStyle w:val="Heading3"/>
+      </w:pPr>
+      <w:r>
+        <w:t>02. Follow the deciding steps</w:t>
+      </w:r>
+    </w:p>
+    <w:p>
+      <w:r>
+        <w:drawing>
+          <wp:inline xmlns:a="http://schemas.openxmlformats.org/drawingml/2006/main" xmlns:pic="http://schemas.openxmlformats.org/drawingml/2006/picture">
+            <wp:extent cx="5486400" cy="3182112"/>
+            <wp:docPr id="23" name="Picture 23" descr="Fit mean: Training mean=(2+4+6+20)/4=8 cm. → Fit median: Training median=(4+6)/2=5 cm. → Evaluate constants: Mean MAE=(4+2)/2=3 cm; median MAE=(1+5)/2=3 cm."/>
+            <wp:cNvGraphicFramePr>
+              <a:graphicFrameLocks noChangeAspect="1"/>
+            </wp:cNvGraphicFramePr>
+            <a:graphic>
+              <a:graphicData uri="http://schemas.openxmlformats.org/drawingml/2006/picture">
+                <pic:pic>
+                  <pic:nvPicPr>
+                    <pic:cNvPr id="0" name="academy-story-ai-4-20-02.png"/>
+                    <pic:cNvPicPr/>
+                  </pic:nvPicPr>
+                  <pic:blipFill>
+                    <a:blip r:embed="rId30"/>
+                    <a:stretch>
+                      <a:fillRect/>
+                    </a:stretch>
+                  </pic:blipFill>
+                  <pic:spPr>
+                    <a:xfrm>
+                      <a:off x="0" y="0"/>
+                      <a:ext cx="5486400" cy="3182112"/>
+                    </a:xfrm>
+                    <a:prstGeom prst="rect"/>
+                  </pic:spPr>
+                </pic:pic>
+              </a:graphicData>
+            </a:graphic>
+          </wp:inline>
+        </w:drawing>
+      </w:r>
+    </w:p>
+    <w:p>
+      <w:pPr>
+        <w:spacing w:line="336" w:lineRule="auto" w:after="180"/>
+      </w:pPr>
+      <w:r>
+        <w:rPr>
+          <w:b w:val="0"/>
+        </w:rPr>
+        <w:t xml:space="preserve">Fit </w:t>
+      </w:r>
+      <w:r>
+        <w:rPr>
+          <w:b/>
+        </w:rPr>
+        <w:t>mean</w:t>
+      </w:r>
+      <w:r>
+        <w:rPr>
+          <w:b w:val="0"/>
+        </w:rPr>
+        <w:t xml:space="preserve">: </w:t>
+      </w:r>
+      <w:r>
+        <w:rPr>
+          <w:b/>
+        </w:rPr>
+        <w:t>Training mean</w:t>
+      </w:r>
+      <w:r>
+        <w:rPr>
+          <w:b w:val="0"/>
+        </w:rPr>
+        <w:t xml:space="preserve">=(2+4+6+20)/4=8 cm. → Fit </w:t>
+      </w:r>
+      <w:r>
+        <w:rPr>
+          <w:b/>
+        </w:rPr>
+        <w:t>median</w:t>
+      </w:r>
+      <w:r>
+        <w:rPr>
+          <w:b w:val="0"/>
+        </w:rPr>
+        <w:t xml:space="preserve">: </w:t>
+      </w:r>
+      <w:r>
+        <w:rPr>
+          <w:b/>
+        </w:rPr>
+        <w:t>Training median</w:t>
+      </w:r>
+      <w:r>
+        <w:rPr>
+          <w:b w:val="0"/>
+        </w:rPr>
+        <w:t xml:space="preserve">=(4+6)/2=5 cm. → Evaluate constants: </w:t>
+      </w:r>
+      <w:r>
+        <w:rPr>
+          <w:b/>
+        </w:rPr>
+        <w:t>Mean</w:t>
+      </w:r>
+      <w:r>
+        <w:rPr>
+          <w:b w:val="0"/>
+        </w:rPr>
+        <w:t xml:space="preserve"> MAE=(4+2)/2=3 cm; </w:t>
+      </w:r>
+      <w:r>
+        <w:rPr>
+          <w:b/>
+        </w:rPr>
+        <w:t>median</w:t>
+      </w:r>
+      <w:r>
+        <w:rPr>
+          <w:b w:val="0"/>
+        </w:rPr>
+        <w:t xml:space="preserve"> MAE=(1+5)/2=3 cm.</w:t>
+      </w:r>
+    </w:p>
+    <w:p>
+      <w:pPr>
+        <w:spacing w:line="336" w:lineRule="auto" w:after="180"/>
+        <w:shd w:fill="F5F1FB"/>
+      </w:pPr>
+      <w:r>
+        <w:rPr>
+          <w:b w:val="0"/>
+        </w:rPr>
+        <w:t xml:space="preserve">Point to each numbered stage and explain which recorded </w:t>
+      </w:r>
+      <w:r>
+        <w:rPr>
+          <w:b/>
+        </w:rPr>
+        <w:t>input</w:t>
+      </w:r>
+      <w:r>
+        <w:rPr>
+          <w:b w:val="0"/>
+        </w:rPr>
+        <w:t xml:space="preserve"> it uses.</w:t>
+      </w:r>
+    </w:p>
+    <w:p>
+      <w:pPr>
+        <w:pStyle w:val="Heading3"/>
+      </w:pPr>
+      <w:r>
+        <w:t>03. Constant prediction baselines at a glance</w:t>
+      </w:r>
+    </w:p>
+    <w:p>
+      <w:r>
+        <w:drawing>
+          <wp:inline xmlns:a="http://schemas.openxmlformats.org/drawingml/2006/main" xmlns:pic="http://schemas.openxmlformats.org/drawingml/2006/picture">
+            <wp:extent cx="5486400" cy="2834640"/>
+            <wp:docPr id="24" name="Picture 24" descr="Constant prediction baselines at a glance. Training targets | Fit mean 6 | Freeze constant. Training targets | Fit median 5 | Freeze constant. Evaluation targets | Compare fixed predictions | Both MAE 2 here"/>
+            <wp:cNvGraphicFramePr>
+              <a:graphicFrameLocks noChangeAspect="1"/>
+            </wp:cNvGraphicFramePr>
+            <a:graphic>
+              <a:graphicData uri="http://schemas.openxmlformats.org/drawingml/2006/picture">
+                <pic:pic>
+                  <pic:nvPicPr>
+                    <pic:cNvPr id="0" name="academy-story-ai-4-20-03.png"/>
+                    <pic:cNvPicPr/>
+                  </pic:nvPicPr>
+                  <pic:blipFill>
+                    <a:blip r:embed="rId31"/>
+                    <a:stretch>
+                      <a:fillRect/>
+                    </a:stretch>
+                  </pic:blipFill>
+                  <pic:spPr>
+                    <a:xfrm>
+                      <a:off x="0" y="0"/>
+                      <a:ext cx="5486400" cy="2834640"/>
+                    </a:xfrm>
+                    <a:prstGeom prst="rect"/>
+                  </pic:spPr>
+                </pic:pic>
+              </a:graphicData>
+            </a:graphic>
+          </wp:inline>
+        </w:drawing>
+      </w:r>
+    </w:p>
+    <w:p>
+      <w:pPr>
+        <w:spacing w:line="336" w:lineRule="auto" w:after="180"/>
+      </w:pPr>
+      <w:r>
+        <w:rPr>
+          <w:b w:val="0"/>
+        </w:rPr>
+        <w:t xml:space="preserve">Constant </w:t>
+      </w:r>
+      <w:r>
+        <w:rPr>
+          <w:b/>
+        </w:rPr>
+        <w:t>prediction</w:t>
+      </w:r>
+      <w:r>
+        <w:rPr>
+          <w:b w:val="0"/>
+        </w:rPr>
+        <w:t xml:space="preserve"> baselines at a glance. </w:t>
+      </w:r>
+      <w:r>
+        <w:rPr>
+          <w:b/>
+        </w:rPr>
+        <w:t>Training</w:t>
+      </w:r>
+      <w:r>
+        <w:rPr>
+          <w:b w:val="0"/>
+        </w:rPr>
+        <w:t xml:space="preserve"> targets | Fit </w:t>
+      </w:r>
+      <w:r>
+        <w:rPr>
+          <w:b/>
+        </w:rPr>
+        <w:t>mean</w:t>
+      </w:r>
+      <w:r>
+        <w:rPr>
+          <w:b w:val="0"/>
+        </w:rPr>
+        <w:t xml:space="preserve"> 6 | Freeze constant. </w:t>
+      </w:r>
+      <w:r>
+        <w:rPr>
+          <w:b/>
+        </w:rPr>
+        <w:t>Training</w:t>
+      </w:r>
+      <w:r>
+        <w:rPr>
+          <w:b w:val="0"/>
+        </w:rPr>
+        <w:t xml:space="preserve"> targets | Fit </w:t>
+      </w:r>
+      <w:r>
+        <w:rPr>
+          <w:b/>
+        </w:rPr>
+        <w:t>median</w:t>
+      </w:r>
+      <w:r>
+        <w:rPr>
+          <w:b w:val="0"/>
+        </w:rPr>
+        <w:t xml:space="preserve"> 5 | Freeze constant. Evaluation targets | Compare fixed </w:t>
+      </w:r>
+      <w:r>
+        <w:rPr>
+          <w:b/>
+        </w:rPr>
+        <w:t>prediction</w:t>
+      </w:r>
+      <w:r>
+        <w:rPr>
+          <w:b w:val="0"/>
+        </w:rPr>
+        <w:t>s | Both MAE 2 here</w:t>
+      </w:r>
+    </w:p>
+    <w:p>
+      <w:pPr>
+        <w:spacing w:line="336" w:lineRule="auto" w:after="180"/>
+        <w:shd w:fill="F5F1FB"/>
+      </w:pPr>
+      <w:r>
+        <w:rPr>
+          <w:b w:val="0"/>
+        </w:rPr>
+        <w:t>Read the labels and values. Explain the relationship the model shows.</w:t>
+      </w:r>
+    </w:p>
+    <w:p>
+      <w:pPr>
+        <w:pStyle w:val="Heading3"/>
+      </w:pPr>
+      <w:r>
+        <w:t>04. Change one thing. Trace what follows.</w:t>
+      </w:r>
+    </w:p>
+    <w:p>
+      <w:r>
+        <w:drawing>
+          <wp:inline xmlns:a="http://schemas.openxmlformats.org/drawingml/2006/main" xmlns:pic="http://schemas.openxmlformats.org/drawingml/2006/picture">
+            <wp:extent cx="5486400" cy="3026664"/>
+            <wp:docPr id="25" name="Picture 25" descr="Original case: Mean MAE=(4+2)/2=3 cm; median MAE=(1+5)/2=3 cm. Changed condition: Replace training 20 with 8 while keeping evaluation unchanged. Expected result: Both fitted constants become5 cm and both evaluation MAEs remain3 cm. Reason: Mean is now20/4=5; median stays5. The earlier training outlier affected the mean."/>
+            <wp:cNvGraphicFramePr>
+              <a:graphicFrameLocks noChangeAspect="1"/>
+            </wp:cNvGraphicFramePr>
+            <a:graphic>
+              <a:graphicData uri="http://schemas.openxmlformats.org/drawingml/2006/picture">
+                <pic:pic>
+                  <pic:nvPicPr>
+                    <pic:cNvPr id="0" name="academy-story-ai-4-20-04.png"/>
+                    <pic:cNvPicPr/>
+                  </pic:nvPicPr>
+                  <pic:blipFill>
+                    <a:blip r:embed="rId32"/>
+                    <a:stretch>
+                      <a:fillRect/>
+                    </a:stretch>
+                  </pic:blipFill>
+                  <pic:spPr>
+                    <a:xfrm>
+                      <a:off x="0" y="0"/>
+                      <a:ext cx="5486400" cy="3026664"/>
+                    </a:xfrm>
+                    <a:prstGeom prst="rect"/>
+                  </pic:spPr>
+                </pic:pic>
+              </a:graphicData>
+            </a:graphic>
+          </wp:inline>
+        </w:drawing>
+      </w:r>
+    </w:p>
+    <w:p>
+      <w:pPr>
+        <w:spacing w:line="336" w:lineRule="auto" w:after="180"/>
+      </w:pPr>
+      <w:r>
+        <w:rPr>
+          <w:b w:val="0"/>
+        </w:rPr>
+        <w:t xml:space="preserve">Original case: </w:t>
+      </w:r>
+      <w:r>
+        <w:rPr>
+          <w:b/>
+        </w:rPr>
+        <w:t>Mean</w:t>
+      </w:r>
+      <w:r>
+        <w:rPr>
+          <w:b w:val="0"/>
+        </w:rPr>
+        <w:t xml:space="preserve"> MAE=(4+2)/2=3 cm; </w:t>
+      </w:r>
+      <w:r>
+        <w:rPr>
+          <w:b/>
+        </w:rPr>
+        <w:t>median</w:t>
+      </w:r>
+      <w:r>
+        <w:rPr>
+          <w:b w:val="0"/>
+        </w:rPr>
+        <w:t xml:space="preserve"> MAE=(1+5)/2=3 cm. Changed condition: Replace </w:t>
+      </w:r>
+      <w:r>
+        <w:rPr>
+          <w:b/>
+        </w:rPr>
+        <w:t>training</w:t>
+      </w:r>
+      <w:r>
+        <w:rPr>
+          <w:b w:val="0"/>
+        </w:rPr>
+        <w:t xml:space="preserve"> 20 with 8 while keeping evaluation unchanged.</w:t>
+      </w:r>
+    </w:p>
+    <w:p>
+      <w:pPr>
+        <w:spacing w:line="336" w:lineRule="auto" w:after="180"/>
+      </w:pPr>
+      <w:r>
+        <w:rPr>
+          <w:b w:val="0"/>
+        </w:rPr>
+        <w:t xml:space="preserve">Expected result: Both fitted constants become5 cm and both evaluation MAEs remain3 cm. Reason: </w:t>
+      </w:r>
+      <w:r>
+        <w:rPr>
+          <w:b/>
+        </w:rPr>
+        <w:t>Mean</w:t>
+      </w:r>
+      <w:r>
+        <w:rPr>
+          <w:b w:val="0"/>
+        </w:rPr>
+        <w:t xml:space="preserve"> is now20/4=5; </w:t>
+      </w:r>
+      <w:r>
+        <w:rPr>
+          <w:b/>
+        </w:rPr>
+        <w:t>median</w:t>
+      </w:r>
+      <w:r>
+        <w:rPr>
+          <w:b w:val="0"/>
+        </w:rPr>
+        <w:t xml:space="preserve"> stays5. The earlier </w:t>
+      </w:r>
+      <w:r>
+        <w:rPr>
+          <w:b/>
+        </w:rPr>
+        <w:t>training</w:t>
+      </w:r>
+      <w:r>
+        <w:rPr>
+          <w:b w:val="0"/>
+        </w:rPr>
+        <w:t xml:space="preserve"> </w:t>
+      </w:r>
+      <w:r>
+        <w:rPr>
+          <w:b/>
+        </w:rPr>
+        <w:t>outlier</w:t>
+      </w:r>
+      <w:r>
+        <w:rPr>
+          <w:b w:val="0"/>
+        </w:rPr>
+        <w:t xml:space="preserve"> affected the </w:t>
+      </w:r>
+      <w:r>
+        <w:rPr>
+          <w:b/>
+        </w:rPr>
+        <w:t>mean</w:t>
+      </w:r>
+      <w:r>
+        <w:rPr>
+          <w:b w:val="0"/>
+        </w:rPr>
+        <w:t>.</w:t>
+      </w:r>
+    </w:p>
+    <w:p>
+      <w:pPr>
+        <w:spacing w:line="336" w:lineRule="auto" w:after="180"/>
+        <w:shd w:fill="F5F1FB"/>
+      </w:pPr>
+      <w:r>
+        <w:rPr>
+          <w:b w:val="0"/>
+        </w:rPr>
+        <w:t>Predict before checking the worked changed-case result. Name what changed and what the supplied facts allow you to conclude.</w:t>
+      </w:r>
+    </w:p>
+    <w:p>
+      <w:pPr>
+        <w:pStyle w:val="Heading3"/>
+      </w:pPr>
+      <w:r>
+        <w:t>05. Connect the explanation to its limit</w:t>
+      </w:r>
+    </w:p>
+    <w:p>
+      <w:r>
+        <w:drawing>
+          <wp:inline xmlns:a="http://schemas.openxmlformats.org/drawingml/2006/main" xmlns:pic="http://schemas.openxmlformats.org/drawingml/2006/picture">
+            <wp:extent cx="5486400" cy="2834640"/>
+            <wp:docPr id="26" name="Picture 26" descr="Read the picture in order. Mean MAE=(4+2)/2=3 cm; median MAE=(1+5)/2=3 cm. The arrows show which recorded input or intermediate result each decision uses. Explain the deciding step aloud before checking the changed case; pointing to the final answer alone does not show how it follows. Limit: Mean and median have different loss properties, but their held-out performance depends on the particular evaluation cases."/>
+            <wp:cNvGraphicFramePr>
+              <a:graphicFrameLocks noChangeAspect="1"/>
+            </wp:cNvGraphicFramePr>
+            <a:graphic>
+              <a:graphicData uri="http://schemas.openxmlformats.org/drawingml/2006/picture">
+                <pic:pic>
+                  <pic:nvPicPr>
+                    <pic:cNvPr id="0" name="academy-story-ai-4-20-05.png"/>
+                    <pic:cNvPicPr/>
+                  </pic:nvPicPr>
+                  <pic:blipFill>
+                    <a:blip r:embed="rId33"/>
+                    <a:stretch>
+                      <a:fillRect/>
+                    </a:stretch>
+                  </pic:blipFill>
+                  <pic:spPr>
+                    <a:xfrm>
+                      <a:off x="0" y="0"/>
+                      <a:ext cx="5486400" cy="2834640"/>
+                    </a:xfrm>
+                    <a:prstGeom prst="rect"/>
+                  </pic:spPr>
+                </pic:pic>
+              </a:graphicData>
+            </a:graphic>
+          </wp:inline>
+        </w:drawing>
+      </w:r>
+    </w:p>
+    <w:p>
+      <w:pPr>
+        <w:spacing w:line="336" w:lineRule="auto" w:after="180"/>
+      </w:pPr>
+      <w:r>
+        <w:rPr>
+          <w:b w:val="0"/>
+        </w:rPr>
+        <w:t xml:space="preserve">Read the picture in order. </w:t>
+      </w:r>
+      <w:r>
+        <w:rPr>
+          <w:b/>
+        </w:rPr>
+        <w:t>Mean</w:t>
+      </w:r>
+      <w:r>
+        <w:rPr>
+          <w:b w:val="0"/>
+        </w:rPr>
+        <w:t xml:space="preserve"> MAE=(4+2)/2=3 cm; </w:t>
+      </w:r>
+      <w:r>
+        <w:rPr>
+          <w:b/>
+        </w:rPr>
+        <w:t>median</w:t>
+      </w:r>
+      <w:r>
+        <w:rPr>
+          <w:b w:val="0"/>
+        </w:rPr>
+        <w:t xml:space="preserve"> MAE=(1+5)/2=3 cm. The arrows show which recorded </w:t>
+      </w:r>
+      <w:r>
+        <w:rPr>
+          <w:b/>
+        </w:rPr>
+        <w:t>input</w:t>
+      </w:r>
+      <w:r>
+        <w:rPr>
+          <w:b w:val="0"/>
+        </w:rPr>
+        <w:t xml:space="preserve"> or intermediate result each decision uses.</w:t>
+      </w:r>
+    </w:p>
+    <w:p>
+      <w:pPr>
+        <w:spacing w:line="336" w:lineRule="auto" w:after="180"/>
+      </w:pPr>
+      <w:r>
+        <w:rPr>
+          <w:b w:val="0"/>
+        </w:rPr>
+        <w:t>Explain the deciding step aloud before checking the changed case; pointing to the final answer alone does not show how it follows.</w:t>
+      </w:r>
+    </w:p>
+    <w:p>
+      <w:pPr>
+        <w:spacing w:line="336" w:lineRule="auto" w:after="180"/>
+      </w:pPr>
+      <w:r>
+        <w:rPr>
+          <w:b w:val="0"/>
+        </w:rPr>
+        <w:t xml:space="preserve">Limit: </w:t>
+      </w:r>
+      <w:r>
+        <w:rPr>
+          <w:b/>
+        </w:rPr>
+        <w:t>Mean</w:t>
+      </w:r>
+      <w:r>
+        <w:rPr>
+          <w:b w:val="0"/>
+        </w:rPr>
+        <w:t xml:space="preserve"> and </w:t>
+      </w:r>
+      <w:r>
+        <w:rPr>
+          <w:b/>
+        </w:rPr>
+        <w:t>median</w:t>
+      </w:r>
+      <w:r>
+        <w:rPr>
+          <w:b w:val="0"/>
+        </w:rPr>
+        <w:t xml:space="preserve"> have different loss properties, but their held-out performance depends on the particular evaluation cases.</w:t>
+      </w:r>
+    </w:p>
+    <w:p>
+      <w:pPr>
+        <w:spacing w:line="336" w:lineRule="auto" w:after="180"/>
+        <w:shd w:fill="F5F1FB"/>
+      </w:pPr>
+      <w:r>
+        <w:rPr>
+          <w:b w:val="0"/>
+        </w:rPr>
+        <w:t>Explain the case, then point to a limit on the claim.</w:t>
+      </w:r>
+    </w:p>
+    <w:p>
+      <w:pPr>
+        <w:pStyle w:val="Heading3"/>
+      </w:pPr>
+      <w:r>
+        <w:t>06. Make the idea visible in your project</w:t>
+      </w:r>
+    </w:p>
+    <w:p>
+      <w:r>
+        <w:drawing>
+          <wp:inline xmlns:a="http://schemas.openxmlformats.org/drawingml/2006/main" xmlns:pic="http://schemas.openxmlformats.org/drawingml/2006/picture">
+            <wp:extent cx="5486400" cy="3681984"/>
+            <wp:docPr id="27" name="Picture 27" descr="For your Responsible Plant Classifier, save the input, procedure, observed result and limitation of this check. Label this worked example as practice; use a different, previously unreviewed case when checking independent understanding. Draw your input, deciding step, result and limit. Supported question: Does either original baseline win under evaluation MAE? Point to the relevant step in the picture, then write the changed result and the rule or evidence that supports it."/>
+            <wp:cNvGraphicFramePr>
+              <a:graphicFrameLocks noChangeAspect="1"/>
+            </wp:cNvGraphicFramePr>
+            <a:graphic>
+              <a:graphicData uri="http://schemas.openxmlformats.org/drawingml/2006/picture">
+                <pic:pic>
+                  <pic:nvPicPr>
+                    <pic:cNvPr id="0" name="academy-story-ai-4-20-06.png"/>
+                    <pic:cNvPicPr/>
+                  </pic:nvPicPr>
+                  <pic:blipFill>
+                    <a:blip r:embed="rId34"/>
+                    <a:stretch>
+                      <a:fillRect/>
+                    </a:stretch>
+                  </pic:blipFill>
+                  <pic:spPr>
+                    <a:xfrm>
+                      <a:off x="0" y="0"/>
+                      <a:ext cx="5486400" cy="3681984"/>
+                    </a:xfrm>
+                    <a:prstGeom prst="rect"/>
+                  </pic:spPr>
+                </pic:pic>
+              </a:graphicData>
+            </a:graphic>
+          </wp:inline>
+        </w:drawing>
+      </w:r>
+    </w:p>
+    <w:p>
+      <w:pPr>
+        <w:spacing w:line="336" w:lineRule="auto" w:after="180"/>
+      </w:pPr>
+      <w:r>
+        <w:rPr>
+          <w:b w:val="0"/>
+        </w:rPr>
+        <w:t xml:space="preserve">For your Responsible Plant Classifier, save the </w:t>
+      </w:r>
+      <w:r>
+        <w:rPr>
+          <w:b/>
+        </w:rPr>
+        <w:t>input</w:t>
+      </w:r>
+      <w:r>
+        <w:rPr>
+          <w:b w:val="0"/>
+        </w:rPr>
+        <w:t>, procedure, observed result and limitation of this check.</w:t>
+      </w:r>
+    </w:p>
+    <w:p>
+      <w:pPr>
+        <w:spacing w:line="336" w:lineRule="auto" w:after="180"/>
+      </w:pPr>
+      <w:r>
+        <w:rPr>
+          <w:b w:val="0"/>
+        </w:rPr>
+        <w:t xml:space="preserve">Label this worked example as practice; use a different, previously unreviewed case when checking independent understanding. Draw your </w:t>
+      </w:r>
+      <w:r>
+        <w:rPr>
+          <w:b/>
+        </w:rPr>
+        <w:t>input</w:t>
+      </w:r>
+      <w:r>
+        <w:rPr>
+          <w:b w:val="0"/>
+        </w:rPr>
+        <w:t>, deciding step, result and limit.</w:t>
+      </w:r>
+    </w:p>
+    <w:p>
+      <w:pPr>
+        <w:spacing w:line="336" w:lineRule="auto" w:after="180"/>
+      </w:pPr>
+      <w:r>
+        <w:rPr>
+          <w:b w:val="0"/>
+        </w:rPr>
+        <w:t xml:space="preserve">Supported question: Does either original baseline win under evaluation MAE? Point to the relevant step in the picture, then write the changed result and the rule or </w:t>
+      </w:r>
+      <w:r>
+        <w:rPr>
+          <w:b/>
+        </w:rPr>
+        <w:t>evidence</w:t>
+      </w:r>
+      <w:r>
+        <w:rPr>
+          <w:b w:val="0"/>
+        </w:rPr>
+        <w:t xml:space="preserve"> that supports it.</w:t>
+      </w:r>
+    </w:p>
+    <w:p>
+      <w:pPr>
+        <w:spacing w:line="336" w:lineRule="auto" w:after="180"/>
+        <w:shd w:fill="F5F1FB"/>
+      </w:pPr>
+      <w:r>
+        <w:rPr>
+          <w:b w:val="0"/>
+        </w:rPr>
+        <w:t xml:space="preserve">Draw your project trace and justify the deciding step using </w:t>
+      </w:r>
+      <w:r>
+        <w:rPr>
+          <w:b/>
+        </w:rPr>
+        <w:t>evidence</w:t>
+      </w:r>
+      <w:r>
+        <w:rPr>
+          <w:b w:val="0"/>
+        </w:rPr>
+        <w:t>.</w:t>
       </w:r>
     </w:p>
     <w:sectPr>
